--- a/sistema/05-material/ficha-exemplo-kaori.docx
+++ b/sistema/05-material/ficha-exemplo-kaori.docx
@@ -1359,7 +1359,7 @@
                 <w:sz w:val="17"/>
                 <w:szCs w:val="17"/>
               </w:rPr>
-              <w:t xml:space="preserve">Iniciativa</w:t>
+              <w:t xml:space="preserve">Bloquear</w:t>
             </w:r>
           </w:p>
         </w:tc>
@@ -1388,7 +1388,7 @@
                 <w:sz w:val="17"/>
                 <w:szCs w:val="17"/>
               </w:rPr>
-              <w:t xml:space="preserve">d20 + Des</w:t>
+              <w:t xml:space="preserve">2d10 + (Defesa − 11)</w:t>
             </w:r>
           </w:p>
         </w:tc>
@@ -1417,7 +1417,7 @@
                 <w:sz w:val="17"/>
                 <w:szCs w:val="17"/>
               </w:rPr>
-              <w:t xml:space="preserve">d20 + 2</w:t>
+              <w:t xml:space="preserve">2d10 + 2</w:t>
             </w:r>
           </w:p>
         </w:tc>
@@ -1534,7 +1534,7 @@
                 <w:sz w:val="17"/>
                 <w:szCs w:val="17"/>
               </w:rPr>
-              <w:t xml:space="preserve">Deslocamento</w:t>
+              <w:t xml:space="preserve">Iniciativa</w:t>
             </w:r>
           </w:p>
         </w:tc>
@@ -1562,7 +1562,7 @@
                 <w:sz w:val="17"/>
                 <w:szCs w:val="17"/>
               </w:rPr>
-              <w:t xml:space="preserve">—</w:t>
+              <w:t xml:space="preserve">d20 + Des</w:t>
             </w:r>
           </w:p>
         </w:tc>
@@ -1590,7 +1590,7 @@
                 <w:sz w:val="17"/>
                 <w:szCs w:val="17"/>
               </w:rPr>
-              <w:t xml:space="preserve">9 m</w:t>
+              <w:t xml:space="preserve">d20 + 2</w:t>
             </w:r>
           </w:p>
         </w:tc>
@@ -1711,7 +1711,7 @@
                 <w:sz w:val="17"/>
                 <w:szCs w:val="17"/>
               </w:rPr>
-              <w:t xml:space="preserve">Refino</w:t>
+              <w:t xml:space="preserve">Deslocamento</w:t>
             </w:r>
           </w:p>
         </w:tc>
@@ -1769,7 +1769,7 @@
                 <w:sz w:val="17"/>
                 <w:szCs w:val="17"/>
               </w:rPr>
-              <w:t xml:space="preserve">1</w:t>
+              <w:t xml:space="preserve">9 m</w:t>
             </w:r>
           </w:p>
         </w:tc>
@@ -1830,7 +1830,7 @@
                 <w:sz w:val="17"/>
                 <w:szCs w:val="17"/>
               </w:rPr>
-              <w:t xml:space="preserve">10 + 2 + maestria</w:t>
+              <w:t xml:space="preserve">8 + atr. + maestria</w:t>
             </w:r>
           </w:p>
         </w:tc>
@@ -1858,7 +1858,7 @@
                 <w:sz w:val="17"/>
                 <w:szCs w:val="17"/>
               </w:rPr>
-              <w:t xml:space="preserve">13</w:t>
+              <w:t xml:space="preserve">12</w:t>
             </w:r>
           </w:p>
         </w:tc>
@@ -1886,7 +1886,7 @@
                 <w:sz w:val="17"/>
                 <w:szCs w:val="17"/>
               </w:rPr>
-              <w:t xml:space="preserve">Conjuração</w:t>
+              <w:t xml:space="preserve">Refino</w:t>
             </w:r>
           </w:p>
         </w:tc>
@@ -1914,7 +1914,7 @@
                 <w:sz w:val="17"/>
                 <w:szCs w:val="17"/>
               </w:rPr>
-              <w:t xml:space="preserve">d20 + 2 + maestria</w:t>
+              <w:t xml:space="preserve">—</w:t>
             </w:r>
           </w:p>
         </w:tc>
@@ -1942,7 +1942,7 @@
                 <w:sz w:val="17"/>
                 <w:szCs w:val="17"/>
               </w:rPr>
-              <w:t xml:space="preserve">d20 + 3</w:t>
+              <w:t xml:space="preserve">1</w:t>
             </w:r>
           </w:p>
         </w:tc>
@@ -2005,7 +2005,7 @@
                 <w:sz w:val="17"/>
                 <w:szCs w:val="17"/>
               </w:rPr>
-              <w:t xml:space="preserve">d20 + Força</w:t>
+              <w:t xml:space="preserve">d20 + Força + maestria</w:t>
             </w:r>
           </w:p>
         </w:tc>
@@ -2034,7 +2034,7 @@
                 <w:sz w:val="17"/>
                 <w:szCs w:val="17"/>
               </w:rPr>
-              <w:t xml:space="preserve">d20 + 3</w:t>
+              <w:t xml:space="preserve">d20 + 4</w:t>
             </w:r>
           </w:p>
         </w:tc>
@@ -2063,7 +2063,7 @@
                 <w:sz w:val="17"/>
                 <w:szCs w:val="17"/>
               </w:rPr>
-              <w:t xml:space="preserve">À distância</w:t>
+              <w:t xml:space="preserve">Conjuração</w:t>
             </w:r>
           </w:p>
         </w:tc>
@@ -2092,7 +2092,7 @@
                 <w:sz w:val="17"/>
                 <w:szCs w:val="17"/>
               </w:rPr>
-              <w:t xml:space="preserve">d20 + Destreza</w:t>
+              <w:t xml:space="preserve">d20 + atr. + maestria</w:t>
             </w:r>
           </w:p>
         </w:tc>
@@ -2121,7 +2121,150 @@
                 <w:sz w:val="17"/>
                 <w:szCs w:val="17"/>
               </w:rPr>
-              <w:t xml:space="preserve">d20 + 2</w:t>
+              <w:t xml:space="preserve">d20 + 4</w:t>
+            </w:r>
+          </w:p>
+        </w:tc>
+      </w:tr>
+      <w:tr>
+        <w:trPr>
+          <w:cantSplit/>
+        </w:trPr>
+        <w:tc>
+          <w:tcPr>
+            <w:tcW w:type="dxa" w:w="1440"/>
+            <w:tcMar>
+              <w:top w:type="dxa" w:w="26"/>
+              <w:left w:type="dxa" w:w="90"/>
+              <w:bottom w:type="dxa" w:w="26"/>
+              <w:right w:type="dxa" w:w="90"/>
+            </w:tcMar>
+            <w:vAlign w:val="center"/>
+          </w:tcPr>
+          <w:p>
+            <w:pPr>
+              <w:spacing w:after="18" w:before="18" w:line="215"/>
+              <w:jc w:val="left"/>
+            </w:pPr>
+          </w:p>
+        </w:tc>
+        <w:tc>
+          <w:tcPr>
+            <w:tcW w:type="dxa" w:w="2112"/>
+            <w:tcMar>
+              <w:top w:type="dxa" w:w="26"/>
+              <w:left w:type="dxa" w:w="90"/>
+              <w:bottom w:type="dxa" w:w="26"/>
+              <w:right w:type="dxa" w:w="90"/>
+            </w:tcMar>
+            <w:vAlign w:val="center"/>
+          </w:tcPr>
+          <w:p>
+            <w:pPr>
+              <w:spacing w:after="18" w:before="18" w:line="215"/>
+              <w:jc w:val="left"/>
+            </w:pPr>
+          </w:p>
+        </w:tc>
+        <w:tc>
+          <w:tcPr>
+            <w:tcW w:type="dxa" w:w="1056"/>
+            <w:tcMar>
+              <w:top w:type="dxa" w:w="26"/>
+              <w:left w:type="dxa" w:w="90"/>
+              <w:bottom w:type="dxa" w:w="26"/>
+              <w:right w:type="dxa" w:w="90"/>
+            </w:tcMar>
+            <w:vAlign w:val="center"/>
+          </w:tcPr>
+          <w:p>
+            <w:pPr>
+              <w:spacing w:after="18" w:before="18" w:line="215"/>
+              <w:jc w:val="center"/>
+            </w:pPr>
+          </w:p>
+        </w:tc>
+        <w:tc>
+          <w:tcPr>
+            <w:tcW w:type="dxa" w:w="1440"/>
+            <w:tcMar>
+              <w:top w:type="dxa" w:w="26"/>
+              <w:left w:type="dxa" w:w="90"/>
+              <w:bottom w:type="dxa" w:w="26"/>
+              <w:right w:type="dxa" w:w="90"/>
+            </w:tcMar>
+            <w:vAlign w:val="center"/>
+          </w:tcPr>
+          <w:p>
+            <w:pPr>
+              <w:spacing w:after="18" w:before="18" w:line="215"/>
+              <w:jc w:val="left"/>
+            </w:pPr>
+            <w:r>
+              <w:rPr>
+                <w:b/>
+                <w:bCs/>
+                <w:color w:val="1A1A1A"/>
+                <w:sz w:val="17"/>
+                <w:szCs w:val="17"/>
+              </w:rPr>
+              <w:t xml:space="preserve">À distância</w:t>
+            </w:r>
+          </w:p>
+        </w:tc>
+        <w:tc>
+          <w:tcPr>
+            <w:tcW w:type="dxa" w:w="2112"/>
+            <w:tcMar>
+              <w:top w:type="dxa" w:w="26"/>
+              <w:left w:type="dxa" w:w="90"/>
+              <w:bottom w:type="dxa" w:w="26"/>
+              <w:right w:type="dxa" w:w="90"/>
+            </w:tcMar>
+            <w:vAlign w:val="center"/>
+          </w:tcPr>
+          <w:p>
+            <w:pPr>
+              <w:spacing w:after="18" w:before="18" w:line="215"/>
+              <w:jc w:val="left"/>
+            </w:pPr>
+            <w:r>
+              <w:rPr>
+                <w:b w:val="false"/>
+                <w:bCs w:val="false"/>
+                <w:color w:val="1A1A1A"/>
+                <w:sz w:val="17"/>
+                <w:szCs w:val="17"/>
+              </w:rPr>
+              <w:t xml:space="preserve">d20 + Des + maestria</w:t>
+            </w:r>
+          </w:p>
+        </w:tc>
+        <w:tc>
+          <w:tcPr>
+            <w:tcW w:type="dxa" w:w="1440"/>
+            <w:tcMar>
+              <w:top w:type="dxa" w:w="26"/>
+              <w:left w:type="dxa" w:w="90"/>
+              <w:bottom w:type="dxa" w:w="26"/>
+              <w:right w:type="dxa" w:w="90"/>
+            </w:tcMar>
+            <w:vAlign w:val="center"/>
+          </w:tcPr>
+          <w:p>
+            <w:pPr>
+              <w:spacing w:after="18" w:before="18" w:line="215"/>
+              <w:jc w:val="center"/>
+            </w:pPr>
+            <w:r>
+              <w:rPr>
+                <w:b w:val="false"/>
+                <w:bCs w:val="false"/>
+                <w:color w:val="1A1A1A"/>
+                <w:sz w:val="17"/>
+                <w:szCs w:val="17"/>
+              </w:rPr>
+              <w:t xml:space="preserve">d20 + 3</w:t>
             </w:r>
           </w:p>
         </w:tc>
@@ -4212,7 +4355,7 @@
                 <w:sz w:val="17"/>
                 <w:szCs w:val="17"/>
               </w:rPr>
-              <w:t xml:space="preserve">OFÍCIOS — 10, E VOCÊ TREINA 3 (OU 2)</w:t>
+              <w:t xml:space="preserve">OFÍCIOS — 11, E VOCÊ TREINA 3 (OU 2)</w:t>
             </w:r>
           </w:p>
         </w:tc>
@@ -4319,7 +4462,7 @@
                 <w:sz w:val="17"/>
                 <w:szCs w:val="17"/>
               </w:rPr>
-              <w:t xml:space="preserve">☐  Instrumento</w:t>
+              <w:t xml:space="preserve">☐  Culinária</w:t>
             </w:r>
           </w:p>
         </w:tc>
@@ -4411,7 +4554,7 @@
                 <w:sz w:val="17"/>
                 <w:szCs w:val="17"/>
               </w:rPr>
-              <w:t xml:space="preserve">☐  Jogatina</w:t>
+              <w:t xml:space="preserve">☐  Instrumento</w:t>
             </w:r>
           </w:p>
         </w:tc>
@@ -4492,6 +4635,16 @@
               <w:spacing w:after="18" w:before="18" w:line="215"/>
               <w:jc w:val="left"/>
             </w:pPr>
+            <w:r>
+              <w:rPr>
+                <w:b w:val="false"/>
+                <w:bCs w:val="false"/>
+                <w:color w:val="1A1A1A"/>
+                <w:sz w:val="17"/>
+                <w:szCs w:val="17"/>
+              </w:rPr>
+              <w:t xml:space="preserve">☐  Jogatina</w:t>
+            </w:r>
           </w:p>
         </w:tc>
       </w:tr>
@@ -4553,7 +4706,7 @@
                 <w:sz w:val="17"/>
                 <w:szCs w:val="17"/>
               </w:rPr>
-              <w:t xml:space="preserve">☐  Culinária</w:t>
+              <w:t xml:space="preserve">☐  Alfaiate</w:t>
             </w:r>
           </w:p>
         </w:tc>
@@ -4769,6 +4922,132 @@
           <w:szCs w:val="14"/>
         </w:rPr>
         <w:t xml:space="preserve">, o que evolui é o que você consegue fazer com ela. A Regra é lida por outra pessoa antes de entrar em jogo — quem escreveu sabe o que quis dizer; quem vai arbitrar, não.</w:t>
+      </w:r>
+    </w:p>
+    <w:tbl>
+      <w:tblPr>
+        <w:tblW w:type="dxa" w:w="9600"/>
+        <w:tblBorders>
+          <w:top w:val="nil"/>
+          <w:left w:val="nil"/>
+          <w:bottom w:val="nil"/>
+          <w:right w:val="nil"/>
+          <w:insideH w:val="nil"/>
+          <w:insideV w:val="nil"/>
+        </w:tblBorders>
+      </w:tblPr>
+      <w:tblGrid>
+        <w:gridCol w:w="9600"/>
+      </w:tblGrid>
+      <w:tr>
+        <w:trPr>
+          <w:cantSplit/>
+        </w:trPr>
+        <w:tc>
+          <w:tcPr>
+            <w:tcW w:type="dxa" w:w="9600"/>
+            <w:tcBorders>
+              <w:top w:val="nil"/>
+              <w:left w:val="single" w:color="741B47" w:sz="12"/>
+              <w:bottom w:val="nil"/>
+              <w:right w:val="nil"/>
+            </w:tcBorders>
+            <w:shd w:fill="FCFBFC" w:color="auto" w:val="clear"/>
+            <w:tcMar>
+              <w:top w:type="dxa" w:w="70"/>
+              <w:left w:type="dxa" w:w="150"/>
+              <w:bottom w:type="dxa" w:w="70"/>
+              <w:right w:type="dxa" w:w="150"/>
+            </w:tcMar>
+          </w:tcPr>
+          <w:p>
+            <w:pPr>
+              <w:spacing w:after="60" w:before="20"/>
+            </w:pPr>
+            <w:r>
+              <w:rPr>
+                <w:b/>
+                <w:bCs/>
+                <w:color w:val="6B6B6B"/>
+                <w:spacing w:val="30"/>
+                <w:sz w:val="13"/>
+                <w:szCs w:val="13"/>
+              </w:rPr>
+              <w:t xml:space="preserve">O ATRIBUTO DA TÉCNICA — UM DOS CINCO, ESCOLHIDO NA CRIAÇÃO E TRAVADO</w:t>
+            </w:r>
+          </w:p>
+          <w:p>
+            <w:pPr>
+              <w:spacing w:after="60" w:line="260"/>
+            </w:pPr>
+            <w:r>
+              <w:rPr>
+                <w:sz w:val="19"/>
+                <w:szCs w:val="19"/>
+              </w:rPr>
+              <w:t xml:space="preserve">Força</w:t>
+            </w:r>
+          </w:p>
+        </w:tc>
+      </w:tr>
+    </w:tbl>
+    <w:p>
+      <w:pPr>
+        <w:spacing w:after="96" w:before="36"/>
+      </w:pPr>
+      <w:r>
+        <w:rPr>
+          <w:i/>
+          <w:iCs/>
+          <w:color w:val="6B6B6B"/>
+          <w:sz w:val="14"/>
+          <w:szCs w:val="14"/>
+        </w:rPr>
+        <w:t xml:space="preserve">É ele que entra no </w:t>
+      </w:r>
+      <w:r>
+        <w:rPr>
+          <w:b/>
+          <w:bCs/>
+          <w:i/>
+          <w:iCs/>
+          <w:color w:val="6B6B6B"/>
+          <w:sz w:val="14"/>
+          <w:szCs w:val="14"/>
+        </w:rPr>
+        <w:t xml:space="preserve">ataque de conjuração</w:t>
+      </w:r>
+      <w:r>
+        <w:rPr>
+          <w:i/>
+          <w:iCs/>
+          <w:color w:val="6B6B6B"/>
+          <w:sz w:val="14"/>
+          <w:szCs w:val="14"/>
+        </w:rPr>
+        <w:t xml:space="preserve"> e na </w:t>
+      </w:r>
+      <w:r>
+        <w:rPr>
+          <w:b/>
+          <w:bCs/>
+          <w:i/>
+          <w:iCs/>
+          <w:color w:val="6B6B6B"/>
+          <w:sz w:val="14"/>
+          <w:szCs w:val="14"/>
+        </w:rPr>
+        <w:t xml:space="preserve">CD dos seus feitiços</w:t>
+      </w:r>
+      <w:r>
+        <w:rPr>
+          <w:i/>
+          <w:iCs/>
+          <w:color w:val="6B6B6B"/>
+          <w:sz w:val="14"/>
+          <w:szCs w:val="14"/>
+        </w:rPr>
+        <w:t xml:space="preserve">, na página 1. Se ele ficar para trás, a sua técnica fica junto.</w:t>
       </w:r>
     </w:p>
     <w:tbl>
@@ -8188,7 +8467,7 @@
                 <w:sz w:val="13"/>
                 <w:szCs w:val="13"/>
               </w:rPr>
-              <w:t xml:space="preserve">O LEGADO — UM SÓ, NA CRIAÇÃO. O SISTEMA NUNCA CONCEDE OUTRO</w:t>
+              <w:t xml:space="preserve">O LEGADO DESTRANCA — OBRIGATÓRIO, ZERO NO DADO, E É QUEM VOCÊ É</w:t>
             </w:r>
           </w:p>
           <w:p>
@@ -8201,6 +8480,73 @@
                 <w:szCs w:val="19"/>
               </w:rPr>
               <w:t xml:space="preserve">O Sobrenome — ela consegue audiência em qualquer lugar do meio jujutsu. Ser bem recebida é outra história.</w:t>
+            </w:r>
+          </w:p>
+        </w:tc>
+      </w:tr>
+    </w:tbl>
+    <w:tbl>
+      <w:tblPr>
+        <w:tblW w:type="dxa" w:w="9600"/>
+        <w:tblBorders>
+          <w:top w:val="nil"/>
+          <w:left w:val="nil"/>
+          <w:bottom w:val="nil"/>
+          <w:right w:val="nil"/>
+          <w:insideH w:val="nil"/>
+          <w:insideV w:val="nil"/>
+        </w:tblBorders>
+      </w:tblPr>
+      <w:tblGrid>
+        <w:gridCol w:w="9600"/>
+      </w:tblGrid>
+      <w:tr>
+        <w:trPr>
+          <w:cantSplit/>
+        </w:trPr>
+        <w:tc>
+          <w:tcPr>
+            <w:tcW w:type="dxa" w:w="9600"/>
+            <w:tcBorders>
+              <w:top w:val="nil"/>
+              <w:left w:val="single" w:color="741B47" w:sz="12"/>
+              <w:bottom w:val="nil"/>
+              <w:right w:val="nil"/>
+            </w:tcBorders>
+            <w:shd w:fill="FCFBFC" w:color="auto" w:val="clear"/>
+            <w:tcMar>
+              <w:top w:type="dxa" w:w="70"/>
+              <w:left w:type="dxa" w:w="150"/>
+              <w:bottom w:type="dxa" w:w="70"/>
+              <w:right w:type="dxa" w:w="150"/>
+            </w:tcMar>
+          </w:tcPr>
+          <w:p>
+            <w:pPr>
+              <w:spacing w:after="60" w:before="20"/>
+            </w:pPr>
+            <w:r>
+              <w:rPr>
+                <w:b/>
+                <w:bCs/>
+                <w:color w:val="6B6B6B"/>
+                <w:spacing w:val="30"/>
+                <w:sz w:val="13"/>
+                <w:szCs w:val="13"/>
+              </w:rPr>
+              <w:t xml:space="preserve">O SEGUNDO LEGADO — DE QUALQUER LISTA DA SUA ORIGEM</w:t>
+            </w:r>
+          </w:p>
+          <w:p>
+            <w:pPr>
+              <w:spacing w:after="60" w:line="260"/>
+            </w:pPr>
+            <w:r>
+              <w:rPr>
+                <w:sz w:val="19"/>
+                <w:szCs w:val="19"/>
+              </w:rPr>
+              <w:t xml:space="preserve">Biblioteca — uma vez por cena, refaz um teste de História ou Ocultismo. A casa tinha os livros, e ela foi obrigada a ler.</w:t>
             </w:r>
           </w:p>
         </w:tc>
@@ -8493,7 +8839,71 @@
           <w:sz w:val="14"/>
           <w:szCs w:val="14"/>
         </w:rPr>
-        <w:t xml:space="preserve"> a regra de Pactos ainda não foi escrita. Até lá, pacto na criação só entra com aprovação do mestre e com o preço escrito aqui — uma frase, verificável, simétrica, sem dano direto, com limite.</w:t>
+        <w:t xml:space="preserve"> pacto entre personagens ainda não tem regra, e </w:t>
+      </w:r>
+      <w:r>
+        <w:rPr>
+          <w:b/>
+          <w:bCs/>
+          <w:i/>
+          <w:iCs/>
+          <w:color w:val="6B6B6B"/>
+          <w:sz w:val="14"/>
+          <w:szCs w:val="14"/>
+        </w:rPr>
+        <w:t xml:space="preserve">na criação ele não entra</w:t>
+      </w:r>
+      <w:r>
+        <w:rPr>
+          <w:i/>
+          <w:iCs/>
+          <w:color w:val="6B6B6B"/>
+          <w:sz w:val="14"/>
+          <w:szCs w:val="14"/>
+        </w:rPr>
+        <w:t xml:space="preserve"> — quem quiser começar com um usa a </w:t>
+      </w:r>
+      <w:r>
+        <w:rPr>
+          <w:rFonts w:ascii="Consolas" w:cs="Consolas" w:eastAsia="Consolas" w:hAnsi="Consolas"/>
+          <w:i/>
+          <w:iCs/>
+          <w:color w:val="6B6B6B"/>
+          <w:sz w:val="14"/>
+          <w:szCs w:val="14"/>
+        </w:rPr>
+        <w:t xml:space="preserve">Regra Própria</w:t>
+      </w:r>
+      <w:r>
+        <w:rPr>
+          <w:i/>
+          <w:iCs/>
+          <w:color w:val="6B6B6B"/>
+          <w:sz w:val="14"/>
+          <w:szCs w:val="14"/>
+        </w:rPr>
+        <w:t xml:space="preserve"> do manual ou um </w:t>
+      </w:r>
+      <w:r>
+        <w:rPr>
+          <w:rFonts w:ascii="Consolas" w:cs="Consolas" w:eastAsia="Consolas" w:hAnsi="Consolas"/>
+          <w:i/>
+          <w:iCs/>
+          <w:color w:val="6B6B6B"/>
+          <w:sz w:val="14"/>
+          <w:szCs w:val="14"/>
+        </w:rPr>
+        <w:t xml:space="preserve">Legado</w:t>
+      </w:r>
+      <w:r>
+        <w:rPr>
+          <w:i/>
+          <w:iCs/>
+          <w:color w:val="6B6B6B"/>
+          <w:sz w:val="14"/>
+          <w:szCs w:val="14"/>
+        </w:rPr>
+        <w:t xml:space="preserve">, que é onde essa ficção já mora.</w:t>
       </w:r>
     </w:p>
     <w:tbl>

--- a/sistema/05-material/ficha-exemplo-kaori.docx
+++ b/sistema/05-material/ficha-exemplo-kaori.docx
@@ -1478,7 +1478,7 @@
                 <w:sz w:val="17"/>
                 <w:szCs w:val="17"/>
               </w:rPr>
-              <w:t xml:space="preserve">20 + 8 × (nível − 1)</w:t>
+              <w:t xml:space="preserve">25 + Essência</w:t>
             </w:r>
           </w:p>
         </w:tc>
@@ -1506,7 +1506,7 @@
                 <w:sz w:val="17"/>
                 <w:szCs w:val="17"/>
               </w:rPr>
-              <w:t xml:space="preserve">28</w:t>
+              <w:t xml:space="preserve">26</w:t>
             </w:r>
           </w:p>
         </w:tc>

--- a/sistema/05-material/ficha-exemplo-kaori.docx
+++ b/sistema/05-material/ficha-exemplo-kaori.docx
@@ -492,7 +492,7 @@
           <w:sz w:val="14"/>
           <w:szCs w:val="14"/>
         </w:rPr>
-        <w:t xml:space="preserve">Toda ficha nasce no nível 2 e Grau 4 — a patente é eixo social e sobe por feito, não por XP. O nível 2 sobe com 100 XP, que é uma missão padrão.</w:t>
+        <w:t xml:space="preserve">Toda ficha nasce no nível 2 e Grau 4 — a patente é eixo social e sobe por feito, não por XP. O nível 2 sobe com 200 XP, que são duas missões padrão.</w:t>
       </w:r>
     </w:p>
     <w:tbl>

--- a/sistema/05-material/ficha-exemplo-kaori.docx
+++ b/sistema/05-material/ficha-exemplo-kaori.docx
@@ -11,7 +11,7 @@
           <w:rFonts w:ascii="Georgia" w:cs="Georgia" w:eastAsia="Georgia" w:hAnsi="Georgia"/>
           <w:b/>
           <w:bCs/>
-          <w:color w:val="6B6B6B"/>
+          <w:color w:val="847B86"/>
           <w:spacing w:val="90"/>
           <w:sz w:val="16"/>
           <w:szCs w:val="16"/>
@@ -22,7 +22,7 @@
     <w:p>
       <w:pPr>
         <w:pBdr>
-          <w:bottom w:val="single" w:color="741B47" w:sz="12" w:space="4"/>
+          <w:bottom w:val="single" w:color="BC2A6E" w:sz="12" w:space="4"/>
         </w:pBdr>
         <w:spacing w:after="40"/>
       </w:pPr>
@@ -31,7 +31,7 @@
           <w:rFonts w:ascii="Georgia" w:cs="Georgia" w:eastAsia="Georgia" w:hAnsi="Georgia"/>
           <w:b/>
           <w:bCs/>
-          <w:color w:val="4E1230"/>
+          <w:color w:val="2B1B2E"/>
           <w:sz w:val="34"/>
           <w:szCs w:val="34"/>
         </w:rPr>
@@ -70,10 +70,10 @@
             <w:tcBorders>
               <w:top w:val="nil"/>
               <w:left w:val="nil"/>
-              <w:bottom w:val="single" w:color="9A9A9A" w:sz="6"/>
+              <w:bottom w:val="single" w:color="9A6F87" w:sz="6"/>
               <w:right w:val="nil"/>
             </w:tcBorders>
-            <w:shd w:fill="FCFBFC" w:color="auto" w:val="clear"/>
+            <w:shd w:fill="FDF0F6" w:color="auto" w:val="clear"/>
             <w:tcMar>
               <w:top w:type="dxa" w:w="42"/>
               <w:left w:type="dxa" w:w="120"/>
@@ -90,7 +90,7 @@
               <w:rPr>
                 <w:b/>
                 <w:bCs/>
-                <w:color w:val="6B6B6B"/>
+                <w:color w:val="847B86"/>
                 <w:spacing w:val="30"/>
                 <w:sz w:val="13"/>
                 <w:szCs w:val="13"/>
@@ -104,7 +104,7 @@
             </w:pPr>
             <w:r>
               <w:rPr>
-                <w:color w:val="1A1A1A"/>
+                <w:color w:val="251727"/>
                 <w:sz w:val="20"/>
                 <w:szCs w:val="20"/>
               </w:rPr>
@@ -118,10 +118,10 @@
             <w:tcBorders>
               <w:top w:val="nil"/>
               <w:left w:val="nil"/>
-              <w:bottom w:val="single" w:color="9A9A9A" w:sz="6"/>
+              <w:bottom w:val="single" w:color="9A6F87" w:sz="6"/>
               <w:right w:val="nil"/>
             </w:tcBorders>
-            <w:shd w:fill="FCFBFC" w:color="auto" w:val="clear"/>
+            <w:shd w:fill="FDF0F6" w:color="auto" w:val="clear"/>
             <w:tcMar>
               <w:top w:type="dxa" w:w="42"/>
               <w:left w:type="dxa" w:w="120"/>
@@ -138,7 +138,7 @@
               <w:rPr>
                 <w:b/>
                 <w:bCs/>
-                <w:color w:val="6B6B6B"/>
+                <w:color w:val="847B86"/>
                 <w:spacing w:val="30"/>
                 <w:sz w:val="13"/>
                 <w:szCs w:val="13"/>
@@ -152,7 +152,7 @@
             </w:pPr>
             <w:r>
               <w:rPr>
-                <w:color w:val="1A1A1A"/>
+                <w:color w:val="251727"/>
                 <w:sz w:val="20"/>
                 <w:szCs w:val="20"/>
               </w:rPr>
@@ -166,10 +166,10 @@
             <w:tcBorders>
               <w:top w:val="nil"/>
               <w:left w:val="nil"/>
-              <w:bottom w:val="single" w:color="9A9A9A" w:sz="6"/>
+              <w:bottom w:val="single" w:color="9A6F87" w:sz="6"/>
               <w:right w:val="nil"/>
             </w:tcBorders>
-            <w:shd w:fill="FCFBFC" w:color="auto" w:val="clear"/>
+            <w:shd w:fill="FDF0F6" w:color="auto" w:val="clear"/>
             <w:tcMar>
               <w:top w:type="dxa" w:w="42"/>
               <w:left w:type="dxa" w:w="120"/>
@@ -186,7 +186,7 @@
               <w:rPr>
                 <w:b/>
                 <w:bCs/>
-                <w:color w:val="6B6B6B"/>
+                <w:color w:val="847B86"/>
                 <w:spacing w:val="30"/>
                 <w:sz w:val="13"/>
                 <w:szCs w:val="13"/>
@@ -200,7 +200,7 @@
             </w:pPr>
             <w:r>
               <w:rPr>
-                <w:color w:val="1A1A1A"/>
+                <w:color w:val="251727"/>
                 <w:sz w:val="20"/>
                 <w:szCs w:val="20"/>
               </w:rPr>
@@ -244,10 +244,10 @@
             <w:tcBorders>
               <w:top w:val="nil"/>
               <w:left w:val="nil"/>
-              <w:bottom w:val="single" w:color="9A9A9A" w:sz="6"/>
+              <w:bottom w:val="single" w:color="9A6F87" w:sz="6"/>
               <w:right w:val="nil"/>
             </w:tcBorders>
-            <w:shd w:fill="FCFBFC" w:color="auto" w:val="clear"/>
+            <w:shd w:fill="FDF0F6" w:color="auto" w:val="clear"/>
             <w:tcMar>
               <w:top w:type="dxa" w:w="42"/>
               <w:left w:type="dxa" w:w="120"/>
@@ -264,7 +264,7 @@
               <w:rPr>
                 <w:b/>
                 <w:bCs/>
-                <w:color w:val="6B6B6B"/>
+                <w:color w:val="847B86"/>
                 <w:spacing w:val="30"/>
                 <w:sz w:val="13"/>
                 <w:szCs w:val="13"/>
@@ -278,7 +278,7 @@
             </w:pPr>
             <w:r>
               <w:rPr>
-                <w:color w:val="1A1A1A"/>
+                <w:color w:val="251727"/>
                 <w:sz w:val="20"/>
                 <w:szCs w:val="20"/>
               </w:rPr>
@@ -292,10 +292,10 @@
             <w:tcBorders>
               <w:top w:val="nil"/>
               <w:left w:val="nil"/>
-              <w:bottom w:val="single" w:color="9A9A9A" w:sz="6"/>
+              <w:bottom w:val="single" w:color="9A6F87" w:sz="6"/>
               <w:right w:val="nil"/>
             </w:tcBorders>
-            <w:shd w:fill="FCFBFC" w:color="auto" w:val="clear"/>
+            <w:shd w:fill="FDF0F6" w:color="auto" w:val="clear"/>
             <w:tcMar>
               <w:top w:type="dxa" w:w="42"/>
               <w:left w:type="dxa" w:w="120"/>
@@ -312,7 +312,7 @@
               <w:rPr>
                 <w:b/>
                 <w:bCs/>
-                <w:color w:val="6B6B6B"/>
+                <w:color w:val="847B86"/>
                 <w:spacing w:val="30"/>
                 <w:sz w:val="13"/>
                 <w:szCs w:val="13"/>
@@ -326,7 +326,7 @@
             </w:pPr>
             <w:r>
               <w:rPr>
-                <w:color w:val="1A1A1A"/>
+                <w:color w:val="251727"/>
                 <w:sz w:val="20"/>
                 <w:szCs w:val="20"/>
               </w:rPr>
@@ -340,10 +340,10 @@
             <w:tcBorders>
               <w:top w:val="nil"/>
               <w:left w:val="nil"/>
-              <w:bottom w:val="single" w:color="9A9A9A" w:sz="6"/>
+              <w:bottom w:val="single" w:color="9A6F87" w:sz="6"/>
               <w:right w:val="nil"/>
             </w:tcBorders>
-            <w:shd w:fill="FCFBFC" w:color="auto" w:val="clear"/>
+            <w:shd w:fill="FDF0F6" w:color="auto" w:val="clear"/>
             <w:tcMar>
               <w:top w:type="dxa" w:w="42"/>
               <w:left w:type="dxa" w:w="120"/>
@@ -360,7 +360,7 @@
               <w:rPr>
                 <w:b/>
                 <w:bCs/>
-                <w:color w:val="6B6B6B"/>
+                <w:color w:val="847B86"/>
                 <w:spacing w:val="30"/>
                 <w:sz w:val="13"/>
                 <w:szCs w:val="13"/>
@@ -374,7 +374,7 @@
             </w:pPr>
             <w:r>
               <w:rPr>
-                <w:color w:val="1A1A1A"/>
+                <w:color w:val="251727"/>
                 <w:sz w:val="20"/>
                 <w:szCs w:val="20"/>
               </w:rPr>
@@ -388,10 +388,10 @@
             <w:tcBorders>
               <w:top w:val="nil"/>
               <w:left w:val="nil"/>
-              <w:bottom w:val="single" w:color="9A9A9A" w:sz="6"/>
+              <w:bottom w:val="single" w:color="9A6F87" w:sz="6"/>
               <w:right w:val="nil"/>
             </w:tcBorders>
-            <w:shd w:fill="FCFBFC" w:color="auto" w:val="clear"/>
+            <w:shd w:fill="FDF0F6" w:color="auto" w:val="clear"/>
             <w:tcMar>
               <w:top w:type="dxa" w:w="42"/>
               <w:left w:type="dxa" w:w="120"/>
@@ -408,7 +408,7 @@
               <w:rPr>
                 <w:b/>
                 <w:bCs/>
-                <w:color w:val="6B6B6B"/>
+                <w:color w:val="847B86"/>
                 <w:spacing w:val="30"/>
                 <w:sz w:val="13"/>
                 <w:szCs w:val="13"/>
@@ -422,7 +422,7 @@
             </w:pPr>
             <w:r>
               <w:rPr>
-                <w:color w:val="1A1A1A"/>
+                <w:color w:val="251727"/>
                 <w:sz w:val="20"/>
                 <w:szCs w:val="20"/>
               </w:rPr>
@@ -436,10 +436,10 @@
             <w:tcBorders>
               <w:top w:val="nil"/>
               <w:left w:val="nil"/>
-              <w:bottom w:val="single" w:color="9A9A9A" w:sz="6"/>
+              <w:bottom w:val="single" w:color="9A6F87" w:sz="6"/>
               <w:right w:val="nil"/>
             </w:tcBorders>
-            <w:shd w:fill="FCFBFC" w:color="auto" w:val="clear"/>
+            <w:shd w:fill="FDF0F6" w:color="auto" w:val="clear"/>
             <w:tcMar>
               <w:top w:type="dxa" w:w="42"/>
               <w:left w:type="dxa" w:w="120"/>
@@ -456,7 +456,7 @@
               <w:rPr>
                 <w:b/>
                 <w:bCs/>
-                <w:color w:val="6B6B6B"/>
+                <w:color w:val="847B86"/>
                 <w:spacing w:val="30"/>
                 <w:sz w:val="13"/>
                 <w:szCs w:val="13"/>
@@ -470,7 +470,7 @@
             </w:pPr>
             <w:r>
               <w:rPr>
-                <w:color w:val="1A1A1A"/>
+                <w:color w:val="251727"/>
                 <w:sz w:val="20"/>
                 <w:szCs w:val="20"/>
               </w:rPr>
@@ -488,7 +488,7 @@
         <w:rPr>
           <w:i/>
           <w:iCs/>
-          <w:color w:val="6B6B6B"/>
+          <w:color w:val="847B86"/>
           <w:sz w:val="14"/>
           <w:szCs w:val="14"/>
         </w:rPr>
@@ -517,7 +517,7 @@
         <w:tc>
           <w:tcPr>
             <w:tcW w:type="dxa" w:w="9600"/>
-            <w:shd w:fill="4E1230" w:color="auto" w:val="clear"/>
+            <w:shd w:fill="2B1B2E" w:color="auto" w:val="clear"/>
             <w:tcMar>
               <w:top w:type="dxa" w:w="50"/>
               <w:left w:type="dxa" w:w="150"/>
@@ -577,7 +577,7 @@
               <w:bottom w:val="nil"/>
               <w:right w:val="single" w:color="FFFFFF" w:sz="4"/>
             </w:tcBorders>
-            <w:shd w:fill="F1E9EE" w:color="auto" w:val="clear"/>
+            <w:shd w:fill="F7E5EE" w:color="auto" w:val="clear"/>
             <w:tcMar>
               <w:top w:type="dxa" w:w="60"/>
               <w:left w:type="dxa" w:w="60"/>
@@ -594,7 +594,7 @@
               <w:rPr>
                 <w:b/>
                 <w:bCs/>
-                <w:color w:val="4E1230"/>
+                <w:color w:val="2B1B2E"/>
                 <w:sz w:val="14"/>
                 <w:szCs w:val="14"/>
               </w:rPr>
@@ -611,7 +611,7 @@
                 <w:rFonts w:ascii="Georgia" w:cs="Georgia" w:eastAsia="Georgia" w:hAnsi="Georgia"/>
                 <w:b/>
                 <w:bCs/>
-                <w:color w:val="741B47"/>
+                <w:color w:val="BC2A6E"/>
                 <w:sz w:val="40"/>
                 <w:szCs w:val="40"/>
               </w:rPr>
@@ -628,7 +628,7 @@
               <w:bottom w:val="nil"/>
               <w:right w:val="single" w:color="FFFFFF" w:sz="4"/>
             </w:tcBorders>
-            <w:shd w:fill="F1E9EE" w:color="auto" w:val="clear"/>
+            <w:shd w:fill="F7E5EE" w:color="auto" w:val="clear"/>
             <w:tcMar>
               <w:top w:type="dxa" w:w="60"/>
               <w:left w:type="dxa" w:w="60"/>
@@ -645,7 +645,7 @@
               <w:rPr>
                 <w:b/>
                 <w:bCs/>
-                <w:color w:val="4E1230"/>
+                <w:color w:val="2B1B2E"/>
                 <w:sz w:val="14"/>
                 <w:szCs w:val="14"/>
               </w:rPr>
@@ -662,7 +662,7 @@
                 <w:rFonts w:ascii="Georgia" w:cs="Georgia" w:eastAsia="Georgia" w:hAnsi="Georgia"/>
                 <w:b/>
                 <w:bCs/>
-                <w:color w:val="741B47"/>
+                <w:color w:val="BC2A6E"/>
                 <w:sz w:val="40"/>
                 <w:szCs w:val="40"/>
               </w:rPr>
@@ -679,7 +679,7 @@
               <w:bottom w:val="nil"/>
               <w:right w:val="single" w:color="FFFFFF" w:sz="4"/>
             </w:tcBorders>
-            <w:shd w:fill="F1E9EE" w:color="auto" w:val="clear"/>
+            <w:shd w:fill="F7E5EE" w:color="auto" w:val="clear"/>
             <w:tcMar>
               <w:top w:type="dxa" w:w="60"/>
               <w:left w:type="dxa" w:w="60"/>
@@ -696,7 +696,7 @@
               <w:rPr>
                 <w:b/>
                 <w:bCs/>
-                <w:color w:val="4E1230"/>
+                <w:color w:val="2B1B2E"/>
                 <w:sz w:val="14"/>
                 <w:szCs w:val="14"/>
               </w:rPr>
@@ -713,7 +713,7 @@
                 <w:rFonts w:ascii="Georgia" w:cs="Georgia" w:eastAsia="Georgia" w:hAnsi="Georgia"/>
                 <w:b/>
                 <w:bCs/>
-                <w:color w:val="741B47"/>
+                <w:color w:val="BC2A6E"/>
                 <w:sz w:val="40"/>
                 <w:szCs w:val="40"/>
               </w:rPr>
@@ -730,7 +730,7 @@
               <w:bottom w:val="nil"/>
               <w:right w:val="single" w:color="FFFFFF" w:sz="4"/>
             </w:tcBorders>
-            <w:shd w:fill="F1E9EE" w:color="auto" w:val="clear"/>
+            <w:shd w:fill="F7E5EE" w:color="auto" w:val="clear"/>
             <w:tcMar>
               <w:top w:type="dxa" w:w="60"/>
               <w:left w:type="dxa" w:w="60"/>
@@ -747,7 +747,7 @@
               <w:rPr>
                 <w:b/>
                 <w:bCs/>
-                <w:color w:val="4E1230"/>
+                <w:color w:val="2B1B2E"/>
                 <w:sz w:val="14"/>
                 <w:szCs w:val="14"/>
               </w:rPr>
@@ -764,7 +764,7 @@
                 <w:rFonts w:ascii="Georgia" w:cs="Georgia" w:eastAsia="Georgia" w:hAnsi="Georgia"/>
                 <w:b/>
                 <w:bCs/>
-                <w:color w:val="741B47"/>
+                <w:color w:val="BC2A6E"/>
                 <w:sz w:val="40"/>
                 <w:szCs w:val="40"/>
               </w:rPr>
@@ -781,7 +781,7 @@
               <w:bottom w:val="nil"/>
               <w:right w:val="single" w:color="FFFFFF" w:sz="4"/>
             </w:tcBorders>
-            <w:shd w:fill="F1E9EE" w:color="auto" w:val="clear"/>
+            <w:shd w:fill="F7E5EE" w:color="auto" w:val="clear"/>
             <w:tcMar>
               <w:top w:type="dxa" w:w="60"/>
               <w:left w:type="dxa" w:w="60"/>
@@ -798,7 +798,7 @@
               <w:rPr>
                 <w:b/>
                 <w:bCs/>
-                <w:color w:val="4E1230"/>
+                <w:color w:val="2B1B2E"/>
                 <w:sz w:val="14"/>
                 <w:szCs w:val="14"/>
               </w:rPr>
@@ -815,7 +815,7 @@
                 <w:rFonts w:ascii="Georgia" w:cs="Georgia" w:eastAsia="Georgia" w:hAnsi="Georgia"/>
                 <w:b/>
                 <w:bCs/>
-                <w:color w:val="741B47"/>
+                <w:color w:val="BC2A6E"/>
                 <w:sz w:val="40"/>
                 <w:szCs w:val="40"/>
               </w:rPr>
@@ -833,7 +833,7 @@
         <w:rPr>
           <w:i/>
           <w:iCs/>
-          <w:color w:val="6B6B6B"/>
+          <w:color w:val="847B86"/>
           <w:sz w:val="14"/>
           <w:szCs w:val="14"/>
         </w:rPr>
@@ -862,7 +862,7 @@
         <w:tc>
           <w:tcPr>
             <w:tcW w:type="dxa" w:w="9600"/>
-            <w:shd w:fill="4E1230" w:color="auto" w:val="clear"/>
+            <w:shd w:fill="2B1B2E" w:color="auto" w:val="clear"/>
             <w:tcMar>
               <w:top w:type="dxa" w:w="50"/>
               <w:left w:type="dxa" w:w="150"/>
@@ -894,12 +894,12 @@
       <w:tblPr>
         <w:tblW w:type="dxa" w:w="9600"/>
         <w:tblBorders>
-          <w:top w:val="single" w:color="C8C8C8" w:sz="4"/>
-          <w:left w:val="single" w:color="C8C8C8" w:sz="4"/>
-          <w:bottom w:val="single" w:color="C8C8C8" w:sz="4"/>
-          <w:right w:val="single" w:color="C8C8C8" w:sz="4"/>
-          <w:insideH w:val="single" w:color="C8C8C8" w:sz="2"/>
-          <w:insideV w:val="single" w:color="C8C8C8" w:sz="2"/>
+          <w:top w:val="single" w:color="F8C7DC" w:sz="4"/>
+          <w:left w:val="single" w:color="F8C7DC" w:sz="4"/>
+          <w:bottom w:val="single" w:color="F8C7DC" w:sz="4"/>
+          <w:right w:val="single" w:color="F8C7DC" w:sz="4"/>
+          <w:insideH w:val="single" w:color="F8C7DC" w:sz="2"/>
+          <w:insideV w:val="single" w:color="F8C7DC" w:sz="2"/>
         </w:tblBorders>
       </w:tblPr>
       <w:tblGrid>
@@ -918,7 +918,7 @@
         <w:tc>
           <w:tcPr>
             <w:tcW w:type="dxa" w:w="1440"/>
-            <w:shd w:fill="4E1230" w:color="auto" w:val="clear"/>
+            <w:shd w:fill="2B1B2E" w:color="auto" w:val="clear"/>
             <w:tcMar>
               <w:top w:type="dxa" w:w="26"/>
               <w:left w:type="dxa" w:w="90"/>
@@ -937,7 +937,7 @@
         <w:tc>
           <w:tcPr>
             <w:tcW w:type="dxa" w:w="2112"/>
-            <w:shd w:fill="4E1230" w:color="auto" w:val="clear"/>
+            <w:shd w:fill="2B1B2E" w:color="auto" w:val="clear"/>
             <w:tcMar>
               <w:top w:type="dxa" w:w="26"/>
               <w:left w:type="dxa" w:w="90"/>
@@ -966,7 +966,7 @@
         <w:tc>
           <w:tcPr>
             <w:tcW w:type="dxa" w:w="1056"/>
-            <w:shd w:fill="4E1230" w:color="auto" w:val="clear"/>
+            <w:shd w:fill="2B1B2E" w:color="auto" w:val="clear"/>
             <w:tcMar>
               <w:top w:type="dxa" w:w="26"/>
               <w:left w:type="dxa" w:w="90"/>
@@ -995,7 +995,7 @@
         <w:tc>
           <w:tcPr>
             <w:tcW w:type="dxa" w:w="1440"/>
-            <w:shd w:fill="4E1230" w:color="auto" w:val="clear"/>
+            <w:shd w:fill="2B1B2E" w:color="auto" w:val="clear"/>
             <w:tcMar>
               <w:top w:type="dxa" w:w="26"/>
               <w:left w:type="dxa" w:w="90"/>
@@ -1014,7 +1014,7 @@
         <w:tc>
           <w:tcPr>
             <w:tcW w:type="dxa" w:w="2112"/>
-            <w:shd w:fill="4E1230" w:color="auto" w:val="clear"/>
+            <w:shd w:fill="2B1B2E" w:color="auto" w:val="clear"/>
             <w:tcMar>
               <w:top w:type="dxa" w:w="26"/>
               <w:left w:type="dxa" w:w="90"/>
@@ -1043,7 +1043,7 @@
         <w:tc>
           <w:tcPr>
             <w:tcW w:type="dxa" w:w="1440"/>
-            <w:shd w:fill="4E1230" w:color="auto" w:val="clear"/>
+            <w:shd w:fill="2B1B2E" w:color="auto" w:val="clear"/>
             <w:tcMar>
               <w:top w:type="dxa" w:w="26"/>
               <w:left w:type="dxa" w:w="90"/>
@@ -1094,7 +1094,7 @@
               <w:rPr>
                 <w:b/>
                 <w:bCs/>
-                <w:color w:val="1A1A1A"/>
+                <w:color w:val="251727"/>
                 <w:sz w:val="17"/>
                 <w:szCs w:val="17"/>
               </w:rPr>
@@ -1122,7 +1122,7 @@
               <w:rPr>
                 <w:b w:val="false"/>
                 <w:bCs w:val="false"/>
-                <w:color w:val="1A1A1A"/>
+                <w:color w:val="251727"/>
                 <w:sz w:val="17"/>
                 <w:szCs w:val="17"/>
               </w:rPr>
@@ -1150,7 +1150,7 @@
               <w:rPr>
                 <w:b w:val="false"/>
                 <w:bCs w:val="false"/>
-                <w:color w:val="1A1A1A"/>
+                <w:color w:val="251727"/>
                 <w:sz w:val="17"/>
                 <w:szCs w:val="17"/>
               </w:rPr>
@@ -1178,7 +1178,7 @@
               <w:rPr>
                 <w:b/>
                 <w:bCs/>
-                <w:color w:val="1A1A1A"/>
+                <w:color w:val="251727"/>
                 <w:sz w:val="17"/>
                 <w:szCs w:val="17"/>
               </w:rPr>
@@ -1206,7 +1206,7 @@
               <w:rPr>
                 <w:b w:val="false"/>
                 <w:bCs w:val="false"/>
-                <w:color w:val="1A1A1A"/>
+                <w:color w:val="251727"/>
                 <w:sz w:val="17"/>
                 <w:szCs w:val="17"/>
               </w:rPr>
@@ -1234,7 +1234,7 @@
               <w:rPr>
                 <w:b w:val="false"/>
                 <w:bCs w:val="false"/>
-                <w:color w:val="1A1A1A"/>
+                <w:color w:val="251727"/>
                 <w:sz w:val="17"/>
                 <w:szCs w:val="17"/>
               </w:rPr>
@@ -1250,25 +1250,25 @@
         <w:tc>
           <w:tcPr>
             <w:tcW w:type="dxa" w:w="1440"/>
-            <w:shd w:fill="F7F4F6" w:color="auto" w:val="clear"/>
-            <w:tcMar>
-              <w:top w:type="dxa" w:w="26"/>
-              <w:left w:type="dxa" w:w="90"/>
-              <w:bottom w:type="dxa" w:w="26"/>
-              <w:right w:type="dxa" w:w="90"/>
-            </w:tcMar>
-            <w:vAlign w:val="center"/>
-          </w:tcPr>
-          <w:p>
-            <w:pPr>
-              <w:spacing w:after="18" w:before="18" w:line="215"/>
-              <w:jc w:val="left"/>
-            </w:pPr>
-            <w:r>
-              <w:rPr>
-                <w:b/>
-                <w:bCs/>
-                <w:color w:val="1A1A1A"/>
+            <w:shd w:fill="FADDEA" w:color="auto" w:val="clear"/>
+            <w:tcMar>
+              <w:top w:type="dxa" w:w="26"/>
+              <w:left w:type="dxa" w:w="90"/>
+              <w:bottom w:type="dxa" w:w="26"/>
+              <w:right w:type="dxa" w:w="90"/>
+            </w:tcMar>
+            <w:vAlign w:val="center"/>
+          </w:tcPr>
+          <w:p>
+            <w:pPr>
+              <w:spacing w:after="18" w:before="18" w:line="215"/>
+              <w:jc w:val="left"/>
+            </w:pPr>
+            <w:r>
+              <w:rPr>
+                <w:b/>
+                <w:bCs/>
+                <w:color w:val="251727"/>
                 <w:sz w:val="17"/>
                 <w:szCs w:val="17"/>
               </w:rPr>
@@ -1279,7 +1279,7 @@
         <w:tc>
           <w:tcPr>
             <w:tcW w:type="dxa" w:w="2112"/>
-            <w:shd w:fill="F7F4F6" w:color="auto" w:val="clear"/>
+            <w:shd w:fill="FADDEA" w:color="auto" w:val="clear"/>
             <w:tcMar>
               <w:top w:type="dxa" w:w="26"/>
               <w:left w:type="dxa" w:w="90"/>
@@ -1297,7 +1297,7 @@
               <w:rPr>
                 <w:b w:val="false"/>
                 <w:bCs w:val="false"/>
-                <w:color w:val="1A1A1A"/>
+                <w:color w:val="251727"/>
                 <w:sz w:val="17"/>
                 <w:szCs w:val="17"/>
               </w:rPr>
@@ -1308,7 +1308,7 @@
         <w:tc>
           <w:tcPr>
             <w:tcW w:type="dxa" w:w="1056"/>
-            <w:shd w:fill="F7F4F6" w:color="auto" w:val="clear"/>
+            <w:shd w:fill="FADDEA" w:color="auto" w:val="clear"/>
             <w:tcMar>
               <w:top w:type="dxa" w:w="26"/>
               <w:left w:type="dxa" w:w="90"/>
@@ -1326,7 +1326,7 @@
               <w:rPr>
                 <w:b w:val="false"/>
                 <w:bCs w:val="false"/>
-                <w:color w:val="1A1A1A"/>
+                <w:color w:val="251727"/>
                 <w:sz w:val="17"/>
                 <w:szCs w:val="17"/>
               </w:rPr>
@@ -1337,25 +1337,25 @@
         <w:tc>
           <w:tcPr>
             <w:tcW w:type="dxa" w:w="1440"/>
-            <w:shd w:fill="F7F4F6" w:color="auto" w:val="clear"/>
-            <w:tcMar>
-              <w:top w:type="dxa" w:w="26"/>
-              <w:left w:type="dxa" w:w="90"/>
-              <w:bottom w:type="dxa" w:w="26"/>
-              <w:right w:type="dxa" w:w="90"/>
-            </w:tcMar>
-            <w:vAlign w:val="center"/>
-          </w:tcPr>
-          <w:p>
-            <w:pPr>
-              <w:spacing w:after="18" w:before="18" w:line="215"/>
-              <w:jc w:val="left"/>
-            </w:pPr>
-            <w:r>
-              <w:rPr>
-                <w:b/>
-                <w:bCs/>
-                <w:color w:val="1A1A1A"/>
+            <w:shd w:fill="FADDEA" w:color="auto" w:val="clear"/>
+            <w:tcMar>
+              <w:top w:type="dxa" w:w="26"/>
+              <w:left w:type="dxa" w:w="90"/>
+              <w:bottom w:type="dxa" w:w="26"/>
+              <w:right w:type="dxa" w:w="90"/>
+            </w:tcMar>
+            <w:vAlign w:val="center"/>
+          </w:tcPr>
+          <w:p>
+            <w:pPr>
+              <w:spacing w:after="18" w:before="18" w:line="215"/>
+              <w:jc w:val="left"/>
+            </w:pPr>
+            <w:r>
+              <w:rPr>
+                <w:b/>
+                <w:bCs/>
+                <w:color w:val="251727"/>
                 <w:sz w:val="17"/>
                 <w:szCs w:val="17"/>
               </w:rPr>
@@ -1366,7 +1366,7 @@
         <w:tc>
           <w:tcPr>
             <w:tcW w:type="dxa" w:w="2112"/>
-            <w:shd w:fill="F7F4F6" w:color="auto" w:val="clear"/>
+            <w:shd w:fill="FADDEA" w:color="auto" w:val="clear"/>
             <w:tcMar>
               <w:top w:type="dxa" w:w="26"/>
               <w:left w:type="dxa" w:w="90"/>
@@ -1384,7 +1384,7 @@
               <w:rPr>
                 <w:b w:val="false"/>
                 <w:bCs w:val="false"/>
-                <w:color w:val="1A1A1A"/>
+                <w:color w:val="251727"/>
                 <w:sz w:val="17"/>
                 <w:szCs w:val="17"/>
               </w:rPr>
@@ -1395,7 +1395,7 @@
         <w:tc>
           <w:tcPr>
             <w:tcW w:type="dxa" w:w="1440"/>
-            <w:shd w:fill="F7F4F6" w:color="auto" w:val="clear"/>
+            <w:shd w:fill="FADDEA" w:color="auto" w:val="clear"/>
             <w:tcMar>
               <w:top w:type="dxa" w:w="26"/>
               <w:left w:type="dxa" w:w="90"/>
@@ -1413,7 +1413,7 @@
               <w:rPr>
                 <w:b w:val="false"/>
                 <w:bCs w:val="false"/>
-                <w:color w:val="1A1A1A"/>
+                <w:color w:val="251727"/>
                 <w:sz w:val="17"/>
                 <w:szCs w:val="17"/>
               </w:rPr>
@@ -1446,7 +1446,7 @@
               <w:rPr>
                 <w:b/>
                 <w:bCs/>
-                <w:color w:val="1A1A1A"/>
+                <w:color w:val="251727"/>
                 <w:sz w:val="17"/>
                 <w:szCs w:val="17"/>
               </w:rPr>
@@ -1474,7 +1474,7 @@
               <w:rPr>
                 <w:b w:val="false"/>
                 <w:bCs w:val="false"/>
-                <w:color w:val="1A1A1A"/>
+                <w:color w:val="251727"/>
                 <w:sz w:val="17"/>
                 <w:szCs w:val="17"/>
               </w:rPr>
@@ -1502,7 +1502,7 @@
               <w:rPr>
                 <w:b w:val="false"/>
                 <w:bCs w:val="false"/>
-                <w:color w:val="1A1A1A"/>
+                <w:color w:val="251727"/>
                 <w:sz w:val="17"/>
                 <w:szCs w:val="17"/>
               </w:rPr>
@@ -1530,7 +1530,7 @@
               <w:rPr>
                 <w:b/>
                 <w:bCs/>
-                <w:color w:val="1A1A1A"/>
+                <w:color w:val="251727"/>
                 <w:sz w:val="17"/>
                 <w:szCs w:val="17"/>
               </w:rPr>
@@ -1558,7 +1558,7 @@
               <w:rPr>
                 <w:b w:val="false"/>
                 <w:bCs w:val="false"/>
-                <w:color w:val="1A1A1A"/>
+                <w:color w:val="251727"/>
                 <w:sz w:val="17"/>
                 <w:szCs w:val="17"/>
               </w:rPr>
@@ -1586,7 +1586,7 @@
               <w:rPr>
                 <w:b w:val="false"/>
                 <w:bCs w:val="false"/>
-                <w:color w:val="1A1A1A"/>
+                <w:color w:val="251727"/>
                 <w:sz w:val="17"/>
                 <w:szCs w:val="17"/>
               </w:rPr>
@@ -1602,25 +1602,25 @@
         <w:tc>
           <w:tcPr>
             <w:tcW w:type="dxa" w:w="1440"/>
-            <w:shd w:fill="F7F4F6" w:color="auto" w:val="clear"/>
-            <w:tcMar>
-              <w:top w:type="dxa" w:w="26"/>
-              <w:left w:type="dxa" w:w="90"/>
-              <w:bottom w:type="dxa" w:w="26"/>
-              <w:right w:type="dxa" w:w="90"/>
-            </w:tcMar>
-            <w:vAlign w:val="center"/>
-          </w:tcPr>
-          <w:p>
-            <w:pPr>
-              <w:spacing w:after="18" w:before="18" w:line="215"/>
-              <w:jc w:val="left"/>
-            </w:pPr>
-            <w:r>
-              <w:rPr>
-                <w:b/>
-                <w:bCs/>
-                <w:color w:val="1A1A1A"/>
+            <w:shd w:fill="FADDEA" w:color="auto" w:val="clear"/>
+            <w:tcMar>
+              <w:top w:type="dxa" w:w="26"/>
+              <w:left w:type="dxa" w:w="90"/>
+              <w:bottom w:type="dxa" w:w="26"/>
+              <w:right w:type="dxa" w:w="90"/>
+            </w:tcMar>
+            <w:vAlign w:val="center"/>
+          </w:tcPr>
+          <w:p>
+            <w:pPr>
+              <w:spacing w:after="18" w:before="18" w:line="215"/>
+              <w:jc w:val="left"/>
+            </w:pPr>
+            <w:r>
+              <w:rPr>
+                <w:b/>
+                <w:bCs/>
+                <w:color w:val="251727"/>
                 <w:sz w:val="17"/>
                 <w:szCs w:val="17"/>
               </w:rPr>
@@ -1631,7 +1631,7 @@
         <w:tc>
           <w:tcPr>
             <w:tcW w:type="dxa" w:w="2112"/>
-            <w:shd w:fill="F7F4F6" w:color="auto" w:val="clear"/>
+            <w:shd w:fill="FADDEA" w:color="auto" w:val="clear"/>
             <w:tcMar>
               <w:top w:type="dxa" w:w="26"/>
               <w:left w:type="dxa" w:w="90"/>
@@ -1649,7 +1649,7 @@
               <w:rPr>
                 <w:b w:val="false"/>
                 <w:bCs w:val="false"/>
-                <w:color w:val="1A1A1A"/>
+                <w:color w:val="251727"/>
                 <w:sz w:val="17"/>
                 <w:szCs w:val="17"/>
               </w:rPr>
@@ -1660,7 +1660,7 @@
         <w:tc>
           <w:tcPr>
             <w:tcW w:type="dxa" w:w="1056"/>
-            <w:shd w:fill="F7F4F6" w:color="auto" w:val="clear"/>
+            <w:shd w:fill="FADDEA" w:color="auto" w:val="clear"/>
             <w:tcMar>
               <w:top w:type="dxa" w:w="26"/>
               <w:left w:type="dxa" w:w="90"/>
@@ -1678,7 +1678,7 @@
               <w:rPr>
                 <w:b w:val="false"/>
                 <w:bCs w:val="false"/>
-                <w:color w:val="1A1A1A"/>
+                <w:color w:val="251727"/>
                 <w:sz w:val="17"/>
                 <w:szCs w:val="17"/>
               </w:rPr>
@@ -1689,25 +1689,25 @@
         <w:tc>
           <w:tcPr>
             <w:tcW w:type="dxa" w:w="1440"/>
-            <w:shd w:fill="F7F4F6" w:color="auto" w:val="clear"/>
-            <w:tcMar>
-              <w:top w:type="dxa" w:w="26"/>
-              <w:left w:type="dxa" w:w="90"/>
-              <w:bottom w:type="dxa" w:w="26"/>
-              <w:right w:type="dxa" w:w="90"/>
-            </w:tcMar>
-            <w:vAlign w:val="center"/>
-          </w:tcPr>
-          <w:p>
-            <w:pPr>
-              <w:spacing w:after="18" w:before="18" w:line="215"/>
-              <w:jc w:val="left"/>
-            </w:pPr>
-            <w:r>
-              <w:rPr>
-                <w:b/>
-                <w:bCs/>
-                <w:color w:val="1A1A1A"/>
+            <w:shd w:fill="FADDEA" w:color="auto" w:val="clear"/>
+            <w:tcMar>
+              <w:top w:type="dxa" w:w="26"/>
+              <w:left w:type="dxa" w:w="90"/>
+              <w:bottom w:type="dxa" w:w="26"/>
+              <w:right w:type="dxa" w:w="90"/>
+            </w:tcMar>
+            <w:vAlign w:val="center"/>
+          </w:tcPr>
+          <w:p>
+            <w:pPr>
+              <w:spacing w:after="18" w:before="18" w:line="215"/>
+              <w:jc w:val="left"/>
+            </w:pPr>
+            <w:r>
+              <w:rPr>
+                <w:b/>
+                <w:bCs/>
+                <w:color w:val="251727"/>
                 <w:sz w:val="17"/>
                 <w:szCs w:val="17"/>
               </w:rPr>
@@ -1718,7 +1718,7 @@
         <w:tc>
           <w:tcPr>
             <w:tcW w:type="dxa" w:w="2112"/>
-            <w:shd w:fill="F7F4F6" w:color="auto" w:val="clear"/>
+            <w:shd w:fill="FADDEA" w:color="auto" w:val="clear"/>
             <w:tcMar>
               <w:top w:type="dxa" w:w="26"/>
               <w:left w:type="dxa" w:w="90"/>
@@ -1736,7 +1736,7 @@
               <w:rPr>
                 <w:b w:val="false"/>
                 <w:bCs w:val="false"/>
-                <w:color w:val="1A1A1A"/>
+                <w:color w:val="251727"/>
                 <w:sz w:val="17"/>
                 <w:szCs w:val="17"/>
               </w:rPr>
@@ -1747,7 +1747,7 @@
         <w:tc>
           <w:tcPr>
             <w:tcW w:type="dxa" w:w="1440"/>
-            <w:shd w:fill="F7F4F6" w:color="auto" w:val="clear"/>
+            <w:shd w:fill="FADDEA" w:color="auto" w:val="clear"/>
             <w:tcMar>
               <w:top w:type="dxa" w:w="26"/>
               <w:left w:type="dxa" w:w="90"/>
@@ -1765,7 +1765,7 @@
               <w:rPr>
                 <w:b w:val="false"/>
                 <w:bCs w:val="false"/>
-                <w:color w:val="1A1A1A"/>
+                <w:color w:val="251727"/>
                 <w:sz w:val="17"/>
                 <w:szCs w:val="17"/>
               </w:rPr>
@@ -1798,7 +1798,7 @@
               <w:rPr>
                 <w:b/>
                 <w:bCs/>
-                <w:color w:val="1A1A1A"/>
+                <w:color w:val="251727"/>
                 <w:sz w:val="17"/>
                 <w:szCs w:val="17"/>
               </w:rPr>
@@ -1826,7 +1826,7 @@
               <w:rPr>
                 <w:b w:val="false"/>
                 <w:bCs w:val="false"/>
-                <w:color w:val="1A1A1A"/>
+                <w:color w:val="251727"/>
                 <w:sz w:val="17"/>
                 <w:szCs w:val="17"/>
               </w:rPr>
@@ -1854,7 +1854,7 @@
               <w:rPr>
                 <w:b w:val="false"/>
                 <w:bCs w:val="false"/>
-                <w:color w:val="1A1A1A"/>
+                <w:color w:val="251727"/>
                 <w:sz w:val="17"/>
                 <w:szCs w:val="17"/>
               </w:rPr>
@@ -1882,7 +1882,7 @@
               <w:rPr>
                 <w:b/>
                 <w:bCs/>
-                <w:color w:val="1A1A1A"/>
+                <w:color w:val="251727"/>
                 <w:sz w:val="17"/>
                 <w:szCs w:val="17"/>
               </w:rPr>
@@ -1910,7 +1910,7 @@
               <w:rPr>
                 <w:b w:val="false"/>
                 <w:bCs w:val="false"/>
-                <w:color w:val="1A1A1A"/>
+                <w:color w:val="251727"/>
                 <w:sz w:val="17"/>
                 <w:szCs w:val="17"/>
               </w:rPr>
@@ -1938,7 +1938,7 @@
               <w:rPr>
                 <w:b w:val="false"/>
                 <w:bCs w:val="false"/>
-                <w:color w:val="1A1A1A"/>
+                <w:color w:val="251727"/>
                 <w:sz w:val="17"/>
                 <w:szCs w:val="17"/>
               </w:rPr>
@@ -1954,25 +1954,25 @@
         <w:tc>
           <w:tcPr>
             <w:tcW w:type="dxa" w:w="1440"/>
-            <w:shd w:fill="F7F4F6" w:color="auto" w:val="clear"/>
-            <w:tcMar>
-              <w:top w:type="dxa" w:w="26"/>
-              <w:left w:type="dxa" w:w="90"/>
-              <w:bottom w:type="dxa" w:w="26"/>
-              <w:right w:type="dxa" w:w="90"/>
-            </w:tcMar>
-            <w:vAlign w:val="center"/>
-          </w:tcPr>
-          <w:p>
-            <w:pPr>
-              <w:spacing w:after="18" w:before="18" w:line="215"/>
-              <w:jc w:val="left"/>
-            </w:pPr>
-            <w:r>
-              <w:rPr>
-                <w:b/>
-                <w:bCs/>
-                <w:color w:val="1A1A1A"/>
+            <w:shd w:fill="FADDEA" w:color="auto" w:val="clear"/>
+            <w:tcMar>
+              <w:top w:type="dxa" w:w="26"/>
+              <w:left w:type="dxa" w:w="90"/>
+              <w:bottom w:type="dxa" w:w="26"/>
+              <w:right w:type="dxa" w:w="90"/>
+            </w:tcMar>
+            <w:vAlign w:val="center"/>
+          </w:tcPr>
+          <w:p>
+            <w:pPr>
+              <w:spacing w:after="18" w:before="18" w:line="215"/>
+              <w:jc w:val="left"/>
+            </w:pPr>
+            <w:r>
+              <w:rPr>
+                <w:b/>
+                <w:bCs/>
+                <w:color w:val="251727"/>
                 <w:sz w:val="17"/>
                 <w:szCs w:val="17"/>
               </w:rPr>
@@ -1983,7 +1983,7 @@
         <w:tc>
           <w:tcPr>
             <w:tcW w:type="dxa" w:w="2112"/>
-            <w:shd w:fill="F7F4F6" w:color="auto" w:val="clear"/>
+            <w:shd w:fill="FADDEA" w:color="auto" w:val="clear"/>
             <w:tcMar>
               <w:top w:type="dxa" w:w="26"/>
               <w:left w:type="dxa" w:w="90"/>
@@ -2001,7 +2001,7 @@
               <w:rPr>
                 <w:b w:val="false"/>
                 <w:bCs w:val="false"/>
-                <w:color w:val="1A1A1A"/>
+                <w:color w:val="251727"/>
                 <w:sz w:val="17"/>
                 <w:szCs w:val="17"/>
               </w:rPr>
@@ -2012,7 +2012,7 @@
         <w:tc>
           <w:tcPr>
             <w:tcW w:type="dxa" w:w="1056"/>
-            <w:shd w:fill="F7F4F6" w:color="auto" w:val="clear"/>
+            <w:shd w:fill="FADDEA" w:color="auto" w:val="clear"/>
             <w:tcMar>
               <w:top w:type="dxa" w:w="26"/>
               <w:left w:type="dxa" w:w="90"/>
@@ -2030,7 +2030,7 @@
               <w:rPr>
                 <w:b w:val="false"/>
                 <w:bCs w:val="false"/>
-                <w:color w:val="1A1A1A"/>
+                <w:color w:val="251727"/>
                 <w:sz w:val="17"/>
                 <w:szCs w:val="17"/>
               </w:rPr>
@@ -2041,25 +2041,25 @@
         <w:tc>
           <w:tcPr>
             <w:tcW w:type="dxa" w:w="1440"/>
-            <w:shd w:fill="F7F4F6" w:color="auto" w:val="clear"/>
-            <w:tcMar>
-              <w:top w:type="dxa" w:w="26"/>
-              <w:left w:type="dxa" w:w="90"/>
-              <w:bottom w:type="dxa" w:w="26"/>
-              <w:right w:type="dxa" w:w="90"/>
-            </w:tcMar>
-            <w:vAlign w:val="center"/>
-          </w:tcPr>
-          <w:p>
-            <w:pPr>
-              <w:spacing w:after="18" w:before="18" w:line="215"/>
-              <w:jc w:val="left"/>
-            </w:pPr>
-            <w:r>
-              <w:rPr>
-                <w:b/>
-                <w:bCs/>
-                <w:color w:val="1A1A1A"/>
+            <w:shd w:fill="FADDEA" w:color="auto" w:val="clear"/>
+            <w:tcMar>
+              <w:top w:type="dxa" w:w="26"/>
+              <w:left w:type="dxa" w:w="90"/>
+              <w:bottom w:type="dxa" w:w="26"/>
+              <w:right w:type="dxa" w:w="90"/>
+            </w:tcMar>
+            <w:vAlign w:val="center"/>
+          </w:tcPr>
+          <w:p>
+            <w:pPr>
+              <w:spacing w:after="18" w:before="18" w:line="215"/>
+              <w:jc w:val="left"/>
+            </w:pPr>
+            <w:r>
+              <w:rPr>
+                <w:b/>
+                <w:bCs/>
+                <w:color w:val="251727"/>
                 <w:sz w:val="17"/>
                 <w:szCs w:val="17"/>
               </w:rPr>
@@ -2070,7 +2070,7 @@
         <w:tc>
           <w:tcPr>
             <w:tcW w:type="dxa" w:w="2112"/>
-            <w:shd w:fill="F7F4F6" w:color="auto" w:val="clear"/>
+            <w:shd w:fill="FADDEA" w:color="auto" w:val="clear"/>
             <w:tcMar>
               <w:top w:type="dxa" w:w="26"/>
               <w:left w:type="dxa" w:w="90"/>
@@ -2088,7 +2088,7 @@
               <w:rPr>
                 <w:b w:val="false"/>
                 <w:bCs w:val="false"/>
-                <w:color w:val="1A1A1A"/>
+                <w:color w:val="251727"/>
                 <w:sz w:val="17"/>
                 <w:szCs w:val="17"/>
               </w:rPr>
@@ -2099,7 +2099,7 @@
         <w:tc>
           <w:tcPr>
             <w:tcW w:type="dxa" w:w="1440"/>
-            <w:shd w:fill="F7F4F6" w:color="auto" w:val="clear"/>
+            <w:shd w:fill="FADDEA" w:color="auto" w:val="clear"/>
             <w:tcMar>
               <w:top w:type="dxa" w:w="26"/>
               <w:left w:type="dxa" w:w="90"/>
@@ -2117,7 +2117,7 @@
               <w:rPr>
                 <w:b w:val="false"/>
                 <w:bCs w:val="false"/>
-                <w:color w:val="1A1A1A"/>
+                <w:color w:val="251727"/>
                 <w:sz w:val="17"/>
                 <w:szCs w:val="17"/>
               </w:rPr>
@@ -2204,7 +2204,7 @@
               <w:rPr>
                 <w:b/>
                 <w:bCs/>
-                <w:color w:val="1A1A1A"/>
+                <w:color w:val="251727"/>
                 <w:sz w:val="17"/>
                 <w:szCs w:val="17"/>
               </w:rPr>
@@ -2232,7 +2232,7 @@
               <w:rPr>
                 <w:b w:val="false"/>
                 <w:bCs w:val="false"/>
-                <w:color w:val="1A1A1A"/>
+                <w:color w:val="251727"/>
                 <w:sz w:val="17"/>
                 <w:szCs w:val="17"/>
               </w:rPr>
@@ -2260,7 +2260,7 @@
               <w:rPr>
                 <w:b w:val="false"/>
                 <w:bCs w:val="false"/>
-                <w:color w:val="1A1A1A"/>
+                <w:color w:val="251727"/>
                 <w:sz w:val="17"/>
                 <w:szCs w:val="17"/>
               </w:rPr>
@@ -2278,7 +2278,7 @@
         <w:rPr>
           <w:i/>
           <w:iCs/>
-          <w:color w:val="6B6B6B"/>
+          <w:color w:val="847B86"/>
           <w:sz w:val="14"/>
           <w:szCs w:val="14"/>
         </w:rPr>
@@ -2290,7 +2290,7 @@
           <w:bCs/>
           <w:i/>
           <w:iCs/>
-          <w:color w:val="6B6B6B"/>
+          <w:color w:val="847B86"/>
           <w:sz w:val="14"/>
           <w:szCs w:val="14"/>
         </w:rPr>
@@ -2300,7 +2300,7 @@
         <w:rPr>
           <w:i/>
           <w:iCs/>
-          <w:color w:val="6B6B6B"/>
+          <w:color w:val="847B86"/>
           <w:sz w:val="14"/>
           <w:szCs w:val="14"/>
         </w:rPr>
@@ -2311,7 +2311,7 @@
           <w:rFonts w:ascii="Consolas" w:cs="Consolas" w:eastAsia="Consolas" w:hAnsi="Consolas"/>
           <w:i/>
           <w:iCs/>
-          <w:color w:val="6B6B6B"/>
+          <w:color w:val="847B86"/>
           <w:sz w:val="14"/>
           <w:szCs w:val="14"/>
         </w:rPr>
@@ -2321,7 +2321,7 @@
         <w:rPr>
           <w:i/>
           <w:iCs/>
-          <w:color w:val="6B6B6B"/>
+          <w:color w:val="847B86"/>
           <w:sz w:val="14"/>
           <w:szCs w:val="14"/>
         </w:rPr>
@@ -2350,7 +2350,7 @@
         <w:tc>
           <w:tcPr>
             <w:tcW w:type="dxa" w:w="9600"/>
-            <w:shd w:fill="4E1230" w:color="auto" w:val="clear"/>
+            <w:shd w:fill="2B1B2E" w:color="auto" w:val="clear"/>
             <w:tcMar>
               <w:top w:type="dxa" w:w="50"/>
               <w:left w:type="dxa" w:w="150"/>
@@ -2382,12 +2382,12 @@
       <w:tblPr>
         <w:tblW w:type="dxa" w:w="9600"/>
         <w:tblBorders>
-          <w:top w:val="single" w:color="C8C8C8" w:sz="4"/>
-          <w:left w:val="single" w:color="C8C8C8" w:sz="4"/>
-          <w:bottom w:val="single" w:color="C8C8C8" w:sz="4"/>
-          <w:right w:val="single" w:color="C8C8C8" w:sz="4"/>
-          <w:insideH w:val="single" w:color="C8C8C8" w:sz="2"/>
-          <w:insideV w:val="single" w:color="C8C8C8" w:sz="2"/>
+          <w:top w:val="single" w:color="F8C7DC" w:sz="4"/>
+          <w:left w:val="single" w:color="F8C7DC" w:sz="4"/>
+          <w:bottom w:val="single" w:color="F8C7DC" w:sz="4"/>
+          <w:right w:val="single" w:color="F8C7DC" w:sz="4"/>
+          <w:insideH w:val="single" w:color="F8C7DC" w:sz="2"/>
+          <w:insideV w:val="single" w:color="F8C7DC" w:sz="2"/>
         </w:tblBorders>
       </w:tblPr>
       <w:tblGrid>
@@ -2404,7 +2404,7 @@
         <w:tc>
           <w:tcPr>
             <w:tcW w:type="dxa" w:w="1728"/>
-            <w:shd w:fill="4E1230" w:color="auto" w:val="clear"/>
+            <w:shd w:fill="2B1B2E" w:color="auto" w:val="clear"/>
             <w:tcMar>
               <w:top w:type="dxa" w:w="26"/>
               <w:left w:type="dxa" w:w="90"/>
@@ -2423,7 +2423,7 @@
         <w:tc>
           <w:tcPr>
             <w:tcW w:type="dxa" w:w="4416"/>
-            <w:shd w:fill="4E1230" w:color="auto" w:val="clear"/>
+            <w:shd w:fill="2B1B2E" w:color="auto" w:val="clear"/>
             <w:tcMar>
               <w:top w:type="dxa" w:w="26"/>
               <w:left w:type="dxa" w:w="90"/>
@@ -2452,7 +2452,7 @@
         <w:tc>
           <w:tcPr>
             <w:tcW w:type="dxa" w:w="1344"/>
-            <w:shd w:fill="4E1230" w:color="auto" w:val="clear"/>
+            <w:shd w:fill="2B1B2E" w:color="auto" w:val="clear"/>
             <w:tcMar>
               <w:top w:type="dxa" w:w="26"/>
               <w:left w:type="dxa" w:w="90"/>
@@ -2481,7 +2481,7 @@
         <w:tc>
           <w:tcPr>
             <w:tcW w:type="dxa" w:w="2112"/>
-            <w:shd w:fill="4E1230" w:color="auto" w:val="clear"/>
+            <w:shd w:fill="2B1B2E" w:color="auto" w:val="clear"/>
             <w:tcMar>
               <w:top w:type="dxa" w:w="26"/>
               <w:left w:type="dxa" w:w="90"/>
@@ -2532,7 +2532,7 @@
               <w:rPr>
                 <w:b/>
                 <w:bCs/>
-                <w:color w:val="1A1A1A"/>
+                <w:color w:val="251727"/>
                 <w:sz w:val="17"/>
                 <w:szCs w:val="17"/>
               </w:rPr>
@@ -2560,7 +2560,7 @@
               <w:rPr>
                 <w:b w:val="false"/>
                 <w:bCs w:val="false"/>
-                <w:color w:val="1A1A1A"/>
+                <w:color w:val="251727"/>
                 <w:sz w:val="17"/>
                 <w:szCs w:val="17"/>
               </w:rPr>
@@ -2588,7 +2588,7 @@
               <w:rPr>
                 <w:b w:val="false"/>
                 <w:bCs w:val="false"/>
-                <w:color w:val="1A1A1A"/>
+                <w:color w:val="251727"/>
                 <w:sz w:val="17"/>
                 <w:szCs w:val="17"/>
               </w:rPr>
@@ -2616,7 +2616,7 @@
               <w:rPr>
                 <w:b w:val="false"/>
                 <w:bCs w:val="false"/>
-                <w:color w:val="1A1A1A"/>
+                <w:color w:val="251727"/>
                 <w:sz w:val="17"/>
                 <w:szCs w:val="17"/>
               </w:rPr>
@@ -2632,25 +2632,25 @@
         <w:tc>
           <w:tcPr>
             <w:tcW w:type="dxa" w:w="1728"/>
-            <w:shd w:fill="F7F4F6" w:color="auto" w:val="clear"/>
-            <w:tcMar>
-              <w:top w:type="dxa" w:w="26"/>
-              <w:left w:type="dxa" w:w="90"/>
-              <w:bottom w:type="dxa" w:w="26"/>
-              <w:right w:type="dxa" w:w="90"/>
-            </w:tcMar>
-            <w:vAlign w:val="center"/>
-          </w:tcPr>
-          <w:p>
-            <w:pPr>
-              <w:spacing w:after="18" w:before="18" w:line="215"/>
-              <w:jc w:val="left"/>
-            </w:pPr>
-            <w:r>
-              <w:rPr>
-                <w:b/>
-                <w:bCs/>
-                <w:color w:val="1A1A1A"/>
+            <w:shd w:fill="FADDEA" w:color="auto" w:val="clear"/>
+            <w:tcMar>
+              <w:top w:type="dxa" w:w="26"/>
+              <w:left w:type="dxa" w:w="90"/>
+              <w:bottom w:type="dxa" w:w="26"/>
+              <w:right w:type="dxa" w:w="90"/>
+            </w:tcMar>
+            <w:vAlign w:val="center"/>
+          </w:tcPr>
+          <w:p>
+            <w:pPr>
+              <w:spacing w:after="18" w:before="18" w:line="215"/>
+              <w:jc w:val="left"/>
+            </w:pPr>
+            <w:r>
+              <w:rPr>
+                <w:b/>
+                <w:bCs/>
+                <w:color w:val="251727"/>
                 <w:sz w:val="17"/>
                 <w:szCs w:val="17"/>
               </w:rPr>
@@ -2661,7 +2661,7 @@
         <w:tc>
           <w:tcPr>
             <w:tcW w:type="dxa" w:w="4416"/>
-            <w:shd w:fill="F7F4F6" w:color="auto" w:val="clear"/>
+            <w:shd w:fill="FADDEA" w:color="auto" w:val="clear"/>
             <w:tcMar>
               <w:top w:type="dxa" w:w="26"/>
               <w:left w:type="dxa" w:w="90"/>
@@ -2679,7 +2679,7 @@
               <w:rPr>
                 <w:b w:val="false"/>
                 <w:bCs w:val="false"/>
-                <w:color w:val="1A1A1A"/>
+                <w:color w:val="251727"/>
                 <w:sz w:val="17"/>
                 <w:szCs w:val="17"/>
               </w:rPr>
@@ -2690,7 +2690,7 @@
         <w:tc>
           <w:tcPr>
             <w:tcW w:type="dxa" w:w="1344"/>
-            <w:shd w:fill="F7F4F6" w:color="auto" w:val="clear"/>
+            <w:shd w:fill="FADDEA" w:color="auto" w:val="clear"/>
             <w:tcMar>
               <w:top w:type="dxa" w:w="26"/>
               <w:left w:type="dxa" w:w="90"/>
@@ -2708,7 +2708,7 @@
               <w:rPr>
                 <w:b w:val="false"/>
                 <w:bCs w:val="false"/>
-                <w:color w:val="1A1A1A"/>
+                <w:color w:val="251727"/>
                 <w:sz w:val="17"/>
                 <w:szCs w:val="17"/>
               </w:rPr>
@@ -2719,7 +2719,7 @@
         <w:tc>
           <w:tcPr>
             <w:tcW w:type="dxa" w:w="2112"/>
-            <w:shd w:fill="F7F4F6" w:color="auto" w:val="clear"/>
+            <w:shd w:fill="FADDEA" w:color="auto" w:val="clear"/>
             <w:tcMar>
               <w:top w:type="dxa" w:w="26"/>
               <w:left w:type="dxa" w:w="90"/>
@@ -2737,7 +2737,7 @@
               <w:rPr>
                 <w:b w:val="false"/>
                 <w:bCs w:val="false"/>
-                <w:color w:val="1A1A1A"/>
+                <w:color w:val="251727"/>
                 <w:sz w:val="17"/>
                 <w:szCs w:val="17"/>
               </w:rPr>
@@ -2770,7 +2770,7 @@
               <w:rPr>
                 <w:b/>
                 <w:bCs/>
-                <w:color w:val="1A1A1A"/>
+                <w:color w:val="251727"/>
                 <w:sz w:val="17"/>
                 <w:szCs w:val="17"/>
               </w:rPr>
@@ -2798,7 +2798,7 @@
               <w:rPr>
                 <w:b w:val="false"/>
                 <w:bCs w:val="false"/>
-                <w:color w:val="1A1A1A"/>
+                <w:color w:val="251727"/>
                 <w:sz w:val="17"/>
                 <w:szCs w:val="17"/>
               </w:rPr>
@@ -2826,7 +2826,7 @@
               <w:rPr>
                 <w:b w:val="false"/>
                 <w:bCs w:val="false"/>
-                <w:color w:val="1A1A1A"/>
+                <w:color w:val="251727"/>
                 <w:sz w:val="17"/>
                 <w:szCs w:val="17"/>
               </w:rPr>
@@ -2854,7 +2854,7 @@
               <w:rPr>
                 <w:b w:val="false"/>
                 <w:bCs w:val="false"/>
-                <w:color w:val="1A1A1A"/>
+                <w:color w:val="251727"/>
                 <w:sz w:val="17"/>
                 <w:szCs w:val="17"/>
               </w:rPr>
@@ -2870,25 +2870,25 @@
         <w:tc>
           <w:tcPr>
             <w:tcW w:type="dxa" w:w="1728"/>
-            <w:shd w:fill="F7F4F6" w:color="auto" w:val="clear"/>
-            <w:tcMar>
-              <w:top w:type="dxa" w:w="26"/>
-              <w:left w:type="dxa" w:w="90"/>
-              <w:bottom w:type="dxa" w:w="26"/>
-              <w:right w:type="dxa" w:w="90"/>
-            </w:tcMar>
-            <w:vAlign w:val="center"/>
-          </w:tcPr>
-          <w:p>
-            <w:pPr>
-              <w:spacing w:after="18" w:before="18" w:line="215"/>
-              <w:jc w:val="left"/>
-            </w:pPr>
-            <w:r>
-              <w:rPr>
-                <w:b/>
-                <w:bCs/>
-                <w:color w:val="1A1A1A"/>
+            <w:shd w:fill="FADDEA" w:color="auto" w:val="clear"/>
+            <w:tcMar>
+              <w:top w:type="dxa" w:w="26"/>
+              <w:left w:type="dxa" w:w="90"/>
+              <w:bottom w:type="dxa" w:w="26"/>
+              <w:right w:type="dxa" w:w="90"/>
+            </w:tcMar>
+            <w:vAlign w:val="center"/>
+          </w:tcPr>
+          <w:p>
+            <w:pPr>
+              <w:spacing w:after="18" w:before="18" w:line="215"/>
+              <w:jc w:val="left"/>
+            </w:pPr>
+            <w:r>
+              <w:rPr>
+                <w:b/>
+                <w:bCs/>
+                <w:color w:val="251727"/>
                 <w:sz w:val="17"/>
                 <w:szCs w:val="17"/>
               </w:rPr>
@@ -2899,7 +2899,7 @@
         <w:tc>
           <w:tcPr>
             <w:tcW w:type="dxa" w:w="4416"/>
-            <w:shd w:fill="F7F4F6" w:color="auto" w:val="clear"/>
+            <w:shd w:fill="FADDEA" w:color="auto" w:val="clear"/>
             <w:tcMar>
               <w:top w:type="dxa" w:w="26"/>
               <w:left w:type="dxa" w:w="90"/>
@@ -2917,7 +2917,7 @@
               <w:rPr>
                 <w:b w:val="false"/>
                 <w:bCs w:val="false"/>
-                <w:color w:val="1A1A1A"/>
+                <w:color w:val="251727"/>
                 <w:sz w:val="17"/>
                 <w:szCs w:val="17"/>
               </w:rPr>
@@ -2928,7 +2928,7 @@
         <w:tc>
           <w:tcPr>
             <w:tcW w:type="dxa" w:w="1344"/>
-            <w:shd w:fill="F7F4F6" w:color="auto" w:val="clear"/>
+            <w:shd w:fill="FADDEA" w:color="auto" w:val="clear"/>
             <w:tcMar>
               <w:top w:type="dxa" w:w="26"/>
               <w:left w:type="dxa" w:w="90"/>
@@ -2946,7 +2946,7 @@
               <w:rPr>
                 <w:b w:val="false"/>
                 <w:bCs w:val="false"/>
-                <w:color w:val="1A1A1A"/>
+                <w:color w:val="251727"/>
                 <w:sz w:val="17"/>
                 <w:szCs w:val="17"/>
               </w:rPr>
@@ -2957,7 +2957,7 @@
         <w:tc>
           <w:tcPr>
             <w:tcW w:type="dxa" w:w="2112"/>
-            <w:shd w:fill="F7F4F6" w:color="auto" w:val="clear"/>
+            <w:shd w:fill="FADDEA" w:color="auto" w:val="clear"/>
             <w:tcMar>
               <w:top w:type="dxa" w:w="26"/>
               <w:left w:type="dxa" w:w="90"/>
@@ -2975,7 +2975,7 @@
               <w:rPr>
                 <w:b w:val="false"/>
                 <w:bCs w:val="false"/>
-                <w:color w:val="1A1A1A"/>
+                <w:color w:val="251727"/>
                 <w:sz w:val="17"/>
                 <w:szCs w:val="17"/>
               </w:rPr>
@@ -3007,7 +3007,7 @@
         <w:tc>
           <w:tcPr>
             <w:tcW w:type="dxa" w:w="9600"/>
-            <w:shd w:fill="4E1230" w:color="auto" w:val="clear"/>
+            <w:shd w:fill="2B1B2E" w:color="auto" w:val="clear"/>
             <w:tcMar>
               <w:top w:type="dxa" w:w="50"/>
               <w:left w:type="dxa" w:w="150"/>
@@ -3039,12 +3039,12 @@
       <w:tblPr>
         <w:tblW w:type="dxa" w:w="9600"/>
         <w:tblBorders>
-          <w:top w:val="single" w:color="C8C8C8" w:sz="4"/>
-          <w:left w:val="single" w:color="C8C8C8" w:sz="4"/>
-          <w:bottom w:val="single" w:color="C8C8C8" w:sz="4"/>
-          <w:right w:val="single" w:color="C8C8C8" w:sz="4"/>
-          <w:insideH w:val="single" w:color="C8C8C8" w:sz="2"/>
-          <w:insideV w:val="single" w:color="C8C8C8" w:sz="2"/>
+          <w:top w:val="single" w:color="F8C7DC" w:sz="4"/>
+          <w:left w:val="single" w:color="F8C7DC" w:sz="4"/>
+          <w:bottom w:val="single" w:color="F8C7DC" w:sz="4"/>
+          <w:right w:val="single" w:color="F8C7DC" w:sz="4"/>
+          <w:insideH w:val="single" w:color="F8C7DC" w:sz="2"/>
+          <w:insideV w:val="single" w:color="F8C7DC" w:sz="2"/>
         </w:tblBorders>
       </w:tblPr>
       <w:tblGrid>
@@ -3079,7 +3079,7 @@
               <w:rPr>
                 <w:b/>
                 <w:bCs/>
-                <w:color w:val="1A1A1A"/>
+                <w:color w:val="251727"/>
                 <w:sz w:val="17"/>
                 <w:szCs w:val="17"/>
               </w:rPr>
@@ -3107,7 +3107,7 @@
               <w:rPr>
                 <w:b w:val="false"/>
                 <w:bCs w:val="false"/>
-                <w:color w:val="1A1A1A"/>
+                <w:color w:val="251727"/>
                 <w:sz w:val="17"/>
                 <w:szCs w:val="17"/>
               </w:rPr>
@@ -3153,7 +3153,7 @@
               <w:rPr>
                 <w:b w:val="false"/>
                 <w:bCs w:val="false"/>
-                <w:color w:val="1A1A1A"/>
+                <w:color w:val="251727"/>
                 <w:sz w:val="17"/>
                 <w:szCs w:val="17"/>
               </w:rPr>
@@ -3181,7 +3181,7 @@
               <w:rPr>
                 <w:b/>
                 <w:bCs/>
-                <w:color w:val="1A1A1A"/>
+                <w:color w:val="251727"/>
                 <w:sz w:val="17"/>
                 <w:szCs w:val="17"/>
               </w:rPr>
@@ -3209,7 +3209,7 @@
               <w:rPr>
                 <w:b w:val="false"/>
                 <w:bCs w:val="false"/>
-                <w:color w:val="1A1A1A"/>
+                <w:color w:val="251727"/>
                 <w:sz w:val="17"/>
                 <w:szCs w:val="17"/>
               </w:rPr>
@@ -3225,25 +3225,25 @@
         <w:tc>
           <w:tcPr>
             <w:tcW w:type="dxa" w:w="1248"/>
-            <w:shd w:fill="F7F4F6" w:color="auto" w:val="clear"/>
-            <w:tcMar>
-              <w:top w:type="dxa" w:w="26"/>
-              <w:left w:type="dxa" w:w="90"/>
-              <w:bottom w:type="dxa" w:w="26"/>
-              <w:right w:type="dxa" w:w="90"/>
-            </w:tcMar>
-            <w:vAlign w:val="center"/>
-          </w:tcPr>
-          <w:p>
-            <w:pPr>
-              <w:spacing w:after="18" w:before="18" w:line="215"/>
-              <w:jc w:val="left"/>
-            </w:pPr>
-            <w:r>
-              <w:rPr>
-                <w:b/>
-                <w:bCs/>
-                <w:color w:val="1A1A1A"/>
+            <w:shd w:fill="FADDEA" w:color="auto" w:val="clear"/>
+            <w:tcMar>
+              <w:top w:type="dxa" w:w="26"/>
+              <w:left w:type="dxa" w:w="90"/>
+              <w:bottom w:type="dxa" w:w="26"/>
+              <w:right w:type="dxa" w:w="90"/>
+            </w:tcMar>
+            <w:vAlign w:val="center"/>
+          </w:tcPr>
+          <w:p>
+            <w:pPr>
+              <w:spacing w:after="18" w:before="18" w:line="215"/>
+              <w:jc w:val="left"/>
+            </w:pPr>
+            <w:r>
+              <w:rPr>
+                <w:b/>
+                <w:bCs/>
+                <w:color w:val="251727"/>
                 <w:sz w:val="17"/>
                 <w:szCs w:val="17"/>
               </w:rPr>
@@ -3254,7 +3254,7 @@
         <w:tc>
           <w:tcPr>
             <w:tcW w:type="dxa" w:w="2016"/>
-            <w:shd w:fill="F7F4F6" w:color="auto" w:val="clear"/>
+            <w:shd w:fill="FADDEA" w:color="auto" w:val="clear"/>
             <w:tcMar>
               <w:top w:type="dxa" w:w="26"/>
               <w:left w:type="dxa" w:w="90"/>
@@ -3272,7 +3272,7 @@
               <w:rPr>
                 <w:b w:val="false"/>
                 <w:bCs w:val="false"/>
-                <w:color w:val="1A1A1A"/>
+                <w:color w:val="251727"/>
                 <w:sz w:val="17"/>
                 <w:szCs w:val="17"/>
               </w:rPr>
@@ -3283,7 +3283,7 @@
         <w:tc>
           <w:tcPr>
             <w:tcW w:type="dxa" w:w="1248"/>
-            <w:shd w:fill="F7F4F6" w:color="auto" w:val="clear"/>
+            <w:shd w:fill="FADDEA" w:color="auto" w:val="clear"/>
             <w:tcMar>
               <w:top w:type="dxa" w:w="26"/>
               <w:left w:type="dxa" w:w="90"/>
@@ -3302,7 +3302,7 @@
         <w:tc>
           <w:tcPr>
             <w:tcW w:type="dxa" w:w="2016"/>
-            <w:shd w:fill="F7F4F6" w:color="auto" w:val="clear"/>
+            <w:shd w:fill="FADDEA" w:color="auto" w:val="clear"/>
             <w:tcMar>
               <w:top w:type="dxa" w:w="26"/>
               <w:left w:type="dxa" w:w="90"/>
@@ -3320,7 +3320,7 @@
               <w:rPr>
                 <w:b w:val="false"/>
                 <w:bCs w:val="false"/>
-                <w:color w:val="1A1A1A"/>
+                <w:color w:val="251727"/>
                 <w:sz w:val="17"/>
                 <w:szCs w:val="17"/>
               </w:rPr>
@@ -3331,7 +3331,7 @@
         <w:tc>
           <w:tcPr>
             <w:tcW w:type="dxa" w:w="1248"/>
-            <w:shd w:fill="F7F4F6" w:color="auto" w:val="clear"/>
+            <w:shd w:fill="FADDEA" w:color="auto" w:val="clear"/>
             <w:tcMar>
               <w:top w:type="dxa" w:w="26"/>
               <w:left w:type="dxa" w:w="90"/>
@@ -3350,7 +3350,7 @@
         <w:tc>
           <w:tcPr>
             <w:tcW w:type="dxa" w:w="1824"/>
-            <w:shd w:fill="F7F4F6" w:color="auto" w:val="clear"/>
+            <w:shd w:fill="FADDEA" w:color="auto" w:val="clear"/>
             <w:tcMar>
               <w:top w:type="dxa" w:w="26"/>
               <w:left w:type="dxa" w:w="90"/>
@@ -3368,7 +3368,7 @@
               <w:rPr>
                 <w:b w:val="false"/>
                 <w:bCs w:val="false"/>
-                <w:color w:val="1A1A1A"/>
+                <w:color w:val="251727"/>
                 <w:sz w:val="17"/>
                 <w:szCs w:val="17"/>
               </w:rPr>
@@ -3419,7 +3419,7 @@
               <w:rPr>
                 <w:b w:val="false"/>
                 <w:bCs w:val="false"/>
-                <w:color w:val="1A1A1A"/>
+                <w:color w:val="251727"/>
                 <w:sz w:val="17"/>
                 <w:szCs w:val="17"/>
               </w:rPr>
@@ -3465,7 +3465,7 @@
               <w:rPr>
                 <w:b w:val="false"/>
                 <w:bCs w:val="false"/>
-                <w:color w:val="1A1A1A"/>
+                <w:color w:val="251727"/>
                 <w:sz w:val="17"/>
                 <w:szCs w:val="17"/>
               </w:rPr>
@@ -3511,7 +3511,7 @@
               <w:rPr>
                 <w:b w:val="false"/>
                 <w:bCs w:val="false"/>
-                <w:color w:val="1A1A1A"/>
+                <w:color w:val="251727"/>
                 <w:sz w:val="17"/>
                 <w:szCs w:val="17"/>
               </w:rPr>
@@ -3527,7 +3527,7 @@
         <w:tc>
           <w:tcPr>
             <w:tcW w:type="dxa" w:w="1248"/>
-            <w:shd w:fill="F7F4F6" w:color="auto" w:val="clear"/>
+            <w:shd w:fill="FADDEA" w:color="auto" w:val="clear"/>
             <w:tcMar>
               <w:top w:type="dxa" w:w="26"/>
               <w:left w:type="dxa" w:w="90"/>
@@ -3546,7 +3546,7 @@
         <w:tc>
           <w:tcPr>
             <w:tcW w:type="dxa" w:w="2016"/>
-            <w:shd w:fill="F7F4F6" w:color="auto" w:val="clear"/>
+            <w:shd w:fill="FADDEA" w:color="auto" w:val="clear"/>
             <w:tcMar>
               <w:top w:type="dxa" w:w="26"/>
               <w:left w:type="dxa" w:w="90"/>
@@ -3564,7 +3564,7 @@
               <w:rPr>
                 <w:b w:val="false"/>
                 <w:bCs w:val="false"/>
-                <w:color w:val="1A1A1A"/>
+                <w:color w:val="251727"/>
                 <w:sz w:val="17"/>
                 <w:szCs w:val="17"/>
               </w:rPr>
@@ -3575,7 +3575,7 @@
         <w:tc>
           <w:tcPr>
             <w:tcW w:type="dxa" w:w="1248"/>
-            <w:shd w:fill="F7F4F6" w:color="auto" w:val="clear"/>
+            <w:shd w:fill="FADDEA" w:color="auto" w:val="clear"/>
             <w:tcMar>
               <w:top w:type="dxa" w:w="26"/>
               <w:left w:type="dxa" w:w="90"/>
@@ -3594,7 +3594,7 @@
         <w:tc>
           <w:tcPr>
             <w:tcW w:type="dxa" w:w="2016"/>
-            <w:shd w:fill="F7F4F6" w:color="auto" w:val="clear"/>
+            <w:shd w:fill="FADDEA" w:color="auto" w:val="clear"/>
             <w:tcMar>
               <w:top w:type="dxa" w:w="26"/>
               <w:left w:type="dxa" w:w="90"/>
@@ -3612,7 +3612,7 @@
               <w:rPr>
                 <w:b w:val="false"/>
                 <w:bCs w:val="false"/>
-                <w:color w:val="1A1A1A"/>
+                <w:color w:val="251727"/>
                 <w:sz w:val="17"/>
                 <w:szCs w:val="17"/>
               </w:rPr>
@@ -3623,7 +3623,7 @@
         <w:tc>
           <w:tcPr>
             <w:tcW w:type="dxa" w:w="1248"/>
-            <w:shd w:fill="F7F4F6" w:color="auto" w:val="clear"/>
+            <w:shd w:fill="FADDEA" w:color="auto" w:val="clear"/>
             <w:tcMar>
               <w:top w:type="dxa" w:w="26"/>
               <w:left w:type="dxa" w:w="90"/>
@@ -3642,7 +3642,7 @@
         <w:tc>
           <w:tcPr>
             <w:tcW w:type="dxa" w:w="1824"/>
-            <w:shd w:fill="F7F4F6" w:color="auto" w:val="clear"/>
+            <w:shd w:fill="FADDEA" w:color="auto" w:val="clear"/>
             <w:tcMar>
               <w:top w:type="dxa" w:w="26"/>
               <w:left w:type="dxa" w:w="90"/>
@@ -3660,7 +3660,7 @@
               <w:rPr>
                 <w:b w:val="false"/>
                 <w:bCs w:val="false"/>
-                <w:color w:val="1A1A1A"/>
+                <w:color w:val="251727"/>
                 <w:sz w:val="17"/>
                 <w:szCs w:val="17"/>
               </w:rPr>
@@ -3711,7 +3711,7 @@
               <w:rPr>
                 <w:b w:val="false"/>
                 <w:bCs w:val="false"/>
-                <w:color w:val="1A1A1A"/>
+                <w:color w:val="251727"/>
                 <w:sz w:val="17"/>
                 <w:szCs w:val="17"/>
               </w:rPr>
@@ -3757,7 +3757,7 @@
               <w:rPr>
                 <w:b w:val="false"/>
                 <w:bCs w:val="false"/>
-                <w:color w:val="1A1A1A"/>
+                <w:color w:val="251727"/>
                 <w:sz w:val="17"/>
                 <w:szCs w:val="17"/>
               </w:rPr>
@@ -3803,7 +3803,7 @@
               <w:rPr>
                 <w:b w:val="false"/>
                 <w:bCs w:val="false"/>
-                <w:color w:val="1A1A1A"/>
+                <w:color w:val="251727"/>
                 <w:sz w:val="17"/>
                 <w:szCs w:val="17"/>
               </w:rPr>
@@ -3819,25 +3819,25 @@
         <w:tc>
           <w:tcPr>
             <w:tcW w:type="dxa" w:w="1248"/>
-            <w:shd w:fill="F7F4F6" w:color="auto" w:val="clear"/>
-            <w:tcMar>
-              <w:top w:type="dxa" w:w="26"/>
-              <w:left w:type="dxa" w:w="90"/>
-              <w:bottom w:type="dxa" w:w="26"/>
-              <w:right w:type="dxa" w:w="90"/>
-            </w:tcMar>
-            <w:vAlign w:val="center"/>
-          </w:tcPr>
-          <w:p>
-            <w:pPr>
-              <w:spacing w:after="18" w:before="18" w:line="215"/>
-              <w:jc w:val="left"/>
-            </w:pPr>
-            <w:r>
-              <w:rPr>
-                <w:b/>
-                <w:bCs/>
-                <w:color w:val="1A1A1A"/>
+            <w:shd w:fill="FADDEA" w:color="auto" w:val="clear"/>
+            <w:tcMar>
+              <w:top w:type="dxa" w:w="26"/>
+              <w:left w:type="dxa" w:w="90"/>
+              <w:bottom w:type="dxa" w:w="26"/>
+              <w:right w:type="dxa" w:w="90"/>
+            </w:tcMar>
+            <w:vAlign w:val="center"/>
+          </w:tcPr>
+          <w:p>
+            <w:pPr>
+              <w:spacing w:after="18" w:before="18" w:line="215"/>
+              <w:jc w:val="left"/>
+            </w:pPr>
+            <w:r>
+              <w:rPr>
+                <w:b/>
+                <w:bCs/>
+                <w:color w:val="251727"/>
                 <w:sz w:val="17"/>
                 <w:szCs w:val="17"/>
               </w:rPr>
@@ -3848,7 +3848,7 @@
         <w:tc>
           <w:tcPr>
             <w:tcW w:type="dxa" w:w="2016"/>
-            <w:shd w:fill="F7F4F6" w:color="auto" w:val="clear"/>
+            <w:shd w:fill="FADDEA" w:color="auto" w:val="clear"/>
             <w:tcMar>
               <w:top w:type="dxa" w:w="26"/>
               <w:left w:type="dxa" w:w="90"/>
@@ -3866,7 +3866,7 @@
               <w:rPr>
                 <w:b w:val="false"/>
                 <w:bCs w:val="false"/>
-                <w:color w:val="1A1A1A"/>
+                <w:color w:val="251727"/>
                 <w:sz w:val="17"/>
                 <w:szCs w:val="17"/>
               </w:rPr>
@@ -3877,7 +3877,7 @@
         <w:tc>
           <w:tcPr>
             <w:tcW w:type="dxa" w:w="1248"/>
-            <w:shd w:fill="F7F4F6" w:color="auto" w:val="clear"/>
+            <w:shd w:fill="FADDEA" w:color="auto" w:val="clear"/>
             <w:tcMar>
               <w:top w:type="dxa" w:w="26"/>
               <w:left w:type="dxa" w:w="90"/>
@@ -3896,7 +3896,7 @@
         <w:tc>
           <w:tcPr>
             <w:tcW w:type="dxa" w:w="2016"/>
-            <w:shd w:fill="F7F4F6" w:color="auto" w:val="clear"/>
+            <w:shd w:fill="FADDEA" w:color="auto" w:val="clear"/>
             <w:tcMar>
               <w:top w:type="dxa" w:w="26"/>
               <w:left w:type="dxa" w:w="90"/>
@@ -3914,7 +3914,7 @@
               <w:rPr>
                 <w:b w:val="false"/>
                 <w:bCs w:val="false"/>
-                <w:color w:val="1A1A1A"/>
+                <w:color w:val="251727"/>
                 <w:sz w:val="17"/>
                 <w:szCs w:val="17"/>
               </w:rPr>
@@ -3925,7 +3925,7 @@
         <w:tc>
           <w:tcPr>
             <w:tcW w:type="dxa" w:w="1248"/>
-            <w:shd w:fill="F7F4F6" w:color="auto" w:val="clear"/>
+            <w:shd w:fill="FADDEA" w:color="auto" w:val="clear"/>
             <w:tcMar>
               <w:top w:type="dxa" w:w="26"/>
               <w:left w:type="dxa" w:w="90"/>
@@ -3944,7 +3944,7 @@
         <w:tc>
           <w:tcPr>
             <w:tcW w:type="dxa" w:w="1824"/>
-            <w:shd w:fill="F7F4F6" w:color="auto" w:val="clear"/>
+            <w:shd w:fill="FADDEA" w:color="auto" w:val="clear"/>
             <w:tcMar>
               <w:top w:type="dxa" w:w="26"/>
               <w:left w:type="dxa" w:w="90"/>
@@ -3962,7 +3962,7 @@
               <w:rPr>
                 <w:b w:val="false"/>
                 <w:bCs w:val="false"/>
-                <w:color w:val="1A1A1A"/>
+                <w:color w:val="251727"/>
                 <w:sz w:val="17"/>
                 <w:szCs w:val="17"/>
               </w:rPr>
@@ -4013,7 +4013,7 @@
               <w:rPr>
                 <w:b w:val="false"/>
                 <w:bCs w:val="false"/>
-                <w:color w:val="1A1A1A"/>
+                <w:color w:val="251727"/>
                 <w:sz w:val="17"/>
                 <w:szCs w:val="17"/>
               </w:rPr>
@@ -4059,7 +4059,7 @@
               <w:rPr>
                 <w:b w:val="false"/>
                 <w:bCs w:val="false"/>
-                <w:color w:val="1A1A1A"/>
+                <w:color w:val="251727"/>
                 <w:sz w:val="17"/>
                 <w:szCs w:val="17"/>
               </w:rPr>
@@ -4105,7 +4105,7 @@
               <w:rPr>
                 <w:b w:val="false"/>
                 <w:bCs w:val="false"/>
-                <w:color w:val="1A1A1A"/>
+                <w:color w:val="251727"/>
                 <w:sz w:val="17"/>
                 <w:szCs w:val="17"/>
               </w:rPr>
@@ -4121,7 +4121,7 @@
         <w:tc>
           <w:tcPr>
             <w:tcW w:type="dxa" w:w="1248"/>
-            <w:shd w:fill="F7F4F6" w:color="auto" w:val="clear"/>
+            <w:shd w:fill="FADDEA" w:color="auto" w:val="clear"/>
             <w:tcMar>
               <w:top w:type="dxa" w:w="26"/>
               <w:left w:type="dxa" w:w="90"/>
@@ -4140,7 +4140,7 @@
         <w:tc>
           <w:tcPr>
             <w:tcW w:type="dxa" w:w="2016"/>
-            <w:shd w:fill="F7F4F6" w:color="auto" w:val="clear"/>
+            <w:shd w:fill="FADDEA" w:color="auto" w:val="clear"/>
             <w:tcMar>
               <w:top w:type="dxa" w:w="26"/>
               <w:left w:type="dxa" w:w="90"/>
@@ -4158,7 +4158,7 @@
               <w:rPr>
                 <w:b w:val="false"/>
                 <w:bCs w:val="false"/>
-                <w:color w:val="1A1A1A"/>
+                <w:color w:val="251727"/>
                 <w:sz w:val="17"/>
                 <w:szCs w:val="17"/>
               </w:rPr>
@@ -4169,7 +4169,7 @@
         <w:tc>
           <w:tcPr>
             <w:tcW w:type="dxa" w:w="1248"/>
-            <w:shd w:fill="F7F4F6" w:color="auto" w:val="clear"/>
+            <w:shd w:fill="FADDEA" w:color="auto" w:val="clear"/>
             <w:tcMar>
               <w:top w:type="dxa" w:w="26"/>
               <w:left w:type="dxa" w:w="90"/>
@@ -4188,7 +4188,7 @@
         <w:tc>
           <w:tcPr>
             <w:tcW w:type="dxa" w:w="2016"/>
-            <w:shd w:fill="F7F4F6" w:color="auto" w:val="clear"/>
+            <w:shd w:fill="FADDEA" w:color="auto" w:val="clear"/>
             <w:tcMar>
               <w:top w:type="dxa" w:w="26"/>
               <w:left w:type="dxa" w:w="90"/>
@@ -4206,7 +4206,7 @@
               <w:rPr>
                 <w:b w:val="false"/>
                 <w:bCs w:val="false"/>
-                <w:color w:val="1A1A1A"/>
+                <w:color w:val="251727"/>
                 <w:sz w:val="17"/>
                 <w:szCs w:val="17"/>
               </w:rPr>
@@ -4217,7 +4217,7 @@
         <w:tc>
           <w:tcPr>
             <w:tcW w:type="dxa" w:w="1248"/>
-            <w:shd w:fill="F7F4F6" w:color="auto" w:val="clear"/>
+            <w:shd w:fill="FADDEA" w:color="auto" w:val="clear"/>
             <w:tcMar>
               <w:top w:type="dxa" w:w="26"/>
               <w:left w:type="dxa" w:w="90"/>
@@ -4236,7 +4236,7 @@
         <w:tc>
           <w:tcPr>
             <w:tcW w:type="dxa" w:w="1824"/>
-            <w:shd w:fill="F7F4F6" w:color="auto" w:val="clear"/>
+            <w:shd w:fill="FADDEA" w:color="auto" w:val="clear"/>
             <w:tcMar>
               <w:top w:type="dxa" w:w="26"/>
               <w:left w:type="dxa" w:w="90"/>
@@ -4262,7 +4262,7 @@
         <w:rPr>
           <w:i/>
           <w:iCs/>
-          <w:color w:val="6B6B6B"/>
+          <w:color w:val="847B86"/>
           <w:sz w:val="14"/>
           <w:szCs w:val="14"/>
         </w:rPr>
@@ -4273,7 +4273,7 @@
           <w:rFonts w:ascii="Consolas" w:cs="Consolas" w:eastAsia="Consolas" w:hAnsi="Consolas"/>
           <w:i/>
           <w:iCs/>
-          <w:color w:val="6B6B6B"/>
+          <w:color w:val="847B86"/>
           <w:sz w:val="14"/>
           <w:szCs w:val="14"/>
         </w:rPr>
@@ -4283,7 +4283,7 @@
         <w:rPr>
           <w:i/>
           <w:iCs/>
-          <w:color w:val="6B6B6B"/>
+          <w:color w:val="847B86"/>
           <w:sz w:val="14"/>
           <w:szCs w:val="14"/>
         </w:rPr>
@@ -4294,7 +4294,7 @@
           <w:rFonts w:ascii="Consolas" w:cs="Consolas" w:eastAsia="Consolas" w:hAnsi="Consolas"/>
           <w:i/>
           <w:iCs/>
-          <w:color w:val="6B6B6B"/>
+          <w:color w:val="847B86"/>
           <w:sz w:val="14"/>
           <w:szCs w:val="14"/>
         </w:rPr>
@@ -4304,7 +4304,7 @@
         <w:rPr>
           <w:i/>
           <w:iCs/>
-          <w:color w:val="6B6B6B"/>
+          <w:color w:val="847B86"/>
           <w:sz w:val="14"/>
           <w:szCs w:val="14"/>
         </w:rPr>
@@ -4333,7 +4333,7 @@
         <w:tc>
           <w:tcPr>
             <w:tcW w:type="dxa" w:w="9600"/>
-            <w:shd w:fill="4E1230" w:color="auto" w:val="clear"/>
+            <w:shd w:fill="2B1B2E" w:color="auto" w:val="clear"/>
             <w:tcMar>
               <w:top w:type="dxa" w:w="50"/>
               <w:left w:type="dxa" w:w="150"/>
@@ -4365,12 +4365,12 @@
       <w:tblPr>
         <w:tblW w:type="dxa" w:w="9600"/>
         <w:tblBorders>
-          <w:top w:val="single" w:color="C8C8C8" w:sz="4"/>
-          <w:left w:val="single" w:color="C8C8C8" w:sz="4"/>
-          <w:bottom w:val="single" w:color="C8C8C8" w:sz="4"/>
-          <w:right w:val="single" w:color="C8C8C8" w:sz="4"/>
-          <w:insideH w:val="single" w:color="C8C8C8" w:sz="2"/>
-          <w:insideV w:val="single" w:color="C8C8C8" w:sz="2"/>
+          <w:top w:val="single" w:color="F8C7DC" w:sz="4"/>
+          <w:left w:val="single" w:color="F8C7DC" w:sz="4"/>
+          <w:bottom w:val="single" w:color="F8C7DC" w:sz="4"/>
+          <w:right w:val="single" w:color="F8C7DC" w:sz="4"/>
+          <w:insideH w:val="single" w:color="F8C7DC" w:sz="2"/>
+          <w:insideV w:val="single" w:color="F8C7DC" w:sz="2"/>
         </w:tblBorders>
       </w:tblPr>
       <w:tblGrid>
@@ -4402,7 +4402,7 @@
               <w:rPr>
                 <w:b w:val="false"/>
                 <w:bCs w:val="false"/>
-                <w:color w:val="1A1A1A"/>
+                <w:color w:val="251727"/>
                 <w:sz w:val="17"/>
                 <w:szCs w:val="17"/>
               </w:rPr>
@@ -4430,7 +4430,7 @@
               <w:rPr>
                 <w:b w:val="false"/>
                 <w:bCs w:val="false"/>
-                <w:color w:val="1A1A1A"/>
+                <w:color w:val="251727"/>
                 <w:sz w:val="17"/>
                 <w:szCs w:val="17"/>
               </w:rPr>
@@ -4458,7 +4458,7 @@
               <w:rPr>
                 <w:b w:val="false"/>
                 <w:bCs w:val="false"/>
-                <w:color w:val="1A1A1A"/>
+                <w:color w:val="251727"/>
                 <w:sz w:val="17"/>
                 <w:szCs w:val="17"/>
               </w:rPr>
@@ -4474,7 +4474,7 @@
         <w:tc>
           <w:tcPr>
             <w:tcW w:type="dxa" w:w="3264"/>
-            <w:shd w:fill="F7F4F6" w:color="auto" w:val="clear"/>
+            <w:shd w:fill="FADDEA" w:color="auto" w:val="clear"/>
             <w:tcMar>
               <w:top w:type="dxa" w:w="26"/>
               <w:left w:type="dxa" w:w="90"/>
@@ -4492,7 +4492,7 @@
               <w:rPr>
                 <w:b w:val="false"/>
                 <w:bCs w:val="false"/>
-                <w:color w:val="1A1A1A"/>
+                <w:color w:val="251727"/>
                 <w:sz w:val="17"/>
                 <w:szCs w:val="17"/>
               </w:rPr>
@@ -4503,7 +4503,7 @@
         <w:tc>
           <w:tcPr>
             <w:tcW w:type="dxa" w:w="3168"/>
-            <w:shd w:fill="F7F4F6" w:color="auto" w:val="clear"/>
+            <w:shd w:fill="FADDEA" w:color="auto" w:val="clear"/>
             <w:tcMar>
               <w:top w:type="dxa" w:w="26"/>
               <w:left w:type="dxa" w:w="90"/>
@@ -4521,7 +4521,7 @@
               <w:rPr>
                 <w:b w:val="false"/>
                 <w:bCs w:val="false"/>
-                <w:color w:val="1A1A1A"/>
+                <w:color w:val="251727"/>
                 <w:sz w:val="17"/>
                 <w:szCs w:val="17"/>
               </w:rPr>
@@ -4532,7 +4532,7 @@
         <w:tc>
           <w:tcPr>
             <w:tcW w:type="dxa" w:w="3168"/>
-            <w:shd w:fill="F7F4F6" w:color="auto" w:val="clear"/>
+            <w:shd w:fill="FADDEA" w:color="auto" w:val="clear"/>
             <w:tcMar>
               <w:top w:type="dxa" w:w="26"/>
               <w:left w:type="dxa" w:w="90"/>
@@ -4550,7 +4550,7 @@
               <w:rPr>
                 <w:b w:val="false"/>
                 <w:bCs w:val="false"/>
-                <w:color w:val="1A1A1A"/>
+                <w:color w:val="251727"/>
                 <w:sz w:val="17"/>
                 <w:szCs w:val="17"/>
               </w:rPr>
@@ -4583,7 +4583,7 @@
               <w:rPr>
                 <w:b w:val="false"/>
                 <w:bCs w:val="false"/>
-                <w:color w:val="1A1A1A"/>
+                <w:color w:val="251727"/>
                 <w:sz w:val="17"/>
                 <w:szCs w:val="17"/>
               </w:rPr>
@@ -4611,7 +4611,7 @@
               <w:rPr>
                 <w:b w:val="false"/>
                 <w:bCs w:val="false"/>
-                <w:color w:val="1A1A1A"/>
+                <w:color w:val="251727"/>
                 <w:sz w:val="17"/>
                 <w:szCs w:val="17"/>
               </w:rPr>
@@ -4639,7 +4639,7 @@
               <w:rPr>
                 <w:b w:val="false"/>
                 <w:bCs w:val="false"/>
-                <w:color w:val="1A1A1A"/>
+                <w:color w:val="251727"/>
                 <w:sz w:val="17"/>
                 <w:szCs w:val="17"/>
               </w:rPr>
@@ -4655,7 +4655,7 @@
         <w:tc>
           <w:tcPr>
             <w:tcW w:type="dxa" w:w="3264"/>
-            <w:shd w:fill="F7F4F6" w:color="auto" w:val="clear"/>
+            <w:shd w:fill="FADDEA" w:color="auto" w:val="clear"/>
             <w:tcMar>
               <w:top w:type="dxa" w:w="26"/>
               <w:left w:type="dxa" w:w="90"/>
@@ -4673,7 +4673,7 @@
               <w:rPr>
                 <w:b w:val="false"/>
                 <w:bCs w:val="false"/>
-                <w:color w:val="1A1A1A"/>
+                <w:color w:val="251727"/>
                 <w:sz w:val="17"/>
                 <w:szCs w:val="17"/>
               </w:rPr>
@@ -4684,7 +4684,7 @@
         <w:tc>
           <w:tcPr>
             <w:tcW w:type="dxa" w:w="3168"/>
-            <w:shd w:fill="F7F4F6" w:color="auto" w:val="clear"/>
+            <w:shd w:fill="FADDEA" w:color="auto" w:val="clear"/>
             <w:tcMar>
               <w:top w:type="dxa" w:w="26"/>
               <w:left w:type="dxa" w:w="90"/>
@@ -4702,7 +4702,7 @@
               <w:rPr>
                 <w:b w:val="false"/>
                 <w:bCs w:val="false"/>
-                <w:color w:val="1A1A1A"/>
+                <w:color w:val="251727"/>
                 <w:sz w:val="17"/>
                 <w:szCs w:val="17"/>
               </w:rPr>
@@ -4713,7 +4713,7 @@
         <w:tc>
           <w:tcPr>
             <w:tcW w:type="dxa" w:w="3168"/>
-            <w:shd w:fill="F7F4F6" w:color="auto" w:val="clear"/>
+            <w:shd w:fill="FADDEA" w:color="auto" w:val="clear"/>
             <w:tcMar>
               <w:top w:type="dxa" w:w="26"/>
               <w:left w:type="dxa" w:w="90"/>
@@ -4739,7 +4739,7 @@
         <w:rPr>
           <w:i/>
           <w:iCs/>
-          <w:color w:val="6B6B6B"/>
+          <w:color w:val="847B86"/>
           <w:sz w:val="14"/>
           <w:szCs w:val="14"/>
         </w:rPr>
@@ -4751,7 +4751,7 @@
           <w:bCs/>
           <w:i/>
           <w:iCs/>
-          <w:color w:val="6B6B6B"/>
+          <w:color w:val="847B86"/>
           <w:sz w:val="14"/>
           <w:szCs w:val="14"/>
         </w:rPr>
@@ -4761,7 +4761,7 @@
         <w:rPr>
           <w:i/>
           <w:iCs/>
-          <w:color w:val="6B6B6B"/>
+          <w:color w:val="847B86"/>
           <w:sz w:val="14"/>
           <w:szCs w:val="14"/>
         </w:rPr>
@@ -4788,7 +4788,7 @@
           <w:rFonts w:ascii="Georgia" w:cs="Georgia" w:eastAsia="Georgia" w:hAnsi="Georgia"/>
           <w:b/>
           <w:bCs/>
-          <w:color w:val="6B6B6B"/>
+          <w:color w:val="847B86"/>
           <w:spacing w:val="90"/>
           <w:sz w:val="16"/>
           <w:szCs w:val="16"/>
@@ -4799,7 +4799,7 @@
     <w:p>
       <w:pPr>
         <w:pBdr>
-          <w:bottom w:val="single" w:color="741B47" w:sz="12" w:space="4"/>
+          <w:bottom w:val="single" w:color="BC2A6E" w:sz="12" w:space="4"/>
         </w:pBdr>
         <w:spacing w:after="40"/>
       </w:pPr>
@@ -4808,7 +4808,7 @@
           <w:rFonts w:ascii="Georgia" w:cs="Georgia" w:eastAsia="Georgia" w:hAnsi="Georgia"/>
           <w:b/>
           <w:bCs/>
-          <w:color w:val="4E1230"/>
+          <w:color w:val="2B1B2E"/>
           <w:sz w:val="34"/>
           <w:szCs w:val="34"/>
         </w:rPr>
@@ -4844,11 +4844,11 @@
             <w:tcW w:type="dxa" w:w="9600"/>
             <w:tcBorders>
               <w:top w:val="nil"/>
-              <w:left w:val="single" w:color="741B47" w:sz="12"/>
+              <w:left w:val="single" w:color="BC2A6E" w:sz="12"/>
               <w:bottom w:val="nil"/>
               <w:right w:val="nil"/>
             </w:tcBorders>
-            <w:shd w:fill="FCFBFC" w:color="auto" w:val="clear"/>
+            <w:shd w:fill="FDF0F6" w:color="auto" w:val="clear"/>
             <w:tcMar>
               <w:top w:type="dxa" w:w="70"/>
               <w:left w:type="dxa" w:w="150"/>
@@ -4864,7 +4864,7 @@
               <w:rPr>
                 <w:b/>
                 <w:bCs/>
-                <w:color w:val="6B6B6B"/>
+                <w:color w:val="847B86"/>
                 <w:spacing w:val="30"/>
                 <w:sz w:val="13"/>
                 <w:szCs w:val="13"/>
@@ -4895,7 +4895,7 @@
         <w:rPr>
           <w:i/>
           <w:iCs/>
-          <w:color w:val="6B6B6B"/>
+          <w:color w:val="847B86"/>
           <w:sz w:val="14"/>
           <w:szCs w:val="14"/>
         </w:rPr>
@@ -4907,7 +4907,7 @@
           <w:bCs/>
           <w:i/>
           <w:iCs/>
-          <w:color w:val="6B6B6B"/>
+          <w:color w:val="847B86"/>
           <w:sz w:val="14"/>
           <w:szCs w:val="14"/>
         </w:rPr>
@@ -4917,7 +4917,7 @@
         <w:rPr>
           <w:i/>
           <w:iCs/>
-          <w:color w:val="6B6B6B"/>
+          <w:color w:val="847B86"/>
           <w:sz w:val="14"/>
           <w:szCs w:val="14"/>
         </w:rPr>
@@ -4948,11 +4948,11 @@
             <w:tcW w:type="dxa" w:w="9600"/>
             <w:tcBorders>
               <w:top w:val="nil"/>
-              <w:left w:val="single" w:color="741B47" w:sz="12"/>
+              <w:left w:val="single" w:color="BC2A6E" w:sz="12"/>
               <w:bottom w:val="nil"/>
               <w:right w:val="nil"/>
             </w:tcBorders>
-            <w:shd w:fill="FCFBFC" w:color="auto" w:val="clear"/>
+            <w:shd w:fill="FDF0F6" w:color="auto" w:val="clear"/>
             <w:tcMar>
               <w:top w:type="dxa" w:w="70"/>
               <w:left w:type="dxa" w:w="150"/>
@@ -4968,7 +4968,7 @@
               <w:rPr>
                 <w:b/>
                 <w:bCs/>
-                <w:color w:val="6B6B6B"/>
+                <w:color w:val="847B86"/>
                 <w:spacing w:val="30"/>
                 <w:sz w:val="13"/>
                 <w:szCs w:val="13"/>
@@ -4999,7 +4999,7 @@
         <w:rPr>
           <w:i/>
           <w:iCs/>
-          <w:color w:val="6B6B6B"/>
+          <w:color w:val="847B86"/>
           <w:sz w:val="14"/>
           <w:szCs w:val="14"/>
         </w:rPr>
@@ -5011,7 +5011,7 @@
           <w:bCs/>
           <w:i/>
           <w:iCs/>
-          <w:color w:val="6B6B6B"/>
+          <w:color w:val="847B86"/>
           <w:sz w:val="14"/>
           <w:szCs w:val="14"/>
         </w:rPr>
@@ -5021,7 +5021,7 @@
         <w:rPr>
           <w:i/>
           <w:iCs/>
-          <w:color w:val="6B6B6B"/>
+          <w:color w:val="847B86"/>
           <w:sz w:val="14"/>
           <w:szCs w:val="14"/>
         </w:rPr>
@@ -5033,7 +5033,7 @@
           <w:bCs/>
           <w:i/>
           <w:iCs/>
-          <w:color w:val="6B6B6B"/>
+          <w:color w:val="847B86"/>
           <w:sz w:val="14"/>
           <w:szCs w:val="14"/>
         </w:rPr>
@@ -5043,7 +5043,7 @@
         <w:rPr>
           <w:i/>
           <w:iCs/>
-          <w:color w:val="6B6B6B"/>
+          <w:color w:val="847B86"/>
           <w:sz w:val="14"/>
           <w:szCs w:val="14"/>
         </w:rPr>
@@ -5074,11 +5074,11 @@
             <w:tcW w:type="dxa" w:w="9600"/>
             <w:tcBorders>
               <w:top w:val="nil"/>
-              <w:left w:val="single" w:color="741B47" w:sz="12"/>
+              <w:left w:val="single" w:color="BC2A6E" w:sz="12"/>
               <w:bottom w:val="nil"/>
               <w:right w:val="nil"/>
             </w:tcBorders>
-            <w:shd w:fill="FCFBFC" w:color="auto" w:val="clear"/>
+            <w:shd w:fill="FDF0F6" w:color="auto" w:val="clear"/>
             <w:tcMar>
               <w:top w:type="dxa" w:w="70"/>
               <w:left w:type="dxa" w:w="150"/>
@@ -5094,7 +5094,7 @@
               <w:rPr>
                 <w:b/>
                 <w:bCs/>
-                <w:color w:val="6B6B6B"/>
+                <w:color w:val="847B86"/>
                 <w:spacing w:val="30"/>
                 <w:sz w:val="13"/>
                 <w:szCs w:val="13"/>
@@ -5105,7 +5105,7 @@
           <w:p>
             <w:pPr>
               <w:pBdr>
-                <w:bottom w:val="single" w:color="C8C8C8" w:sz="4" w:space="2"/>
+                <w:bottom w:val="single" w:color="F8C7DC" w:sz="4" w:space="2"/>
               </w:pBdr>
               <w:spacing w:after="108"/>
             </w:pPr>
@@ -5113,7 +5113,7 @@
           <w:p>
             <w:pPr>
               <w:pBdr>
-                <w:bottom w:val="single" w:color="C8C8C8" w:sz="4" w:space="2"/>
+                <w:bottom w:val="single" w:color="F8C7DC" w:sz="4" w:space="2"/>
               </w:pBdr>
               <w:spacing w:after="108"/>
             </w:pPr>
@@ -5143,7 +5143,7 @@
         <w:tc>
           <w:tcPr>
             <w:tcW w:type="dxa" w:w="9600"/>
-            <w:shd w:fill="4E1230" w:color="auto" w:val="clear"/>
+            <w:shd w:fill="2B1B2E" w:color="auto" w:val="clear"/>
             <w:tcMar>
               <w:top w:type="dxa" w:w="50"/>
               <w:left w:type="dxa" w:w="150"/>
@@ -5175,12 +5175,12 @@
       <w:tblPr>
         <w:tblW w:type="dxa" w:w="9600"/>
         <w:tblBorders>
-          <w:top w:val="single" w:color="C8C8C8" w:sz="4"/>
-          <w:left w:val="single" w:color="C8C8C8" w:sz="4"/>
-          <w:bottom w:val="single" w:color="C8C8C8" w:sz="4"/>
-          <w:right w:val="single" w:color="C8C8C8" w:sz="4"/>
-          <w:insideH w:val="single" w:color="C8C8C8" w:sz="2"/>
-          <w:insideV w:val="single" w:color="C8C8C8" w:sz="2"/>
+          <w:top w:val="single" w:color="F8C7DC" w:sz="4"/>
+          <w:left w:val="single" w:color="F8C7DC" w:sz="4"/>
+          <w:bottom w:val="single" w:color="F8C7DC" w:sz="4"/>
+          <w:right w:val="single" w:color="F8C7DC" w:sz="4"/>
+          <w:insideH w:val="single" w:color="F8C7DC" w:sz="2"/>
+          <w:insideV w:val="single" w:color="F8C7DC" w:sz="2"/>
         </w:tblBorders>
       </w:tblPr>
       <w:tblGrid>
@@ -5199,7 +5199,7 @@
         <w:tc>
           <w:tcPr>
             <w:tcW w:type="dxa" w:w="2112"/>
-            <w:shd w:fill="4E1230" w:color="auto" w:val="clear"/>
+            <w:shd w:fill="2B1B2E" w:color="auto" w:val="clear"/>
             <w:tcMar>
               <w:top w:type="dxa" w:w="26"/>
               <w:left w:type="dxa" w:w="90"/>
@@ -5228,7 +5228,7 @@
         <w:tc>
           <w:tcPr>
             <w:tcW w:type="dxa" w:w="1152"/>
-            <w:shd w:fill="4E1230" w:color="auto" w:val="clear"/>
+            <w:shd w:fill="2B1B2E" w:color="auto" w:val="clear"/>
             <w:tcMar>
               <w:top w:type="dxa" w:w="26"/>
               <w:left w:type="dxa" w:w="90"/>
@@ -5257,7 +5257,7 @@
         <w:tc>
           <w:tcPr>
             <w:tcW w:type="dxa" w:w="1152"/>
-            <w:shd w:fill="4E1230" w:color="auto" w:val="clear"/>
+            <w:shd w:fill="2B1B2E" w:color="auto" w:val="clear"/>
             <w:tcMar>
               <w:top w:type="dxa" w:w="26"/>
               <w:left w:type="dxa" w:w="90"/>
@@ -5286,7 +5286,7 @@
         <w:tc>
           <w:tcPr>
             <w:tcW w:type="dxa" w:w="2112"/>
-            <w:shd w:fill="4E1230" w:color="auto" w:val="clear"/>
+            <w:shd w:fill="2B1B2E" w:color="auto" w:val="clear"/>
             <w:tcMar>
               <w:top w:type="dxa" w:w="26"/>
               <w:left w:type="dxa" w:w="90"/>
@@ -5315,7 +5315,7 @@
         <w:tc>
           <w:tcPr>
             <w:tcW w:type="dxa" w:w="1152"/>
-            <w:shd w:fill="4E1230" w:color="auto" w:val="clear"/>
+            <w:shd w:fill="2B1B2E" w:color="auto" w:val="clear"/>
             <w:tcMar>
               <w:top w:type="dxa" w:w="26"/>
               <w:left w:type="dxa" w:w="90"/>
@@ -5344,7 +5344,7 @@
         <w:tc>
           <w:tcPr>
             <w:tcW w:type="dxa" w:w="1920"/>
-            <w:shd w:fill="4E1230" w:color="auto" w:val="clear"/>
+            <w:shd w:fill="2B1B2E" w:color="auto" w:val="clear"/>
             <w:tcMar>
               <w:top w:type="dxa" w:w="26"/>
               <w:left w:type="dxa" w:w="90"/>
@@ -5395,7 +5395,7 @@
               <w:rPr>
                 <w:b/>
                 <w:bCs/>
-                <w:color w:val="1A1A1A"/>
+                <w:color w:val="251727"/>
                 <w:sz w:val="17"/>
                 <w:szCs w:val="17"/>
               </w:rPr>
@@ -5423,7 +5423,7 @@
               <w:rPr>
                 <w:b w:val="false"/>
                 <w:bCs w:val="false"/>
-                <w:color w:val="1A1A1A"/>
+                <w:color w:val="251727"/>
                 <w:sz w:val="17"/>
                 <w:szCs w:val="17"/>
               </w:rPr>
@@ -5451,7 +5451,7 @@
               <w:rPr>
                 <w:b w:val="false"/>
                 <w:bCs w:val="false"/>
-                <w:color w:val="1A1A1A"/>
+                <w:color w:val="251727"/>
                 <w:sz w:val="17"/>
                 <w:szCs w:val="17"/>
               </w:rPr>
@@ -5479,7 +5479,7 @@
               <w:rPr>
                 <w:b/>
                 <w:bCs/>
-                <w:color w:val="1A1A1A"/>
+                <w:color w:val="251727"/>
                 <w:sz w:val="17"/>
                 <w:szCs w:val="17"/>
               </w:rPr>
@@ -5507,7 +5507,7 @@
               <w:rPr>
                 <w:b w:val="false"/>
                 <w:bCs w:val="false"/>
-                <w:color w:val="1A1A1A"/>
+                <w:color w:val="251727"/>
                 <w:sz w:val="17"/>
                 <w:szCs w:val="17"/>
               </w:rPr>
@@ -5535,7 +5535,7 @@
               <w:rPr>
                 <w:b w:val="false"/>
                 <w:bCs w:val="false"/>
-                <w:color w:val="1A1A1A"/>
+                <w:color w:val="251727"/>
                 <w:sz w:val="17"/>
                 <w:szCs w:val="17"/>
               </w:rPr>
@@ -5551,25 +5551,25 @@
         <w:tc>
           <w:tcPr>
             <w:tcW w:type="dxa" w:w="2112"/>
-            <w:shd w:fill="F7F4F6" w:color="auto" w:val="clear"/>
-            <w:tcMar>
-              <w:top w:type="dxa" w:w="26"/>
-              <w:left w:type="dxa" w:w="90"/>
-              <w:bottom w:type="dxa" w:w="26"/>
-              <w:right w:type="dxa" w:w="90"/>
-            </w:tcMar>
-            <w:vAlign w:val="center"/>
-          </w:tcPr>
-          <w:p>
-            <w:pPr>
-              <w:spacing w:after="18" w:before="18" w:line="215"/>
-              <w:jc w:val="left"/>
-            </w:pPr>
-            <w:r>
-              <w:rPr>
-                <w:b/>
-                <w:bCs/>
-                <w:color w:val="1A1A1A"/>
+            <w:shd w:fill="FADDEA" w:color="auto" w:val="clear"/>
+            <w:tcMar>
+              <w:top w:type="dxa" w:w="26"/>
+              <w:left w:type="dxa" w:w="90"/>
+              <w:bottom w:type="dxa" w:w="26"/>
+              <w:right w:type="dxa" w:w="90"/>
+            </w:tcMar>
+            <w:vAlign w:val="center"/>
+          </w:tcPr>
+          <w:p>
+            <w:pPr>
+              <w:spacing w:after="18" w:before="18" w:line="215"/>
+              <w:jc w:val="left"/>
+            </w:pPr>
+            <w:r>
+              <w:rPr>
+                <w:b/>
+                <w:bCs/>
+                <w:color w:val="251727"/>
                 <w:sz w:val="17"/>
                 <w:szCs w:val="17"/>
               </w:rPr>
@@ -5580,7 +5580,7 @@
         <w:tc>
           <w:tcPr>
             <w:tcW w:type="dxa" w:w="1152"/>
-            <w:shd w:fill="F7F4F6" w:color="auto" w:val="clear"/>
+            <w:shd w:fill="FADDEA" w:color="auto" w:val="clear"/>
             <w:tcMar>
               <w:top w:type="dxa" w:w="26"/>
               <w:left w:type="dxa" w:w="90"/>
@@ -5598,7 +5598,7 @@
               <w:rPr>
                 <w:b w:val="false"/>
                 <w:bCs w:val="false"/>
-                <w:color w:val="1A1A1A"/>
+                <w:color w:val="251727"/>
                 <w:sz w:val="17"/>
                 <w:szCs w:val="17"/>
               </w:rPr>
@@ -5609,7 +5609,7 @@
         <w:tc>
           <w:tcPr>
             <w:tcW w:type="dxa" w:w="1152"/>
-            <w:shd w:fill="F7F4F6" w:color="auto" w:val="clear"/>
+            <w:shd w:fill="FADDEA" w:color="auto" w:val="clear"/>
             <w:tcMar>
               <w:top w:type="dxa" w:w="26"/>
               <w:left w:type="dxa" w:w="90"/>
@@ -5627,7 +5627,7 @@
               <w:rPr>
                 <w:b w:val="false"/>
                 <w:bCs w:val="false"/>
-                <w:color w:val="1A1A1A"/>
+                <w:color w:val="251727"/>
                 <w:sz w:val="17"/>
                 <w:szCs w:val="17"/>
               </w:rPr>
@@ -5638,25 +5638,25 @@
         <w:tc>
           <w:tcPr>
             <w:tcW w:type="dxa" w:w="2112"/>
-            <w:shd w:fill="F7F4F6" w:color="auto" w:val="clear"/>
-            <w:tcMar>
-              <w:top w:type="dxa" w:w="26"/>
-              <w:left w:type="dxa" w:w="90"/>
-              <w:bottom w:type="dxa" w:w="26"/>
-              <w:right w:type="dxa" w:w="90"/>
-            </w:tcMar>
-            <w:vAlign w:val="center"/>
-          </w:tcPr>
-          <w:p>
-            <w:pPr>
-              <w:spacing w:after="18" w:before="18" w:line="215"/>
-              <w:jc w:val="left"/>
-            </w:pPr>
-            <w:r>
-              <w:rPr>
-                <w:b/>
-                <w:bCs/>
-                <w:color w:val="1A1A1A"/>
+            <w:shd w:fill="FADDEA" w:color="auto" w:val="clear"/>
+            <w:tcMar>
+              <w:top w:type="dxa" w:w="26"/>
+              <w:left w:type="dxa" w:w="90"/>
+              <w:bottom w:type="dxa" w:w="26"/>
+              <w:right w:type="dxa" w:w="90"/>
+            </w:tcMar>
+            <w:vAlign w:val="center"/>
+          </w:tcPr>
+          <w:p>
+            <w:pPr>
+              <w:spacing w:after="18" w:before="18" w:line="215"/>
+              <w:jc w:val="left"/>
+            </w:pPr>
+            <w:r>
+              <w:rPr>
+                <w:b/>
+                <w:bCs/>
+                <w:color w:val="251727"/>
                 <w:sz w:val="17"/>
                 <w:szCs w:val="17"/>
               </w:rPr>
@@ -5667,7 +5667,7 @@
         <w:tc>
           <w:tcPr>
             <w:tcW w:type="dxa" w:w="1152"/>
-            <w:shd w:fill="F7F4F6" w:color="auto" w:val="clear"/>
+            <w:shd w:fill="FADDEA" w:color="auto" w:val="clear"/>
             <w:tcMar>
               <w:top w:type="dxa" w:w="26"/>
               <w:left w:type="dxa" w:w="90"/>
@@ -5685,7 +5685,7 @@
               <w:rPr>
                 <w:b w:val="false"/>
                 <w:bCs w:val="false"/>
-                <w:color w:val="1A1A1A"/>
+                <w:color w:val="251727"/>
                 <w:sz w:val="17"/>
                 <w:szCs w:val="17"/>
               </w:rPr>
@@ -5696,7 +5696,7 @@
         <w:tc>
           <w:tcPr>
             <w:tcW w:type="dxa" w:w="1920"/>
-            <w:shd w:fill="F7F4F6" w:color="auto" w:val="clear"/>
+            <w:shd w:fill="FADDEA" w:color="auto" w:val="clear"/>
             <w:tcMar>
               <w:top w:type="dxa" w:w="26"/>
               <w:left w:type="dxa" w:w="90"/>
@@ -5714,7 +5714,7 @@
               <w:rPr>
                 <w:b w:val="false"/>
                 <w:bCs w:val="false"/>
-                <w:color w:val="1A1A1A"/>
+                <w:color w:val="251727"/>
                 <w:sz w:val="17"/>
                 <w:szCs w:val="17"/>
               </w:rPr>
@@ -5747,7 +5747,7 @@
               <w:rPr>
                 <w:b/>
                 <w:bCs/>
-                <w:color w:val="1A1A1A"/>
+                <w:color w:val="251727"/>
                 <w:sz w:val="17"/>
                 <w:szCs w:val="17"/>
               </w:rPr>
@@ -5775,7 +5775,7 @@
               <w:rPr>
                 <w:b w:val="false"/>
                 <w:bCs w:val="false"/>
-                <w:color w:val="1A1A1A"/>
+                <w:color w:val="251727"/>
                 <w:sz w:val="17"/>
                 <w:szCs w:val="17"/>
               </w:rPr>
@@ -5803,7 +5803,7 @@
               <w:rPr>
                 <w:b w:val="false"/>
                 <w:bCs w:val="false"/>
-                <w:color w:val="1A1A1A"/>
+                <w:color w:val="251727"/>
                 <w:sz w:val="17"/>
                 <w:szCs w:val="17"/>
               </w:rPr>
@@ -5831,7 +5831,7 @@
               <w:rPr>
                 <w:b/>
                 <w:bCs/>
-                <w:color w:val="1A1A1A"/>
+                <w:color w:val="251727"/>
                 <w:sz w:val="17"/>
                 <w:szCs w:val="17"/>
               </w:rPr>
@@ -5859,7 +5859,7 @@
               <w:rPr>
                 <w:b w:val="false"/>
                 <w:bCs w:val="false"/>
-                <w:color w:val="1A1A1A"/>
+                <w:color w:val="251727"/>
                 <w:sz w:val="17"/>
                 <w:szCs w:val="17"/>
               </w:rPr>
@@ -5887,7 +5887,7 @@
               <w:rPr>
                 <w:b w:val="false"/>
                 <w:bCs w:val="false"/>
-                <w:color w:val="1A1A1A"/>
+                <w:color w:val="251727"/>
                 <w:sz w:val="17"/>
                 <w:szCs w:val="17"/>
               </w:rPr>
@@ -5903,25 +5903,25 @@
         <w:tc>
           <w:tcPr>
             <w:tcW w:type="dxa" w:w="2112"/>
-            <w:shd w:fill="F7F4F6" w:color="auto" w:val="clear"/>
-            <w:tcMar>
-              <w:top w:type="dxa" w:w="26"/>
-              <w:left w:type="dxa" w:w="90"/>
-              <w:bottom w:type="dxa" w:w="26"/>
-              <w:right w:type="dxa" w:w="90"/>
-            </w:tcMar>
-            <w:vAlign w:val="center"/>
-          </w:tcPr>
-          <w:p>
-            <w:pPr>
-              <w:spacing w:after="18" w:before="18" w:line="215"/>
-              <w:jc w:val="left"/>
-            </w:pPr>
-            <w:r>
-              <w:rPr>
-                <w:b/>
-                <w:bCs/>
-                <w:color w:val="1A1A1A"/>
+            <w:shd w:fill="FADDEA" w:color="auto" w:val="clear"/>
+            <w:tcMar>
+              <w:top w:type="dxa" w:w="26"/>
+              <w:left w:type="dxa" w:w="90"/>
+              <w:bottom w:type="dxa" w:w="26"/>
+              <w:right w:type="dxa" w:w="90"/>
+            </w:tcMar>
+            <w:vAlign w:val="center"/>
+          </w:tcPr>
+          <w:p>
+            <w:pPr>
+              <w:spacing w:after="18" w:before="18" w:line="215"/>
+              <w:jc w:val="left"/>
+            </w:pPr>
+            <w:r>
+              <w:rPr>
+                <w:b/>
+                <w:bCs/>
+                <w:color w:val="251727"/>
                 <w:sz w:val="17"/>
                 <w:szCs w:val="17"/>
               </w:rPr>
@@ -5932,7 +5932,7 @@
         <w:tc>
           <w:tcPr>
             <w:tcW w:type="dxa" w:w="1152"/>
-            <w:shd w:fill="F7F4F6" w:color="auto" w:val="clear"/>
+            <w:shd w:fill="FADDEA" w:color="auto" w:val="clear"/>
             <w:tcMar>
               <w:top w:type="dxa" w:w="26"/>
               <w:left w:type="dxa" w:w="90"/>
@@ -5950,7 +5950,7 @@
               <w:rPr>
                 <w:b w:val="false"/>
                 <w:bCs w:val="false"/>
-                <w:color w:val="1A1A1A"/>
+                <w:color w:val="251727"/>
                 <w:sz w:val="17"/>
                 <w:szCs w:val="17"/>
               </w:rPr>
@@ -5961,7 +5961,7 @@
         <w:tc>
           <w:tcPr>
             <w:tcW w:type="dxa" w:w="1152"/>
-            <w:shd w:fill="F7F4F6" w:color="auto" w:val="clear"/>
+            <w:shd w:fill="FADDEA" w:color="auto" w:val="clear"/>
             <w:tcMar>
               <w:top w:type="dxa" w:w="26"/>
               <w:left w:type="dxa" w:w="90"/>
@@ -5979,7 +5979,7 @@
               <w:rPr>
                 <w:b w:val="false"/>
                 <w:bCs w:val="false"/>
-                <w:color w:val="1A1A1A"/>
+                <w:color w:val="251727"/>
                 <w:sz w:val="17"/>
                 <w:szCs w:val="17"/>
               </w:rPr>
@@ -5990,25 +5990,25 @@
         <w:tc>
           <w:tcPr>
             <w:tcW w:type="dxa" w:w="2112"/>
-            <w:shd w:fill="F7F4F6" w:color="auto" w:val="clear"/>
-            <w:tcMar>
-              <w:top w:type="dxa" w:w="26"/>
-              <w:left w:type="dxa" w:w="90"/>
-              <w:bottom w:type="dxa" w:w="26"/>
-              <w:right w:type="dxa" w:w="90"/>
-            </w:tcMar>
-            <w:vAlign w:val="center"/>
-          </w:tcPr>
-          <w:p>
-            <w:pPr>
-              <w:spacing w:after="18" w:before="18" w:line="215"/>
-              <w:jc w:val="left"/>
-            </w:pPr>
-            <w:r>
-              <w:rPr>
-                <w:b/>
-                <w:bCs/>
-                <w:color w:val="1A1A1A"/>
+            <w:shd w:fill="FADDEA" w:color="auto" w:val="clear"/>
+            <w:tcMar>
+              <w:top w:type="dxa" w:w="26"/>
+              <w:left w:type="dxa" w:w="90"/>
+              <w:bottom w:type="dxa" w:w="26"/>
+              <w:right w:type="dxa" w:w="90"/>
+            </w:tcMar>
+            <w:vAlign w:val="center"/>
+          </w:tcPr>
+          <w:p>
+            <w:pPr>
+              <w:spacing w:after="18" w:before="18" w:line="215"/>
+              <w:jc w:val="left"/>
+            </w:pPr>
+            <w:r>
+              <w:rPr>
+                <w:b/>
+                <w:bCs/>
+                <w:color w:val="251727"/>
                 <w:sz w:val="17"/>
                 <w:szCs w:val="17"/>
               </w:rPr>
@@ -6019,7 +6019,7 @@
         <w:tc>
           <w:tcPr>
             <w:tcW w:type="dxa" w:w="1152"/>
-            <w:shd w:fill="F7F4F6" w:color="auto" w:val="clear"/>
+            <w:shd w:fill="FADDEA" w:color="auto" w:val="clear"/>
             <w:tcMar>
               <w:top w:type="dxa" w:w="26"/>
               <w:left w:type="dxa" w:w="90"/>
@@ -6037,7 +6037,7 @@
               <w:rPr>
                 <w:b w:val="false"/>
                 <w:bCs w:val="false"/>
-                <w:color w:val="1A1A1A"/>
+                <w:color w:val="251727"/>
                 <w:sz w:val="17"/>
                 <w:szCs w:val="17"/>
               </w:rPr>
@@ -6048,7 +6048,7 @@
         <w:tc>
           <w:tcPr>
             <w:tcW w:type="dxa" w:w="1920"/>
-            <w:shd w:fill="F7F4F6" w:color="auto" w:val="clear"/>
+            <w:shd w:fill="FADDEA" w:color="auto" w:val="clear"/>
             <w:tcMar>
               <w:top w:type="dxa" w:w="26"/>
               <w:left w:type="dxa" w:w="90"/>
@@ -6066,7 +6066,7 @@
               <w:rPr>
                 <w:b w:val="false"/>
                 <w:bCs w:val="false"/>
-                <w:color w:val="1A1A1A"/>
+                <w:color w:val="251727"/>
                 <w:sz w:val="17"/>
                 <w:szCs w:val="17"/>
               </w:rPr>
@@ -6099,7 +6099,7 @@
               <w:rPr>
                 <w:b/>
                 <w:bCs/>
-                <w:color w:val="1A1A1A"/>
+                <w:color w:val="251727"/>
                 <w:sz w:val="17"/>
                 <w:szCs w:val="17"/>
               </w:rPr>
@@ -6127,7 +6127,7 @@
               <w:rPr>
                 <w:b w:val="false"/>
                 <w:bCs w:val="false"/>
-                <w:color w:val="1A1A1A"/>
+                <w:color w:val="251727"/>
                 <w:sz w:val="17"/>
                 <w:szCs w:val="17"/>
               </w:rPr>
@@ -6155,7 +6155,7 @@
               <w:rPr>
                 <w:b w:val="false"/>
                 <w:bCs w:val="false"/>
-                <w:color w:val="1A1A1A"/>
+                <w:color w:val="251727"/>
                 <w:sz w:val="17"/>
                 <w:szCs w:val="17"/>
               </w:rPr>
@@ -6227,7 +6227,7 @@
         <w:rPr>
           <w:i/>
           <w:iCs/>
-          <w:color w:val="6B6B6B"/>
+          <w:color w:val="847B86"/>
           <w:sz w:val="14"/>
           <w:szCs w:val="14"/>
         </w:rPr>
@@ -6239,7 +6239,7 @@
           <w:bCs/>
           <w:i/>
           <w:iCs/>
-          <w:color w:val="6B6B6B"/>
+          <w:color w:val="847B86"/>
           <w:sz w:val="14"/>
           <w:szCs w:val="14"/>
         </w:rPr>
@@ -6249,7 +6249,7 @@
         <w:rPr>
           <w:i/>
           <w:iCs/>
-          <w:color w:val="6B6B6B"/>
+          <w:color w:val="847B86"/>
           <w:sz w:val="14"/>
           <w:szCs w:val="14"/>
         </w:rPr>
@@ -6261,7 +6261,7 @@
           <w:bCs/>
           <w:i/>
           <w:iCs/>
-          <w:color w:val="6B6B6B"/>
+          <w:color w:val="847B86"/>
           <w:sz w:val="14"/>
           <w:szCs w:val="14"/>
         </w:rPr>
@@ -6271,7 +6271,7 @@
         <w:rPr>
           <w:i/>
           <w:iCs/>
-          <w:color w:val="6B6B6B"/>
+          <w:color w:val="847B86"/>
           <w:sz w:val="14"/>
           <w:szCs w:val="14"/>
         </w:rPr>
@@ -6303,10 +6303,10 @@
             <w:tcBorders>
               <w:top w:val="nil"/>
               <w:left w:val="nil"/>
-              <w:bottom w:val="single" w:color="9A9A9A" w:sz="6"/>
+              <w:bottom w:val="single" w:color="9A6F87" w:sz="6"/>
               <w:right w:val="nil"/>
             </w:tcBorders>
-            <w:shd w:fill="FCFBFC" w:color="auto" w:val="clear"/>
+            <w:shd w:fill="FDF0F6" w:color="auto" w:val="clear"/>
             <w:tcMar>
               <w:top w:type="dxa" w:w="42"/>
               <w:left w:type="dxa" w:w="120"/>
@@ -6323,7 +6323,7 @@
               <w:rPr>
                 <w:b/>
                 <w:bCs/>
-                <w:color w:val="6B6B6B"/>
+                <w:color w:val="847B86"/>
                 <w:spacing w:val="30"/>
                 <w:sz w:val="13"/>
                 <w:szCs w:val="13"/>
@@ -6337,7 +6337,7 @@
             </w:pPr>
             <w:r>
               <w:rPr>
-                <w:color w:val="1A1A1A"/>
+                <w:color w:val="251727"/>
                 <w:sz w:val="20"/>
                 <w:szCs w:val="20"/>
               </w:rPr>
@@ -6355,7 +6355,7 @@
         <w:rPr>
           <w:i/>
           <w:iCs/>
-          <w:color w:val="6B6B6B"/>
+          <w:color w:val="847B86"/>
           <w:sz w:val="14"/>
           <w:szCs w:val="14"/>
         </w:rPr>
@@ -6367,7 +6367,7 @@
           <w:bCs/>
           <w:i/>
           <w:iCs/>
-          <w:color w:val="6B6B6B"/>
+          <w:color w:val="847B86"/>
           <w:sz w:val="14"/>
           <w:szCs w:val="14"/>
         </w:rPr>
@@ -6377,7 +6377,7 @@
         <w:rPr>
           <w:i/>
           <w:iCs/>
-          <w:color w:val="6B6B6B"/>
+          <w:color w:val="847B86"/>
           <w:sz w:val="14"/>
           <w:szCs w:val="14"/>
         </w:rPr>
@@ -6408,11 +6408,11 @@
             <w:tcW w:type="dxa" w:w="9600"/>
             <w:tcBorders>
               <w:top w:val="nil"/>
-              <w:left w:val="single" w:color="741B47" w:sz="12"/>
+              <w:left w:val="single" w:color="BC2A6E" w:sz="12"/>
               <w:bottom w:val="nil"/>
               <w:right w:val="nil"/>
             </w:tcBorders>
-            <w:shd w:fill="FCFBFC" w:color="auto" w:val="clear"/>
+            <w:shd w:fill="FDF0F6" w:color="auto" w:val="clear"/>
             <w:tcMar>
               <w:top w:type="dxa" w:w="70"/>
               <w:left w:type="dxa" w:w="150"/>
@@ -6428,7 +6428,7 @@
               <w:rPr>
                 <w:b/>
                 <w:bCs/>
-                <w:color w:val="6B6B6B"/>
+                <w:color w:val="847B86"/>
                 <w:spacing w:val="30"/>
                 <w:sz w:val="13"/>
                 <w:szCs w:val="13"/>
@@ -6473,7 +6473,7 @@
         <w:tc>
           <w:tcPr>
             <w:tcW w:type="dxa" w:w="9600"/>
-            <w:shd w:fill="4E1230" w:color="auto" w:val="clear"/>
+            <w:shd w:fill="2B1B2E" w:color="auto" w:val="clear"/>
             <w:tcMar>
               <w:top w:type="dxa" w:w="50"/>
               <w:left w:type="dxa" w:w="150"/>
@@ -6505,12 +6505,12 @@
       <w:tblPr>
         <w:tblW w:type="dxa" w:w="9600"/>
         <w:tblBorders>
-          <w:top w:val="single" w:color="C8C8C8" w:sz="4"/>
-          <w:left w:val="single" w:color="C8C8C8" w:sz="4"/>
-          <w:bottom w:val="single" w:color="C8C8C8" w:sz="4"/>
-          <w:right w:val="single" w:color="C8C8C8" w:sz="4"/>
-          <w:insideH w:val="single" w:color="C8C8C8" w:sz="2"/>
-          <w:insideV w:val="single" w:color="C8C8C8" w:sz="2"/>
+          <w:top w:val="single" w:color="F8C7DC" w:sz="4"/>
+          <w:left w:val="single" w:color="F8C7DC" w:sz="4"/>
+          <w:bottom w:val="single" w:color="F8C7DC" w:sz="4"/>
+          <w:right w:val="single" w:color="F8C7DC" w:sz="4"/>
+          <w:insideH w:val="single" w:color="F8C7DC" w:sz="2"/>
+          <w:insideV w:val="single" w:color="F8C7DC" w:sz="2"/>
         </w:tblBorders>
       </w:tblPr>
       <w:tblGrid>
@@ -6527,7 +6527,7 @@
         <w:tc>
           <w:tcPr>
             <w:tcW w:type="dxa" w:w="672"/>
-            <w:shd w:fill="4E1230" w:color="auto" w:val="clear"/>
+            <w:shd w:fill="2B1B2E" w:color="auto" w:val="clear"/>
             <w:tcMar>
               <w:top w:type="dxa" w:w="26"/>
               <w:left w:type="dxa" w:w="90"/>
@@ -6546,7 +6546,7 @@
         <w:tc>
           <w:tcPr>
             <w:tcW w:type="dxa" w:w="2304"/>
-            <w:shd w:fill="4E1230" w:color="auto" w:val="clear"/>
+            <w:shd w:fill="2B1B2E" w:color="auto" w:val="clear"/>
             <w:tcMar>
               <w:top w:type="dxa" w:w="26"/>
               <w:left w:type="dxa" w:w="90"/>
@@ -6575,7 +6575,7 @@
         <w:tc>
           <w:tcPr>
             <w:tcW w:type="dxa" w:w="1920"/>
-            <w:shd w:fill="4E1230" w:color="auto" w:val="clear"/>
+            <w:shd w:fill="2B1B2E" w:color="auto" w:val="clear"/>
             <w:tcMar>
               <w:top w:type="dxa" w:w="26"/>
               <w:left w:type="dxa" w:w="90"/>
@@ -6604,7 +6604,7 @@
         <w:tc>
           <w:tcPr>
             <w:tcW w:type="dxa" w:w="4704"/>
-            <w:shd w:fill="4E1230" w:color="auto" w:val="clear"/>
+            <w:shd w:fill="2B1B2E" w:color="auto" w:val="clear"/>
             <w:tcMar>
               <w:top w:type="dxa" w:w="26"/>
               <w:left w:type="dxa" w:w="90"/>
@@ -6655,7 +6655,7 @@
               <w:rPr>
                 <w:b w:val="false"/>
                 <w:bCs w:val="false"/>
-                <w:color w:val="1A1A1A"/>
+                <w:color w:val="251727"/>
                 <w:sz w:val="17"/>
                 <w:szCs w:val="17"/>
               </w:rPr>
@@ -6725,7 +6725,7 @@
         <w:tc>
           <w:tcPr>
             <w:tcW w:type="dxa" w:w="672"/>
-            <w:shd w:fill="F7F4F6" w:color="auto" w:val="clear"/>
+            <w:shd w:fill="FADDEA" w:color="auto" w:val="clear"/>
             <w:tcMar>
               <w:top w:type="dxa" w:w="26"/>
               <w:left w:type="dxa" w:w="90"/>
@@ -6743,7 +6743,7 @@
               <w:rPr>
                 <w:b w:val="false"/>
                 <w:bCs w:val="false"/>
-                <w:color w:val="1A1A1A"/>
+                <w:color w:val="251727"/>
                 <w:sz w:val="17"/>
                 <w:szCs w:val="17"/>
               </w:rPr>
@@ -6754,7 +6754,7 @@
         <w:tc>
           <w:tcPr>
             <w:tcW w:type="dxa" w:w="2304"/>
-            <w:shd w:fill="F7F4F6" w:color="auto" w:val="clear"/>
+            <w:shd w:fill="FADDEA" w:color="auto" w:val="clear"/>
             <w:tcMar>
               <w:top w:type="dxa" w:w="26"/>
               <w:left w:type="dxa" w:w="90"/>
@@ -6773,7 +6773,7 @@
         <w:tc>
           <w:tcPr>
             <w:tcW w:type="dxa" w:w="1920"/>
-            <w:shd w:fill="F7F4F6" w:color="auto" w:val="clear"/>
+            <w:shd w:fill="FADDEA" w:color="auto" w:val="clear"/>
             <w:tcMar>
               <w:top w:type="dxa" w:w="26"/>
               <w:left w:type="dxa" w:w="90"/>
@@ -6792,7 +6792,7 @@
         <w:tc>
           <w:tcPr>
             <w:tcW w:type="dxa" w:w="4704"/>
-            <w:shd w:fill="F7F4F6" w:color="auto" w:val="clear"/>
+            <w:shd w:fill="FADDEA" w:color="auto" w:val="clear"/>
             <w:tcMar>
               <w:top w:type="dxa" w:w="26"/>
               <w:left w:type="dxa" w:w="90"/>
@@ -6818,7 +6818,7 @@
         <w:rPr>
           <w:i/>
           <w:iCs/>
-          <w:color w:val="6B6B6B"/>
+          <w:color w:val="847B86"/>
           <w:sz w:val="14"/>
           <w:szCs w:val="14"/>
         </w:rPr>
@@ -6847,7 +6847,7 @@
         <w:tc>
           <w:tcPr>
             <w:tcW w:type="dxa" w:w="9600"/>
-            <w:shd w:fill="4E1230" w:color="auto" w:val="clear"/>
+            <w:shd w:fill="2B1B2E" w:color="auto" w:val="clear"/>
             <w:tcMar>
               <w:top w:type="dxa" w:w="50"/>
               <w:left w:type="dxa" w:w="150"/>
@@ -6903,10 +6903,10 @@
             <w:tcBorders>
               <w:top w:val="nil"/>
               <w:left w:val="nil"/>
-              <w:bottom w:val="single" w:color="9A9A9A" w:sz="6"/>
+              <w:bottom w:val="single" w:color="9A6F87" w:sz="6"/>
               <w:right w:val="nil"/>
             </w:tcBorders>
-            <w:shd w:fill="FCFBFC" w:color="auto" w:val="clear"/>
+            <w:shd w:fill="FDF0F6" w:color="auto" w:val="clear"/>
             <w:tcMar>
               <w:top w:type="dxa" w:w="42"/>
               <w:left w:type="dxa" w:w="120"/>
@@ -6923,7 +6923,7 @@
               <w:rPr>
                 <w:b/>
                 <w:bCs/>
-                <w:color w:val="6B6B6B"/>
+                <w:color w:val="847B86"/>
                 <w:spacing w:val="30"/>
                 <w:sz w:val="13"/>
                 <w:szCs w:val="13"/>
@@ -6937,7 +6937,7 @@
             </w:pPr>
             <w:r>
               <w:rPr>
-                <w:color w:val="1A1A1A"/>
+                <w:color w:val="251727"/>
                 <w:sz w:val="20"/>
                 <w:szCs w:val="20"/>
               </w:rPr>
@@ -6951,10 +6951,10 @@
             <w:tcBorders>
               <w:top w:val="nil"/>
               <w:left w:val="nil"/>
-              <w:bottom w:val="single" w:color="9A9A9A" w:sz="6"/>
+              <w:bottom w:val="single" w:color="9A6F87" w:sz="6"/>
               <w:right w:val="nil"/>
             </w:tcBorders>
-            <w:shd w:fill="FCFBFC" w:color="auto" w:val="clear"/>
+            <w:shd w:fill="FDF0F6" w:color="auto" w:val="clear"/>
             <w:tcMar>
               <w:top w:type="dxa" w:w="42"/>
               <w:left w:type="dxa" w:w="120"/>
@@ -6971,7 +6971,7 @@
               <w:rPr>
                 <w:b/>
                 <w:bCs/>
-                <w:color w:val="6B6B6B"/>
+                <w:color w:val="847B86"/>
                 <w:spacing w:val="30"/>
                 <w:sz w:val="13"/>
                 <w:szCs w:val="13"/>
@@ -6985,7 +6985,7 @@
             </w:pPr>
             <w:r>
               <w:rPr>
-                <w:color w:val="1A1A1A"/>
+                <w:color w:val="251727"/>
                 <w:sz w:val="20"/>
                 <w:szCs w:val="20"/>
               </w:rPr>
@@ -6999,10 +6999,10 @@
             <w:tcBorders>
               <w:top w:val="nil"/>
               <w:left w:val="nil"/>
-              <w:bottom w:val="single" w:color="9A9A9A" w:sz="6"/>
+              <w:bottom w:val="single" w:color="9A6F87" w:sz="6"/>
               <w:right w:val="nil"/>
             </w:tcBorders>
-            <w:shd w:fill="FCFBFC" w:color="auto" w:val="clear"/>
+            <w:shd w:fill="FDF0F6" w:color="auto" w:val="clear"/>
             <w:tcMar>
               <w:top w:type="dxa" w:w="42"/>
               <w:left w:type="dxa" w:w="120"/>
@@ -7019,7 +7019,7 @@
               <w:rPr>
                 <w:b/>
                 <w:bCs/>
-                <w:color w:val="6B6B6B"/>
+                <w:color w:val="847B86"/>
                 <w:spacing w:val="30"/>
                 <w:sz w:val="13"/>
                 <w:szCs w:val="13"/>
@@ -7033,7 +7033,7 @@
             </w:pPr>
             <w:r>
               <w:rPr>
-                <w:color w:val="1A1A1A"/>
+                <w:color w:val="251727"/>
                 <w:sz w:val="20"/>
                 <w:szCs w:val="20"/>
               </w:rPr>
@@ -7047,10 +7047,10 @@
             <w:tcBorders>
               <w:top w:val="nil"/>
               <w:left w:val="nil"/>
-              <w:bottom w:val="single" w:color="9A9A9A" w:sz="6"/>
+              <w:bottom w:val="single" w:color="9A6F87" w:sz="6"/>
               <w:right w:val="nil"/>
             </w:tcBorders>
-            <w:shd w:fill="FCFBFC" w:color="auto" w:val="clear"/>
+            <w:shd w:fill="FDF0F6" w:color="auto" w:val="clear"/>
             <w:tcMar>
               <w:top w:type="dxa" w:w="42"/>
               <w:left w:type="dxa" w:w="120"/>
@@ -7067,7 +7067,7 @@
               <w:rPr>
                 <w:b/>
                 <w:bCs/>
-                <w:color w:val="6B6B6B"/>
+                <w:color w:val="847B86"/>
                 <w:spacing w:val="30"/>
                 <w:sz w:val="13"/>
                 <w:szCs w:val="13"/>
@@ -7081,7 +7081,7 @@
             </w:pPr>
             <w:r>
               <w:rPr>
-                <w:color w:val="1A1A1A"/>
+                <w:color w:val="251727"/>
                 <w:sz w:val="20"/>
                 <w:szCs w:val="20"/>
               </w:rPr>
@@ -7118,10 +7118,10 @@
             <w:tcBorders>
               <w:top w:val="nil"/>
               <w:left w:val="nil"/>
-              <w:bottom w:val="single" w:color="9A9A9A" w:sz="6"/>
+              <w:bottom w:val="single" w:color="9A6F87" w:sz="6"/>
               <w:right w:val="nil"/>
             </w:tcBorders>
-            <w:shd w:fill="FCFBFC" w:color="auto" w:val="clear"/>
+            <w:shd w:fill="FDF0F6" w:color="auto" w:val="clear"/>
             <w:tcMar>
               <w:top w:type="dxa" w:w="42"/>
               <w:left w:type="dxa" w:w="120"/>
@@ -7138,7 +7138,7 @@
               <w:rPr>
                 <w:b/>
                 <w:bCs/>
-                <w:color w:val="6B6B6B"/>
+                <w:color w:val="847B86"/>
                 <w:spacing w:val="30"/>
                 <w:sz w:val="13"/>
                 <w:szCs w:val="13"/>
@@ -7152,7 +7152,7 @@
             </w:pPr>
             <w:r>
               <w:rPr>
-                <w:color w:val="1A1A1A"/>
+                <w:color w:val="251727"/>
                 <w:sz w:val="20"/>
                 <w:szCs w:val="20"/>
               </w:rPr>
@@ -7166,10 +7166,10 @@
             <w:tcBorders>
               <w:top w:val="nil"/>
               <w:left w:val="nil"/>
-              <w:bottom w:val="single" w:color="9A9A9A" w:sz="6"/>
+              <w:bottom w:val="single" w:color="9A6F87" w:sz="6"/>
               <w:right w:val="nil"/>
             </w:tcBorders>
-            <w:shd w:fill="FCFBFC" w:color="auto" w:val="clear"/>
+            <w:shd w:fill="FDF0F6" w:color="auto" w:val="clear"/>
             <w:tcMar>
               <w:top w:type="dxa" w:w="42"/>
               <w:left w:type="dxa" w:w="120"/>
@@ -7186,7 +7186,7 @@
               <w:rPr>
                 <w:b/>
                 <w:bCs/>
-                <w:color w:val="6B6B6B"/>
+                <w:color w:val="847B86"/>
                 <w:spacing w:val="30"/>
                 <w:sz w:val="13"/>
                 <w:szCs w:val="13"/>
@@ -7200,7 +7200,7 @@
             </w:pPr>
             <w:r>
               <w:rPr>
-                <w:color w:val="1A1A1A"/>
+                <w:color w:val="251727"/>
                 <w:sz w:val="20"/>
                 <w:szCs w:val="20"/>
               </w:rPr>
@@ -7214,10 +7214,10 @@
             <w:tcBorders>
               <w:top w:val="nil"/>
               <w:left w:val="nil"/>
-              <w:bottom w:val="single" w:color="9A9A9A" w:sz="6"/>
+              <w:bottom w:val="single" w:color="9A6F87" w:sz="6"/>
               <w:right w:val="nil"/>
             </w:tcBorders>
-            <w:shd w:fill="FCFBFC" w:color="auto" w:val="clear"/>
+            <w:shd w:fill="FDF0F6" w:color="auto" w:val="clear"/>
             <w:tcMar>
               <w:top w:type="dxa" w:w="42"/>
               <w:left w:type="dxa" w:w="120"/>
@@ -7234,7 +7234,7 @@
               <w:rPr>
                 <w:b/>
                 <w:bCs/>
-                <w:color w:val="6B6B6B"/>
+                <w:color w:val="847B86"/>
                 <w:spacing w:val="30"/>
                 <w:sz w:val="13"/>
                 <w:szCs w:val="13"/>
@@ -7248,7 +7248,7 @@
             </w:pPr>
             <w:r>
               <w:rPr>
-                <w:color w:val="1A1A1A"/>
+                <w:color w:val="251727"/>
                 <w:sz w:val="20"/>
                 <w:szCs w:val="20"/>
               </w:rPr>
@@ -7291,10 +7291,10 @@
             <w:tcBorders>
               <w:top w:val="nil"/>
               <w:left w:val="nil"/>
-              <w:bottom w:val="single" w:color="9A9A9A" w:sz="6"/>
+              <w:bottom w:val="single" w:color="9A6F87" w:sz="6"/>
               <w:right w:val="nil"/>
             </w:tcBorders>
-            <w:shd w:fill="FCFBFC" w:color="auto" w:val="clear"/>
+            <w:shd w:fill="FDF0F6" w:color="auto" w:val="clear"/>
             <w:tcMar>
               <w:top w:type="dxa" w:w="42"/>
               <w:left w:type="dxa" w:w="120"/>
@@ -7311,7 +7311,7 @@
               <w:rPr>
                 <w:b/>
                 <w:bCs/>
-                <w:color w:val="6B6B6B"/>
+                <w:color w:val="847B86"/>
                 <w:spacing w:val="30"/>
                 <w:sz w:val="13"/>
                 <w:szCs w:val="13"/>
@@ -7325,7 +7325,7 @@
             </w:pPr>
             <w:r>
               <w:rPr>
-                <w:color w:val="1A1A1A"/>
+                <w:color w:val="251727"/>
                 <w:sz w:val="20"/>
                 <w:szCs w:val="20"/>
               </w:rPr>
@@ -7339,10 +7339,10 @@
             <w:tcBorders>
               <w:top w:val="nil"/>
               <w:left w:val="nil"/>
-              <w:bottom w:val="single" w:color="9A9A9A" w:sz="6"/>
+              <w:bottom w:val="single" w:color="9A6F87" w:sz="6"/>
               <w:right w:val="nil"/>
             </w:tcBorders>
-            <w:shd w:fill="FCFBFC" w:color="auto" w:val="clear"/>
+            <w:shd w:fill="FDF0F6" w:color="auto" w:val="clear"/>
             <w:tcMar>
               <w:top w:type="dxa" w:w="42"/>
               <w:left w:type="dxa" w:w="120"/>
@@ -7359,7 +7359,7 @@
               <w:rPr>
                 <w:b/>
                 <w:bCs/>
-                <w:color w:val="6B6B6B"/>
+                <w:color w:val="847B86"/>
                 <w:spacing w:val="30"/>
                 <w:sz w:val="13"/>
                 <w:szCs w:val="13"/>
@@ -7373,7 +7373,7 @@
             </w:pPr>
             <w:r>
               <w:rPr>
-                <w:color w:val="1A1A1A"/>
+                <w:color w:val="251727"/>
                 <w:sz w:val="20"/>
                 <w:szCs w:val="20"/>
               </w:rPr>
@@ -7387,10 +7387,10 @@
             <w:tcBorders>
               <w:top w:val="nil"/>
               <w:left w:val="nil"/>
-              <w:bottom w:val="single" w:color="9A9A9A" w:sz="6"/>
+              <w:bottom w:val="single" w:color="9A6F87" w:sz="6"/>
               <w:right w:val="nil"/>
             </w:tcBorders>
-            <w:shd w:fill="FCFBFC" w:color="auto" w:val="clear"/>
+            <w:shd w:fill="FDF0F6" w:color="auto" w:val="clear"/>
             <w:tcMar>
               <w:top w:type="dxa" w:w="42"/>
               <w:left w:type="dxa" w:w="120"/>
@@ -7407,7 +7407,7 @@
               <w:rPr>
                 <w:b/>
                 <w:bCs/>
-                <w:color w:val="6B6B6B"/>
+                <w:color w:val="847B86"/>
                 <w:spacing w:val="30"/>
                 <w:sz w:val="13"/>
                 <w:szCs w:val="13"/>
@@ -7421,7 +7421,7 @@
             </w:pPr>
             <w:r>
               <w:rPr>
-                <w:color w:val="1A1A1A"/>
+                <w:color w:val="251727"/>
                 <w:sz w:val="20"/>
                 <w:szCs w:val="20"/>
               </w:rPr>
@@ -7435,10 +7435,10 @@
             <w:tcBorders>
               <w:top w:val="nil"/>
               <w:left w:val="nil"/>
-              <w:bottom w:val="single" w:color="9A9A9A" w:sz="6"/>
+              <w:bottom w:val="single" w:color="9A6F87" w:sz="6"/>
               <w:right w:val="nil"/>
             </w:tcBorders>
-            <w:shd w:fill="FCFBFC" w:color="auto" w:val="clear"/>
+            <w:shd w:fill="FDF0F6" w:color="auto" w:val="clear"/>
             <w:tcMar>
               <w:top w:type="dxa" w:w="42"/>
               <w:left w:type="dxa" w:w="120"/>
@@ -7455,7 +7455,7 @@
               <w:rPr>
                 <w:b/>
                 <w:bCs/>
-                <w:color w:val="6B6B6B"/>
+                <w:color w:val="847B86"/>
                 <w:spacing w:val="30"/>
                 <w:sz w:val="13"/>
                 <w:szCs w:val="13"/>
@@ -7469,7 +7469,7 @@
             </w:pPr>
             <w:r>
               <w:rPr>
-                <w:color w:val="1A1A1A"/>
+                <w:color w:val="251727"/>
                 <w:sz w:val="20"/>
                 <w:szCs w:val="20"/>
               </w:rPr>
@@ -7506,10 +7506,10 @@
             <w:tcBorders>
               <w:top w:val="nil"/>
               <w:left w:val="nil"/>
-              <w:bottom w:val="single" w:color="9A9A9A" w:sz="6"/>
+              <w:bottom w:val="single" w:color="9A6F87" w:sz="6"/>
               <w:right w:val="nil"/>
             </w:tcBorders>
-            <w:shd w:fill="FCFBFC" w:color="auto" w:val="clear"/>
+            <w:shd w:fill="FDF0F6" w:color="auto" w:val="clear"/>
             <w:tcMar>
               <w:top w:type="dxa" w:w="42"/>
               <w:left w:type="dxa" w:w="120"/>
@@ -7526,7 +7526,7 @@
               <w:rPr>
                 <w:b/>
                 <w:bCs/>
-                <w:color w:val="6B6B6B"/>
+                <w:color w:val="847B86"/>
                 <w:spacing w:val="30"/>
                 <w:sz w:val="13"/>
                 <w:szCs w:val="13"/>
@@ -7540,7 +7540,7 @@
             </w:pPr>
             <w:r>
               <w:rPr>
-                <w:color w:val="1A1A1A"/>
+                <w:color w:val="251727"/>
                 <w:sz w:val="20"/>
                 <w:szCs w:val="20"/>
               </w:rPr>
@@ -7554,10 +7554,10 @@
             <w:tcBorders>
               <w:top w:val="nil"/>
               <w:left w:val="nil"/>
-              <w:bottom w:val="single" w:color="9A9A9A" w:sz="6"/>
+              <w:bottom w:val="single" w:color="9A6F87" w:sz="6"/>
               <w:right w:val="nil"/>
             </w:tcBorders>
-            <w:shd w:fill="FCFBFC" w:color="auto" w:val="clear"/>
+            <w:shd w:fill="FDF0F6" w:color="auto" w:val="clear"/>
             <w:tcMar>
               <w:top w:type="dxa" w:w="42"/>
               <w:left w:type="dxa" w:w="120"/>
@@ -7574,7 +7574,7 @@
               <w:rPr>
                 <w:b/>
                 <w:bCs/>
-                <w:color w:val="6B6B6B"/>
+                <w:color w:val="847B86"/>
                 <w:spacing w:val="30"/>
                 <w:sz w:val="13"/>
                 <w:szCs w:val="13"/>
@@ -7588,7 +7588,7 @@
             </w:pPr>
             <w:r>
               <w:rPr>
-                <w:color w:val="1A1A1A"/>
+                <w:color w:val="251727"/>
                 <w:sz w:val="20"/>
                 <w:szCs w:val="20"/>
               </w:rPr>
@@ -7602,10 +7602,10 @@
             <w:tcBorders>
               <w:top w:val="nil"/>
               <w:left w:val="nil"/>
-              <w:bottom w:val="single" w:color="9A9A9A" w:sz="6"/>
+              <w:bottom w:val="single" w:color="9A6F87" w:sz="6"/>
               <w:right w:val="nil"/>
             </w:tcBorders>
-            <w:shd w:fill="FCFBFC" w:color="auto" w:val="clear"/>
+            <w:shd w:fill="FDF0F6" w:color="auto" w:val="clear"/>
             <w:tcMar>
               <w:top w:type="dxa" w:w="42"/>
               <w:left w:type="dxa" w:w="120"/>
@@ -7622,7 +7622,7 @@
               <w:rPr>
                 <w:b/>
                 <w:bCs/>
-                <w:color w:val="6B6B6B"/>
+                <w:color w:val="847B86"/>
                 <w:spacing w:val="30"/>
                 <w:sz w:val="13"/>
                 <w:szCs w:val="13"/>
@@ -7636,7 +7636,7 @@
             </w:pPr>
             <w:r>
               <w:rPr>
-                <w:color w:val="1A1A1A"/>
+                <w:color w:val="251727"/>
                 <w:sz w:val="20"/>
                 <w:szCs w:val="20"/>
               </w:rPr>
@@ -7679,10 +7679,10 @@
             <w:tcBorders>
               <w:top w:val="nil"/>
               <w:left w:val="nil"/>
-              <w:bottom w:val="single" w:color="9A9A9A" w:sz="6"/>
+              <w:bottom w:val="single" w:color="9A6F87" w:sz="6"/>
               <w:right w:val="nil"/>
             </w:tcBorders>
-            <w:shd w:fill="FCFBFC" w:color="auto" w:val="clear"/>
+            <w:shd w:fill="FDF0F6" w:color="auto" w:val="clear"/>
             <w:tcMar>
               <w:top w:type="dxa" w:w="42"/>
               <w:left w:type="dxa" w:w="120"/>
@@ -7699,7 +7699,7 @@
               <w:rPr>
                 <w:b/>
                 <w:bCs/>
-                <w:color w:val="6B6B6B"/>
+                <w:color w:val="847B86"/>
                 <w:spacing w:val="30"/>
                 <w:sz w:val="13"/>
                 <w:szCs w:val="13"/>
@@ -7713,7 +7713,7 @@
             </w:pPr>
             <w:r>
               <w:rPr>
-                <w:color w:val="1A1A1A"/>
+                <w:color w:val="251727"/>
                 <w:sz w:val="20"/>
                 <w:szCs w:val="20"/>
               </w:rPr>
@@ -7727,10 +7727,10 @@
             <w:tcBorders>
               <w:top w:val="nil"/>
               <w:left w:val="nil"/>
-              <w:bottom w:val="single" w:color="9A9A9A" w:sz="6"/>
+              <w:bottom w:val="single" w:color="9A6F87" w:sz="6"/>
               <w:right w:val="nil"/>
             </w:tcBorders>
-            <w:shd w:fill="FCFBFC" w:color="auto" w:val="clear"/>
+            <w:shd w:fill="FDF0F6" w:color="auto" w:val="clear"/>
             <w:tcMar>
               <w:top w:type="dxa" w:w="42"/>
               <w:left w:type="dxa" w:w="120"/>
@@ -7747,7 +7747,7 @@
               <w:rPr>
                 <w:b/>
                 <w:bCs/>
-                <w:color w:val="6B6B6B"/>
+                <w:color w:val="847B86"/>
                 <w:spacing w:val="30"/>
                 <w:sz w:val="13"/>
                 <w:szCs w:val="13"/>
@@ -7761,7 +7761,7 @@
             </w:pPr>
             <w:r>
               <w:rPr>
-                <w:color w:val="1A1A1A"/>
+                <w:color w:val="251727"/>
                 <w:sz w:val="20"/>
                 <w:szCs w:val="20"/>
               </w:rPr>
@@ -7775,10 +7775,10 @@
             <w:tcBorders>
               <w:top w:val="nil"/>
               <w:left w:val="nil"/>
-              <w:bottom w:val="single" w:color="9A9A9A" w:sz="6"/>
+              <w:bottom w:val="single" w:color="9A6F87" w:sz="6"/>
               <w:right w:val="nil"/>
             </w:tcBorders>
-            <w:shd w:fill="FCFBFC" w:color="auto" w:val="clear"/>
+            <w:shd w:fill="FDF0F6" w:color="auto" w:val="clear"/>
             <w:tcMar>
               <w:top w:type="dxa" w:w="42"/>
               <w:left w:type="dxa" w:w="120"/>
@@ -7795,7 +7795,7 @@
               <w:rPr>
                 <w:b/>
                 <w:bCs/>
-                <w:color w:val="6B6B6B"/>
+                <w:color w:val="847B86"/>
                 <w:spacing w:val="30"/>
                 <w:sz w:val="13"/>
                 <w:szCs w:val="13"/>
@@ -7809,7 +7809,7 @@
             </w:pPr>
             <w:r>
               <w:rPr>
-                <w:color w:val="1A1A1A"/>
+                <w:color w:val="251727"/>
                 <w:sz w:val="20"/>
                 <w:szCs w:val="20"/>
               </w:rPr>
@@ -7823,10 +7823,10 @@
             <w:tcBorders>
               <w:top w:val="nil"/>
               <w:left w:val="nil"/>
-              <w:bottom w:val="single" w:color="9A9A9A" w:sz="6"/>
+              <w:bottom w:val="single" w:color="9A6F87" w:sz="6"/>
               <w:right w:val="nil"/>
             </w:tcBorders>
-            <w:shd w:fill="FCFBFC" w:color="auto" w:val="clear"/>
+            <w:shd w:fill="FDF0F6" w:color="auto" w:val="clear"/>
             <w:tcMar>
               <w:top w:type="dxa" w:w="42"/>
               <w:left w:type="dxa" w:w="120"/>
@@ -7843,7 +7843,7 @@
               <w:rPr>
                 <w:b/>
                 <w:bCs/>
-                <w:color w:val="6B6B6B"/>
+                <w:color w:val="847B86"/>
                 <w:spacing w:val="30"/>
                 <w:sz w:val="13"/>
                 <w:szCs w:val="13"/>
@@ -7857,7 +7857,7 @@
             </w:pPr>
             <w:r>
               <w:rPr>
-                <w:color w:val="1A1A1A"/>
+                <w:color w:val="251727"/>
                 <w:sz w:val="20"/>
                 <w:szCs w:val="20"/>
               </w:rPr>
@@ -7894,10 +7894,10 @@
             <w:tcBorders>
               <w:top w:val="nil"/>
               <w:left w:val="nil"/>
-              <w:bottom w:val="single" w:color="9A9A9A" w:sz="6"/>
+              <w:bottom w:val="single" w:color="9A6F87" w:sz="6"/>
               <w:right w:val="nil"/>
             </w:tcBorders>
-            <w:shd w:fill="FCFBFC" w:color="auto" w:val="clear"/>
+            <w:shd w:fill="FDF0F6" w:color="auto" w:val="clear"/>
             <w:tcMar>
               <w:top w:type="dxa" w:w="42"/>
               <w:left w:type="dxa" w:w="120"/>
@@ -7914,7 +7914,7 @@
               <w:rPr>
                 <w:b/>
                 <w:bCs/>
-                <w:color w:val="6B6B6B"/>
+                <w:color w:val="847B86"/>
                 <w:spacing w:val="30"/>
                 <w:sz w:val="13"/>
                 <w:szCs w:val="13"/>
@@ -7928,7 +7928,7 @@
             </w:pPr>
             <w:r>
               <w:rPr>
-                <w:color w:val="1A1A1A"/>
+                <w:color w:val="251727"/>
                 <w:sz w:val="20"/>
                 <w:szCs w:val="20"/>
               </w:rPr>
@@ -7942,10 +7942,10 @@
             <w:tcBorders>
               <w:top w:val="nil"/>
               <w:left w:val="nil"/>
-              <w:bottom w:val="single" w:color="9A9A9A" w:sz="6"/>
+              <w:bottom w:val="single" w:color="9A6F87" w:sz="6"/>
               <w:right w:val="nil"/>
             </w:tcBorders>
-            <w:shd w:fill="FCFBFC" w:color="auto" w:val="clear"/>
+            <w:shd w:fill="FDF0F6" w:color="auto" w:val="clear"/>
             <w:tcMar>
               <w:top w:type="dxa" w:w="42"/>
               <w:left w:type="dxa" w:w="120"/>
@@ -7962,7 +7962,7 @@
               <w:rPr>
                 <w:b/>
                 <w:bCs/>
-                <w:color w:val="6B6B6B"/>
+                <w:color w:val="847B86"/>
                 <w:spacing w:val="30"/>
                 <w:sz w:val="13"/>
                 <w:szCs w:val="13"/>
@@ -7976,7 +7976,7 @@
             </w:pPr>
             <w:r>
               <w:rPr>
-                <w:color w:val="1A1A1A"/>
+                <w:color w:val="251727"/>
                 <w:sz w:val="20"/>
                 <w:szCs w:val="20"/>
               </w:rPr>
@@ -7990,10 +7990,10 @@
             <w:tcBorders>
               <w:top w:val="nil"/>
               <w:left w:val="nil"/>
-              <w:bottom w:val="single" w:color="9A9A9A" w:sz="6"/>
+              <w:bottom w:val="single" w:color="9A6F87" w:sz="6"/>
               <w:right w:val="nil"/>
             </w:tcBorders>
-            <w:shd w:fill="FCFBFC" w:color="auto" w:val="clear"/>
+            <w:shd w:fill="FDF0F6" w:color="auto" w:val="clear"/>
             <w:tcMar>
               <w:top w:type="dxa" w:w="42"/>
               <w:left w:type="dxa" w:w="120"/>
@@ -8010,7 +8010,7 @@
               <w:rPr>
                 <w:b/>
                 <w:bCs/>
-                <w:color w:val="6B6B6B"/>
+                <w:color w:val="847B86"/>
                 <w:spacing w:val="30"/>
                 <w:sz w:val="13"/>
                 <w:szCs w:val="13"/>
@@ -8024,7 +8024,7 @@
             </w:pPr>
             <w:r>
               <w:rPr>
-                <w:color w:val="1A1A1A"/>
+                <w:color w:val="251727"/>
                 <w:sz w:val="20"/>
                 <w:szCs w:val="20"/>
               </w:rPr>
@@ -8047,7 +8047,7 @@
         <w:rPr>
           <w:i/>
           <w:iCs/>
-          <w:color w:val="6B6B6B"/>
+          <w:color w:val="847B86"/>
           <w:sz w:val="14"/>
           <w:szCs w:val="14"/>
         </w:rPr>
@@ -8059,7 +8059,7 @@
           <w:bCs/>
           <w:i/>
           <w:iCs/>
-          <w:color w:val="6B6B6B"/>
+          <w:color w:val="847B86"/>
           <w:sz w:val="14"/>
           <w:szCs w:val="14"/>
         </w:rPr>
@@ -8069,7 +8069,7 @@
         <w:rPr>
           <w:i/>
           <w:iCs/>
-          <w:color w:val="6B6B6B"/>
+          <w:color w:val="847B86"/>
           <w:sz w:val="14"/>
           <w:szCs w:val="14"/>
         </w:rPr>
@@ -8096,7 +8096,7 @@
           <w:rFonts w:ascii="Georgia" w:cs="Georgia" w:eastAsia="Georgia" w:hAnsi="Georgia"/>
           <w:b/>
           <w:bCs/>
-          <w:color w:val="6B6B6B"/>
+          <w:color w:val="847B86"/>
           <w:spacing w:val="90"/>
           <w:sz w:val="16"/>
           <w:szCs w:val="16"/>
@@ -8107,7 +8107,7 @@
     <w:p>
       <w:pPr>
         <w:pBdr>
-          <w:bottom w:val="single" w:color="741B47" w:sz="12" w:space="4"/>
+          <w:bottom w:val="single" w:color="BC2A6E" w:sz="12" w:space="4"/>
         </w:pBdr>
         <w:spacing w:after="40"/>
       </w:pPr>
@@ -8116,7 +8116,7 @@
           <w:rFonts w:ascii="Georgia" w:cs="Georgia" w:eastAsia="Georgia" w:hAnsi="Georgia"/>
           <w:b/>
           <w:bCs/>
-          <w:color w:val="4E1230"/>
+          <w:color w:val="2B1B2E"/>
           <w:sz w:val="34"/>
           <w:szCs w:val="34"/>
         </w:rPr>
@@ -8136,7 +8136,7 @@
         <w:rPr>
           <w:i/>
           <w:iCs/>
-          <w:color w:val="6B6B6B"/>
+          <w:color w:val="847B86"/>
           <w:sz w:val="14"/>
           <w:szCs w:val="14"/>
         </w:rPr>
@@ -8167,11 +8167,11 @@
             <w:tcW w:type="dxa" w:w="9600"/>
             <w:tcBorders>
               <w:top w:val="nil"/>
-              <w:left w:val="single" w:color="741B47" w:sz="12"/>
+              <w:left w:val="single" w:color="BC2A6E" w:sz="12"/>
               <w:bottom w:val="nil"/>
               <w:right w:val="nil"/>
             </w:tcBorders>
-            <w:shd w:fill="FCFBFC" w:color="auto" w:val="clear"/>
+            <w:shd w:fill="FDF0F6" w:color="auto" w:val="clear"/>
             <w:tcMar>
               <w:top w:type="dxa" w:w="70"/>
               <w:left w:type="dxa" w:w="150"/>
@@ -8187,7 +8187,7 @@
               <w:rPr>
                 <w:b/>
                 <w:bCs/>
-                <w:color w:val="6B6B6B"/>
+                <w:color w:val="847B86"/>
                 <w:spacing w:val="30"/>
                 <w:sz w:val="13"/>
                 <w:szCs w:val="13"/>
@@ -8198,7 +8198,7 @@
           <w:p>
             <w:pPr>
               <w:pBdr>
-                <w:bottom w:val="single" w:color="C8C8C8" w:sz="4" w:space="2"/>
+                <w:bottom w:val="single" w:color="F8C7DC" w:sz="4" w:space="2"/>
               </w:pBdr>
               <w:spacing w:after="108"/>
             </w:pPr>
@@ -8206,7 +8206,7 @@
           <w:p>
             <w:pPr>
               <w:pBdr>
-                <w:bottom w:val="single" w:color="C8C8C8" w:sz="4" w:space="2"/>
+                <w:bottom w:val="single" w:color="F8C7DC" w:sz="4" w:space="2"/>
               </w:pBdr>
               <w:spacing w:after="108"/>
             </w:pPr>
@@ -8238,11 +8238,11 @@
             <w:tcW w:type="dxa" w:w="9600"/>
             <w:tcBorders>
               <w:top w:val="nil"/>
-              <w:left w:val="single" w:color="741B47" w:sz="12"/>
+              <w:left w:val="single" w:color="BC2A6E" w:sz="12"/>
               <w:bottom w:val="nil"/>
               <w:right w:val="nil"/>
             </w:tcBorders>
-            <w:shd w:fill="FCFBFC" w:color="auto" w:val="clear"/>
+            <w:shd w:fill="FDF0F6" w:color="auto" w:val="clear"/>
             <w:tcMar>
               <w:top w:type="dxa" w:w="70"/>
               <w:left w:type="dxa" w:w="150"/>
@@ -8258,7 +8258,7 @@
               <w:rPr>
                 <w:b/>
                 <w:bCs/>
-                <w:color w:val="6B6B6B"/>
+                <w:color w:val="847B86"/>
                 <w:spacing w:val="30"/>
                 <w:sz w:val="13"/>
                 <w:szCs w:val="13"/>
@@ -8269,7 +8269,7 @@
           <w:p>
             <w:pPr>
               <w:pBdr>
-                <w:bottom w:val="single" w:color="C8C8C8" w:sz="4" w:space="2"/>
+                <w:bottom w:val="single" w:color="F8C7DC" w:sz="4" w:space="2"/>
               </w:pBdr>
               <w:spacing w:after="108"/>
             </w:pPr>
@@ -8277,7 +8277,7 @@
           <w:p>
             <w:pPr>
               <w:pBdr>
-                <w:bottom w:val="single" w:color="C8C8C8" w:sz="4" w:space="2"/>
+                <w:bottom w:val="single" w:color="F8C7DC" w:sz="4" w:space="2"/>
               </w:pBdr>
               <w:spacing w:after="108"/>
             </w:pPr>
@@ -8285,7 +8285,7 @@
           <w:p>
             <w:pPr>
               <w:pBdr>
-                <w:bottom w:val="single" w:color="C8C8C8" w:sz="4" w:space="2"/>
+                <w:bottom w:val="single" w:color="F8C7DC" w:sz="4" w:space="2"/>
               </w:pBdr>
               <w:spacing w:after="108"/>
             </w:pPr>
@@ -8293,7 +8293,7 @@
           <w:p>
             <w:pPr>
               <w:pBdr>
-                <w:bottom w:val="single" w:color="C8C8C8" w:sz="4" w:space="2"/>
+                <w:bottom w:val="single" w:color="F8C7DC" w:sz="4" w:space="2"/>
               </w:pBdr>
               <w:spacing w:after="108"/>
             </w:pPr>
@@ -8323,7 +8323,7 @@
         <w:tc>
           <w:tcPr>
             <w:tcW w:type="dxa" w:w="9600"/>
-            <w:shd w:fill="4E1230" w:color="auto" w:val="clear"/>
+            <w:shd w:fill="2B1B2E" w:color="auto" w:val="clear"/>
             <w:tcMar>
               <w:top w:type="dxa" w:w="50"/>
               <w:left w:type="dxa" w:w="150"/>
@@ -8375,11 +8375,11 @@
             <w:tcW w:type="dxa" w:w="9600"/>
             <w:tcBorders>
               <w:top w:val="nil"/>
-              <w:left w:val="single" w:color="741B47" w:sz="12"/>
+              <w:left w:val="single" w:color="BC2A6E" w:sz="12"/>
               <w:bottom w:val="nil"/>
               <w:right w:val="nil"/>
             </w:tcBorders>
-            <w:shd w:fill="FCFBFC" w:color="auto" w:val="clear"/>
+            <w:shd w:fill="FDF0F6" w:color="auto" w:val="clear"/>
             <w:tcMar>
               <w:top w:type="dxa" w:w="70"/>
               <w:left w:type="dxa" w:w="150"/>
@@ -8395,7 +8395,7 @@
               <w:rPr>
                 <w:b/>
                 <w:bCs/>
-                <w:color w:val="6B6B6B"/>
+                <w:color w:val="847B86"/>
                 <w:spacing w:val="30"/>
                 <w:sz w:val="13"/>
                 <w:szCs w:val="13"/>
@@ -8442,11 +8442,11 @@
             <w:tcW w:type="dxa" w:w="9600"/>
             <w:tcBorders>
               <w:top w:val="nil"/>
-              <w:left w:val="single" w:color="741B47" w:sz="12"/>
+              <w:left w:val="single" w:color="BC2A6E" w:sz="12"/>
               <w:bottom w:val="nil"/>
               <w:right w:val="nil"/>
             </w:tcBorders>
-            <w:shd w:fill="FCFBFC" w:color="auto" w:val="clear"/>
+            <w:shd w:fill="FDF0F6" w:color="auto" w:val="clear"/>
             <w:tcMar>
               <w:top w:type="dxa" w:w="70"/>
               <w:left w:type="dxa" w:w="150"/>
@@ -8462,7 +8462,7 @@
               <w:rPr>
                 <w:b/>
                 <w:bCs/>
-                <w:color w:val="6B6B6B"/>
+                <w:color w:val="847B86"/>
                 <w:spacing w:val="30"/>
                 <w:sz w:val="13"/>
                 <w:szCs w:val="13"/>
@@ -8509,11 +8509,11 @@
             <w:tcW w:type="dxa" w:w="9600"/>
             <w:tcBorders>
               <w:top w:val="nil"/>
-              <w:left w:val="single" w:color="741B47" w:sz="12"/>
+              <w:left w:val="single" w:color="BC2A6E" w:sz="12"/>
               <w:bottom w:val="nil"/>
               <w:right w:val="nil"/>
             </w:tcBorders>
-            <w:shd w:fill="FCFBFC" w:color="auto" w:val="clear"/>
+            <w:shd w:fill="FDF0F6" w:color="auto" w:val="clear"/>
             <w:tcMar>
               <w:top w:type="dxa" w:w="70"/>
               <w:left w:type="dxa" w:w="150"/>
@@ -8529,7 +8529,7 @@
               <w:rPr>
                 <w:b/>
                 <w:bCs/>
-                <w:color w:val="6B6B6B"/>
+                <w:color w:val="847B86"/>
                 <w:spacing w:val="30"/>
                 <w:sz w:val="13"/>
                 <w:szCs w:val="13"/>
@@ -8574,7 +8574,7 @@
         <w:tc>
           <w:tcPr>
             <w:tcW w:type="dxa" w:w="9600"/>
-            <w:shd w:fill="4E1230" w:color="auto" w:val="clear"/>
+            <w:shd w:fill="2B1B2E" w:color="auto" w:val="clear"/>
             <w:tcMar>
               <w:top w:type="dxa" w:w="50"/>
               <w:left w:type="dxa" w:w="150"/>
@@ -8626,11 +8626,11 @@
             <w:tcW w:type="dxa" w:w="9600"/>
             <w:tcBorders>
               <w:top w:val="nil"/>
-              <w:left w:val="single" w:color="741B47" w:sz="12"/>
+              <w:left w:val="single" w:color="BC2A6E" w:sz="12"/>
               <w:bottom w:val="nil"/>
               <w:right w:val="nil"/>
             </w:tcBorders>
-            <w:shd w:fill="FCFBFC" w:color="auto" w:val="clear"/>
+            <w:shd w:fill="FDF0F6" w:color="auto" w:val="clear"/>
             <w:tcMar>
               <w:top w:type="dxa" w:w="70"/>
               <w:left w:type="dxa" w:w="150"/>
@@ -8646,7 +8646,7 @@
               <w:rPr>
                 <w:b/>
                 <w:bCs/>
-                <w:color w:val="6B6B6B"/>
+                <w:color w:val="847B86"/>
                 <w:spacing w:val="30"/>
                 <w:sz w:val="13"/>
                 <w:szCs w:val="13"/>
@@ -8657,7 +8657,7 @@
           <w:p>
             <w:pPr>
               <w:pBdr>
-                <w:bottom w:val="single" w:color="C8C8C8" w:sz="4" w:space="2"/>
+                <w:bottom w:val="single" w:color="F8C7DC" w:sz="4" w:space="2"/>
               </w:pBdr>
               <w:spacing w:after="108"/>
             </w:pPr>
@@ -8665,7 +8665,7 @@
           <w:p>
             <w:pPr>
               <w:pBdr>
-                <w:bottom w:val="single" w:color="C8C8C8" w:sz="4" w:space="2"/>
+                <w:bottom w:val="single" w:color="F8C7DC" w:sz="4" w:space="2"/>
               </w:pBdr>
               <w:spacing w:after="108"/>
             </w:pPr>
@@ -8697,11 +8697,11 @@
             <w:tcW w:type="dxa" w:w="9600"/>
             <w:tcBorders>
               <w:top w:val="nil"/>
-              <w:left w:val="single" w:color="741B47" w:sz="12"/>
+              <w:left w:val="single" w:color="BC2A6E" w:sz="12"/>
               <w:bottom w:val="nil"/>
               <w:right w:val="nil"/>
             </w:tcBorders>
-            <w:shd w:fill="FCFBFC" w:color="auto" w:val="clear"/>
+            <w:shd w:fill="FDF0F6" w:color="auto" w:val="clear"/>
             <w:tcMar>
               <w:top w:type="dxa" w:w="70"/>
               <w:left w:type="dxa" w:w="150"/>
@@ -8717,7 +8717,7 @@
               <w:rPr>
                 <w:b/>
                 <w:bCs/>
-                <w:color w:val="6B6B6B"/>
+                <w:color w:val="847B86"/>
                 <w:spacing w:val="30"/>
                 <w:sz w:val="13"/>
                 <w:szCs w:val="13"/>
@@ -8728,7 +8728,7 @@
           <w:p>
             <w:pPr>
               <w:pBdr>
-                <w:bottom w:val="single" w:color="C8C8C8" w:sz="4" w:space="2"/>
+                <w:bottom w:val="single" w:color="F8C7DC" w:sz="4" w:space="2"/>
               </w:pBdr>
               <w:spacing w:after="108"/>
             </w:pPr>
@@ -8736,7 +8736,7 @@
           <w:p>
             <w:pPr>
               <w:pBdr>
-                <w:bottom w:val="single" w:color="C8C8C8" w:sz="4" w:space="2"/>
+                <w:bottom w:val="single" w:color="F8C7DC" w:sz="4" w:space="2"/>
               </w:pBdr>
               <w:spacing w:after="108"/>
             </w:pPr>
@@ -8768,11 +8768,11 @@
             <w:tcW w:type="dxa" w:w="9600"/>
             <w:tcBorders>
               <w:top w:val="nil"/>
-              <w:left w:val="single" w:color="741B47" w:sz="12"/>
+              <w:left w:val="single" w:color="BC2A6E" w:sz="12"/>
               <w:bottom w:val="nil"/>
               <w:right w:val="nil"/>
             </w:tcBorders>
-            <w:shd w:fill="FCFBFC" w:color="auto" w:val="clear"/>
+            <w:shd w:fill="FDF0F6" w:color="auto" w:val="clear"/>
             <w:tcMar>
               <w:top w:type="dxa" w:w="70"/>
               <w:left w:type="dxa" w:w="150"/>
@@ -8788,7 +8788,7 @@
               <w:rPr>
                 <w:b/>
                 <w:bCs/>
-                <w:color w:val="6B6B6B"/>
+                <w:color w:val="847B86"/>
                 <w:spacing w:val="30"/>
                 <w:sz w:val="13"/>
                 <w:szCs w:val="13"/>
@@ -8799,7 +8799,7 @@
           <w:p>
             <w:pPr>
               <w:pBdr>
-                <w:bottom w:val="single" w:color="C8C8C8" w:sz="4" w:space="2"/>
+                <w:bottom w:val="single" w:color="F8C7DC" w:sz="4" w:space="2"/>
               </w:pBdr>
               <w:spacing w:after="108"/>
             </w:pPr>
@@ -8807,7 +8807,7 @@
           <w:p>
             <w:pPr>
               <w:pBdr>
-                <w:bottom w:val="single" w:color="C8C8C8" w:sz="4" w:space="2"/>
+                <w:bottom w:val="single" w:color="F8C7DC" w:sz="4" w:space="2"/>
               </w:pBdr>
               <w:spacing w:after="108"/>
             </w:pPr>
@@ -8825,7 +8825,7 @@
           <w:bCs/>
           <w:i/>
           <w:iCs/>
-          <w:color w:val="6B6B6B"/>
+          <w:color w:val="847B86"/>
           <w:sz w:val="14"/>
           <w:szCs w:val="14"/>
         </w:rPr>
@@ -8835,7 +8835,7 @@
         <w:rPr>
           <w:i/>
           <w:iCs/>
-          <w:color w:val="6B6B6B"/>
+          <w:color w:val="847B86"/>
           <w:sz w:val="14"/>
           <w:szCs w:val="14"/>
         </w:rPr>
@@ -8847,7 +8847,7 @@
           <w:bCs/>
           <w:i/>
           <w:iCs/>
-          <w:color w:val="6B6B6B"/>
+          <w:color w:val="847B86"/>
           <w:sz w:val="14"/>
           <w:szCs w:val="14"/>
         </w:rPr>
@@ -8857,7 +8857,7 @@
         <w:rPr>
           <w:i/>
           <w:iCs/>
-          <w:color w:val="6B6B6B"/>
+          <w:color w:val="847B86"/>
           <w:sz w:val="14"/>
           <w:szCs w:val="14"/>
         </w:rPr>
@@ -8868,7 +8868,7 @@
           <w:rFonts w:ascii="Consolas" w:cs="Consolas" w:eastAsia="Consolas" w:hAnsi="Consolas"/>
           <w:i/>
           <w:iCs/>
-          <w:color w:val="6B6B6B"/>
+          <w:color w:val="847B86"/>
           <w:sz w:val="14"/>
           <w:szCs w:val="14"/>
         </w:rPr>
@@ -8878,7 +8878,7 @@
         <w:rPr>
           <w:i/>
           <w:iCs/>
-          <w:color w:val="6B6B6B"/>
+          <w:color w:val="847B86"/>
           <w:sz w:val="14"/>
           <w:szCs w:val="14"/>
         </w:rPr>
@@ -8889,7 +8889,7 @@
           <w:rFonts w:ascii="Consolas" w:cs="Consolas" w:eastAsia="Consolas" w:hAnsi="Consolas"/>
           <w:i/>
           <w:iCs/>
-          <w:color w:val="6B6B6B"/>
+          <w:color w:val="847B86"/>
           <w:sz w:val="14"/>
           <w:szCs w:val="14"/>
         </w:rPr>
@@ -8899,7 +8899,7 @@
         <w:rPr>
           <w:i/>
           <w:iCs/>
-          <w:color w:val="6B6B6B"/>
+          <w:color w:val="847B86"/>
           <w:sz w:val="14"/>
           <w:szCs w:val="14"/>
         </w:rPr>
@@ -8928,7 +8928,7 @@
         <w:tc>
           <w:tcPr>
             <w:tcW w:type="dxa" w:w="9600"/>
-            <w:shd w:fill="4E1230" w:color="auto" w:val="clear"/>
+            <w:shd w:fill="2B1B2E" w:color="auto" w:val="clear"/>
             <w:tcMar>
               <w:top w:type="dxa" w:w="50"/>
               <w:left w:type="dxa" w:w="150"/>
@@ -8960,12 +8960,12 @@
       <w:tblPr>
         <w:tblW w:type="dxa" w:w="9600"/>
         <w:tblBorders>
-          <w:top w:val="single" w:color="C8C8C8" w:sz="4"/>
-          <w:left w:val="single" w:color="C8C8C8" w:sz="4"/>
-          <w:bottom w:val="single" w:color="C8C8C8" w:sz="4"/>
-          <w:right w:val="single" w:color="C8C8C8" w:sz="4"/>
-          <w:insideH w:val="single" w:color="C8C8C8" w:sz="2"/>
-          <w:insideV w:val="single" w:color="C8C8C8" w:sz="2"/>
+          <w:top w:val="single" w:color="F8C7DC" w:sz="4"/>
+          <w:left w:val="single" w:color="F8C7DC" w:sz="4"/>
+          <w:bottom w:val="single" w:color="F8C7DC" w:sz="4"/>
+          <w:right w:val="single" w:color="F8C7DC" w:sz="4"/>
+          <w:insideH w:val="single" w:color="F8C7DC" w:sz="2"/>
+          <w:insideV w:val="single" w:color="F8C7DC" w:sz="2"/>
         </w:tblBorders>
       </w:tblPr>
       <w:tblGrid>
@@ -8980,7 +8980,7 @@
         <w:tc>
           <w:tcPr>
             <w:tcW w:type="dxa" w:w="2112"/>
-            <w:shd w:fill="4E1230" w:color="auto" w:val="clear"/>
+            <w:shd w:fill="2B1B2E" w:color="auto" w:val="clear"/>
             <w:tcMar>
               <w:top w:type="dxa" w:w="26"/>
               <w:left w:type="dxa" w:w="90"/>
@@ -8999,7 +8999,7 @@
         <w:tc>
           <w:tcPr>
             <w:tcW w:type="dxa" w:w="7488"/>
-            <w:shd w:fill="4E1230" w:color="auto" w:val="clear"/>
+            <w:shd w:fill="2B1B2E" w:color="auto" w:val="clear"/>
             <w:tcMar>
               <w:top w:type="dxa" w:w="26"/>
               <w:left w:type="dxa" w:w="90"/>
@@ -9040,7 +9040,7 @@
               <w:rPr>
                 <w:b/>
                 <w:bCs/>
-                <w:color w:val="1A1A1A"/>
+                <w:color w:val="251727"/>
                 <w:sz w:val="17"/>
                 <w:szCs w:val="17"/>
               </w:rPr>
@@ -9068,7 +9068,7 @@
               <w:rPr>
                 <w:b w:val="false"/>
                 <w:bCs w:val="false"/>
-                <w:color w:val="1A1A1A"/>
+                <w:color w:val="251727"/>
                 <w:sz w:val="17"/>
                 <w:szCs w:val="17"/>
               </w:rPr>
@@ -9084,25 +9084,25 @@
         <w:tc>
           <w:tcPr>
             <w:tcW w:type="dxa" w:w="2112"/>
-            <w:shd w:fill="F7F4F6" w:color="auto" w:val="clear"/>
-            <w:tcMar>
-              <w:top w:type="dxa" w:w="26"/>
-              <w:left w:type="dxa" w:w="90"/>
-              <w:bottom w:type="dxa" w:w="26"/>
-              <w:right w:type="dxa" w:w="90"/>
-            </w:tcMar>
-            <w:vAlign w:val="center"/>
-          </w:tcPr>
-          <w:p>
-            <w:pPr>
-              <w:spacing w:after="18" w:before="18" w:line="215"/>
-              <w:jc w:val="left"/>
-            </w:pPr>
-            <w:r>
-              <w:rPr>
-                <w:b/>
-                <w:bCs/>
-                <w:color w:val="1A1A1A"/>
+            <w:shd w:fill="FADDEA" w:color="auto" w:val="clear"/>
+            <w:tcMar>
+              <w:top w:type="dxa" w:w="26"/>
+              <w:left w:type="dxa" w:w="90"/>
+              <w:bottom w:type="dxa" w:w="26"/>
+              <w:right w:type="dxa" w:w="90"/>
+            </w:tcMar>
+            <w:vAlign w:val="center"/>
+          </w:tcPr>
+          <w:p>
+            <w:pPr>
+              <w:spacing w:after="18" w:before="18" w:line="215"/>
+              <w:jc w:val="left"/>
+            </w:pPr>
+            <w:r>
+              <w:rPr>
+                <w:b/>
+                <w:bCs/>
+                <w:color w:val="251727"/>
                 <w:sz w:val="17"/>
                 <w:szCs w:val="17"/>
               </w:rPr>
@@ -9113,7 +9113,7 @@
         <w:tc>
           <w:tcPr>
             <w:tcW w:type="dxa" w:w="7488"/>
-            <w:shd w:fill="F7F4F6" w:color="auto" w:val="clear"/>
+            <w:shd w:fill="FADDEA" w:color="auto" w:val="clear"/>
             <w:tcMar>
               <w:top w:type="dxa" w:w="26"/>
               <w:left w:type="dxa" w:w="90"/>
@@ -9131,7 +9131,7 @@
               <w:rPr>
                 <w:b w:val="false"/>
                 <w:bCs w:val="false"/>
-                <w:color w:val="1A1A1A"/>
+                <w:color w:val="251727"/>
                 <w:sz w:val="17"/>
                 <w:szCs w:val="17"/>
               </w:rPr>
@@ -9164,7 +9164,7 @@
               <w:rPr>
                 <w:b/>
                 <w:bCs/>
-                <w:color w:val="1A1A1A"/>
+                <w:color w:val="251727"/>
                 <w:sz w:val="17"/>
                 <w:szCs w:val="17"/>
               </w:rPr>
@@ -9192,7 +9192,7 @@
               <w:rPr>
                 <w:b w:val="false"/>
                 <w:bCs w:val="false"/>
-                <w:color w:val="1A1A1A"/>
+                <w:color w:val="251727"/>
                 <w:sz w:val="17"/>
                 <w:szCs w:val="17"/>
               </w:rPr>
@@ -9208,25 +9208,25 @@
         <w:tc>
           <w:tcPr>
             <w:tcW w:type="dxa" w:w="2112"/>
-            <w:shd w:fill="F7F4F6" w:color="auto" w:val="clear"/>
-            <w:tcMar>
-              <w:top w:type="dxa" w:w="26"/>
-              <w:left w:type="dxa" w:w="90"/>
-              <w:bottom w:type="dxa" w:w="26"/>
-              <w:right w:type="dxa" w:w="90"/>
-            </w:tcMar>
-            <w:vAlign w:val="center"/>
-          </w:tcPr>
-          <w:p>
-            <w:pPr>
-              <w:spacing w:after="18" w:before="18" w:line="215"/>
-              <w:jc w:val="left"/>
-            </w:pPr>
-            <w:r>
-              <w:rPr>
-                <w:b/>
-                <w:bCs/>
-                <w:color w:val="1A1A1A"/>
+            <w:shd w:fill="FADDEA" w:color="auto" w:val="clear"/>
+            <w:tcMar>
+              <w:top w:type="dxa" w:w="26"/>
+              <w:left w:type="dxa" w:w="90"/>
+              <w:bottom w:type="dxa" w:w="26"/>
+              <w:right w:type="dxa" w:w="90"/>
+            </w:tcMar>
+            <w:vAlign w:val="center"/>
+          </w:tcPr>
+          <w:p>
+            <w:pPr>
+              <w:spacing w:after="18" w:before="18" w:line="215"/>
+              <w:jc w:val="left"/>
+            </w:pPr>
+            <w:r>
+              <w:rPr>
+                <w:b/>
+                <w:bCs/>
+                <w:color w:val="251727"/>
                 <w:sz w:val="17"/>
                 <w:szCs w:val="17"/>
               </w:rPr>
@@ -9237,7 +9237,7 @@
         <w:tc>
           <w:tcPr>
             <w:tcW w:type="dxa" w:w="7488"/>
-            <w:shd w:fill="F7F4F6" w:color="auto" w:val="clear"/>
+            <w:shd w:fill="FADDEA" w:color="auto" w:val="clear"/>
             <w:tcMar>
               <w:top w:type="dxa" w:w="26"/>
               <w:left w:type="dxa" w:w="90"/>
@@ -9255,7 +9255,7 @@
               <w:rPr>
                 <w:b w:val="false"/>
                 <w:bCs w:val="false"/>
-                <w:color w:val="1A1A1A"/>
+                <w:color w:val="251727"/>
                 <w:sz w:val="17"/>
                 <w:szCs w:val="17"/>
               </w:rPr>
@@ -9288,7 +9288,7 @@
               <w:rPr>
                 <w:b/>
                 <w:bCs/>
-                <w:color w:val="1A1A1A"/>
+                <w:color w:val="251727"/>
                 <w:sz w:val="17"/>
                 <w:szCs w:val="17"/>
               </w:rPr>
@@ -9316,7 +9316,7 @@
               <w:rPr>
                 <w:b w:val="false"/>
                 <w:bCs w:val="false"/>
-                <w:color w:val="1A1A1A"/>
+                <w:color w:val="251727"/>
                 <w:sz w:val="17"/>
                 <w:szCs w:val="17"/>
               </w:rPr>
@@ -9334,7 +9334,7 @@
         <w:rPr>
           <w:i/>
           <w:iCs/>
-          <w:color w:val="6B6B6B"/>
+          <w:color w:val="847B86"/>
           <w:sz w:val="14"/>
           <w:szCs w:val="14"/>
         </w:rPr>
@@ -9346,7 +9346,7 @@
           <w:bCs/>
           <w:i/>
           <w:iCs/>
-          <w:color w:val="6B6B6B"/>
+          <w:color w:val="847B86"/>
           <w:sz w:val="14"/>
           <w:szCs w:val="14"/>
         </w:rPr>
@@ -9356,7 +9356,7 @@
         <w:rPr>
           <w:i/>
           <w:iCs/>
-          <w:color w:val="6B6B6B"/>
+          <w:color w:val="847B86"/>
           <w:sz w:val="14"/>
           <w:szCs w:val="14"/>
         </w:rPr>
@@ -9423,7 +9423,7 @@
     </w:pPr>
     <w:r>
       <w:rPr>
-        <w:color w:val="6B6B6B"/>
+        <w:color w:val="847B86"/>
         <w:sz w:val="14"/>
         <w:szCs w:val="14"/>
       </w:rPr>
@@ -9441,7 +9441,7 @@
     </w:pPr>
     <w:r>
       <w:rPr>
-        <w:color w:val="6B6B6B"/>
+        <w:color w:val="847B86"/>
         <w:sz w:val="14"/>
         <w:szCs w:val="14"/>
       </w:rPr>
@@ -9459,7 +9459,7 @@
     </w:pPr>
     <w:r>
       <w:rPr>
-        <w:color w:val="6B6B6B"/>
+        <w:color w:val="847B86"/>
         <w:sz w:val="14"/>
         <w:szCs w:val="14"/>
       </w:rPr>
@@ -9607,7 +9607,7 @@
     <w:rPrDefault>
       <w:rPr>
         <w:rFonts w:ascii="Calibri" w:cs="Calibri" w:eastAsia="Calibri" w:hAnsi="Calibri"/>
-        <w:color w:val="1A1A1A"/>
+        <w:color w:val="251727"/>
         <w:sz w:val="20"/>
         <w:szCs w:val="20"/>
       </w:rPr>
